--- a/6-过程管理/流程制度规范类文件/HXDL-ITSS-0607-配置管理程序.docx
+++ b/6-过程管理/流程制度规范类文件/HXDL-ITSS-0607-配置管理程序.docx
@@ -26,7 +26,7 @@
           <w:lang w:val="en-US" w:eastAsia="zh-CN"/>
         </w:rPr>
       </w:pPr>
-      <w:bookmarkStart w:id="0" w:name="_Toc14019"/>
+      <w:bookmarkStart w:id="0" w:name="_Toc3421"/>
       <w:bookmarkStart w:id="1" w:name="heading_2"/>
       <w:r>
         <w:drawing>
@@ -113,7 +113,7 @@
           <w:lang w:val="en-US" w:eastAsia="zh-CN"/>
         </w:rPr>
       </w:pPr>
-      <w:bookmarkStart w:id="2" w:name="_Toc12231"/>
+      <w:bookmarkStart w:id="2" w:name="_Toc25937"/>
       <w:r>
         <w:rPr>
           <w:rFonts w:hint="eastAsia"/>
@@ -148,7 +148,7 @@
           <w:lang w:val="en-US" w:eastAsia="zh-CN"/>
         </w:rPr>
       </w:pPr>
-      <w:bookmarkStart w:id="3" w:name="_Toc27286"/>
+      <w:bookmarkStart w:id="3" w:name="_Toc1513"/>
       <w:r>
         <w:rPr>
           <w:rFonts w:hint="eastAsia"/>
@@ -642,6 +642,1499 @@
         <w:bidi w:val="0"/>
         <w:adjustRightInd w:val="0"/>
         <w:snapToGrid w:val="0"/>
+        <w:spacing w:before="98" w:line="220" w:lineRule="auto"/>
+        <w:ind w:left="3195"/>
+        <w:textAlignment w:val="baseline"/>
+        <w:outlineLvl w:val="0"/>
+        <w:rPr>
+          <w:rFonts w:ascii="宋体" w:hAnsi="宋体" w:eastAsia="宋体" w:cs="宋体"/>
+          <w:sz w:val="30"/>
+          <w:szCs w:val="30"/>
+        </w:rPr>
+      </w:pPr>
+      <w:r>
+        <w:rPr>
+          <w:rFonts w:hint="default"/>
+          <w:lang w:val="en-US" w:eastAsia="zh-CN"/>
+        </w:rPr>
+        <w:br w:type="page"/>
+      </w:r>
+      <w:bookmarkStart w:id="4" w:name="_Toc15775"/>
+      <w:bookmarkStart w:id="5" w:name="_Toc18525"/>
+      <w:bookmarkStart w:id="6" w:name="_Toc22713"/>
+      <w:r>
+        <w:rPr>
+          <w:rFonts w:ascii="宋体" w:hAnsi="宋体" w:eastAsia="宋体" w:cs="宋体"/>
+          <w:b/>
+          <w:bCs/>
+          <w:spacing w:val="-4"/>
+          <w:sz w:val="30"/>
+          <w:szCs w:val="30"/>
+        </w:rPr>
+        <w:t>文件编制和变更履历</w:t>
+      </w:r>
+      <w:bookmarkEnd w:id="4"/>
+      <w:bookmarkEnd w:id="5"/>
+      <w:bookmarkEnd w:id="6"/>
+    </w:p>
+    <w:tbl>
+      <w:tblPr>
+        <w:tblStyle w:val="59"/>
+        <w:tblW w:w="9005" w:type="dxa"/>
+        <w:tblInd w:w="34" w:type="dxa"/>
+        <w:tblBorders>
+          <w:top w:val="single" w:color="000000" w:sz="6" w:space="0"/>
+          <w:left w:val="single" w:color="000000" w:sz="6" w:space="0"/>
+          <w:bottom w:val="single" w:color="000000" w:sz="6" w:space="0"/>
+          <w:right w:val="single" w:color="000000" w:sz="6" w:space="0"/>
+          <w:insideH w:val="single" w:color="000000" w:sz="6" w:space="0"/>
+          <w:insideV w:val="single" w:color="000000" w:sz="6" w:space="0"/>
+        </w:tblBorders>
+        <w:tblLayout w:type="fixed"/>
+        <w:tblCellMar>
+          <w:top w:w="0" w:type="dxa"/>
+          <w:left w:w="0" w:type="dxa"/>
+          <w:bottom w:w="0" w:type="dxa"/>
+          <w:right w:w="0" w:type="dxa"/>
+        </w:tblCellMar>
+      </w:tblPr>
+      <w:tblGrid>
+        <w:gridCol w:w="845"/>
+        <w:gridCol w:w="881"/>
+        <w:gridCol w:w="1274"/>
+        <w:gridCol w:w="957"/>
+        <w:gridCol w:w="1377"/>
+        <w:gridCol w:w="1017"/>
+        <w:gridCol w:w="1271"/>
+        <w:gridCol w:w="1383"/>
+      </w:tblGrid>
+      <w:tr>
+        <w:tblPrEx>
+          <w:tblBorders>
+            <w:top w:val="single" w:color="000000" w:sz="6" w:space="0"/>
+            <w:left w:val="single" w:color="000000" w:sz="6" w:space="0"/>
+            <w:bottom w:val="single" w:color="000000" w:sz="6" w:space="0"/>
+            <w:right w:val="single" w:color="000000" w:sz="6" w:space="0"/>
+            <w:insideH w:val="single" w:color="000000" w:sz="6" w:space="0"/>
+            <w:insideV w:val="single" w:color="000000" w:sz="6" w:space="0"/>
+          </w:tblBorders>
+          <w:tblCellMar>
+            <w:top w:w="0" w:type="dxa"/>
+            <w:left w:w="0" w:type="dxa"/>
+            <w:bottom w:w="0" w:type="dxa"/>
+            <w:right w:w="0" w:type="dxa"/>
+          </w:tblCellMar>
+        </w:tblPrEx>
+        <w:trPr>
+          <w:trHeight w:val="489" w:hRule="atLeast"/>
+        </w:trPr>
+        <w:tc>
+          <w:tcPr>
+            <w:tcW w:w="845" w:type="dxa"/>
+            <w:vMerge w:val="restart"/>
+            <w:tcBorders>
+              <w:top w:val="single" w:color="000000" w:sz="10" w:space="0"/>
+              <w:left w:val="single" w:color="000000" w:sz="10" w:space="0"/>
+              <w:bottom w:val="nil"/>
+            </w:tcBorders>
+            <w:shd w:val="clear" w:color="auto" w:fill="D9D9D9"/>
+          </w:tcPr>
+          <w:p>
+            <w:pPr>
+              <w:keepNext w:val="0"/>
+              <w:keepLines w:val="0"/>
+              <w:pageBreakBefore w:val="0"/>
+              <w:widowControl w:val="0"/>
+              <w:kinsoku w:val="0"/>
+              <w:wordWrap/>
+              <w:overflowPunct/>
+              <w:topLinePunct w:val="0"/>
+              <w:autoSpaceDE w:val="0"/>
+              <w:autoSpaceDN w:val="0"/>
+              <w:bidi w:val="0"/>
+              <w:adjustRightInd w:val="0"/>
+              <w:snapToGrid w:val="0"/>
+              <w:spacing w:line="350" w:lineRule="auto"/>
+              <w:textAlignment w:val="baseline"/>
+              <w:rPr>
+                <w:rFonts w:ascii="Arial"/>
+                <w:sz w:val="21"/>
+              </w:rPr>
+            </w:pPr>
+          </w:p>
+          <w:p>
+            <w:pPr>
+              <w:keepNext w:val="0"/>
+              <w:keepLines w:val="0"/>
+              <w:pageBreakBefore w:val="0"/>
+              <w:widowControl w:val="0"/>
+              <w:kinsoku w:val="0"/>
+              <w:wordWrap/>
+              <w:overflowPunct/>
+              <w:topLinePunct w:val="0"/>
+              <w:autoSpaceDE w:val="0"/>
+              <w:autoSpaceDN w:val="0"/>
+              <w:bidi w:val="0"/>
+              <w:adjustRightInd w:val="0"/>
+              <w:snapToGrid w:val="0"/>
+              <w:spacing w:before="78" w:line="219" w:lineRule="auto"/>
+              <w:ind w:left="172"/>
+              <w:textAlignment w:val="baseline"/>
+              <w:rPr>
+                <w:rFonts w:ascii="宋体" w:hAnsi="宋体" w:eastAsia="宋体" w:cs="宋体"/>
+                <w:sz w:val="24"/>
+                <w:szCs w:val="24"/>
+              </w:rPr>
+            </w:pPr>
+            <w:r>
+              <w:rPr>
+                <w:rFonts w:ascii="宋体" w:hAnsi="宋体" w:eastAsia="宋体" w:cs="宋体"/>
+                <w:b/>
+                <w:bCs/>
+                <w:spacing w:val="-5"/>
+                <w:sz w:val="24"/>
+                <w:szCs w:val="24"/>
+              </w:rPr>
+              <w:t>版本</w:t>
+            </w:r>
+          </w:p>
+        </w:tc>
+        <w:tc>
+          <w:tcPr>
+            <w:tcW w:w="2155" w:type="dxa"/>
+            <w:gridSpan w:val="2"/>
+            <w:tcBorders>
+              <w:top w:val="single" w:color="000000" w:sz="10" w:space="0"/>
+            </w:tcBorders>
+            <w:shd w:val="clear" w:color="auto" w:fill="D9D9D9"/>
+          </w:tcPr>
+          <w:p>
+            <w:pPr>
+              <w:keepNext w:val="0"/>
+              <w:keepLines w:val="0"/>
+              <w:pageBreakBefore w:val="0"/>
+              <w:widowControl w:val="0"/>
+              <w:kinsoku w:val="0"/>
+              <w:wordWrap/>
+              <w:overflowPunct/>
+              <w:topLinePunct w:val="0"/>
+              <w:autoSpaceDE w:val="0"/>
+              <w:autoSpaceDN w:val="0"/>
+              <w:bidi w:val="0"/>
+              <w:adjustRightInd w:val="0"/>
+              <w:snapToGrid w:val="0"/>
+              <w:spacing w:before="181" w:line="220" w:lineRule="auto"/>
+              <w:ind w:left="528"/>
+              <w:textAlignment w:val="baseline"/>
+              <w:rPr>
+                <w:rFonts w:ascii="宋体" w:hAnsi="宋体" w:eastAsia="宋体" w:cs="宋体"/>
+                <w:sz w:val="24"/>
+                <w:szCs w:val="24"/>
+              </w:rPr>
+            </w:pPr>
+            <w:r>
+              <w:rPr>
+                <w:rFonts w:ascii="宋体" w:hAnsi="宋体" w:eastAsia="宋体" w:cs="宋体"/>
+                <w:b/>
+                <w:bCs/>
+                <w:spacing w:val="-4"/>
+                <w:sz w:val="24"/>
+                <w:szCs w:val="24"/>
+              </w:rPr>
+              <w:t>编制/更改</w:t>
+            </w:r>
+          </w:p>
+        </w:tc>
+        <w:tc>
+          <w:tcPr>
+            <w:tcW w:w="2334" w:type="dxa"/>
+            <w:gridSpan w:val="2"/>
+            <w:tcBorders>
+              <w:top w:val="single" w:color="000000" w:sz="10" w:space="0"/>
+            </w:tcBorders>
+            <w:shd w:val="clear" w:color="auto" w:fill="D9D9D9"/>
+          </w:tcPr>
+          <w:p>
+            <w:pPr>
+              <w:keepNext w:val="0"/>
+              <w:keepLines w:val="0"/>
+              <w:pageBreakBefore w:val="0"/>
+              <w:widowControl w:val="0"/>
+              <w:kinsoku w:val="0"/>
+              <w:wordWrap/>
+              <w:overflowPunct/>
+              <w:topLinePunct w:val="0"/>
+              <w:autoSpaceDE w:val="0"/>
+              <w:autoSpaceDN w:val="0"/>
+              <w:bidi w:val="0"/>
+              <w:adjustRightInd w:val="0"/>
+              <w:snapToGrid w:val="0"/>
+              <w:spacing w:before="181" w:line="219" w:lineRule="auto"/>
+              <w:ind w:left="927"/>
+              <w:textAlignment w:val="baseline"/>
+              <w:rPr>
+                <w:rFonts w:ascii="宋体" w:hAnsi="宋体" w:eastAsia="宋体" w:cs="宋体"/>
+                <w:sz w:val="24"/>
+                <w:szCs w:val="24"/>
+              </w:rPr>
+            </w:pPr>
+            <w:r>
+              <w:rPr>
+                <w:rFonts w:ascii="宋体" w:hAnsi="宋体" w:eastAsia="宋体" w:cs="宋体"/>
+                <w:b/>
+                <w:bCs/>
+                <w:spacing w:val="-6"/>
+                <w:sz w:val="24"/>
+                <w:szCs w:val="24"/>
+              </w:rPr>
+              <w:t>发布</w:t>
+            </w:r>
+          </w:p>
+        </w:tc>
+        <w:tc>
+          <w:tcPr>
+            <w:tcW w:w="2288" w:type="dxa"/>
+            <w:gridSpan w:val="2"/>
+            <w:tcBorders>
+              <w:top w:val="single" w:color="000000" w:sz="10" w:space="0"/>
+            </w:tcBorders>
+            <w:shd w:val="clear" w:color="auto" w:fill="D9D9D9"/>
+          </w:tcPr>
+          <w:p>
+            <w:pPr>
+              <w:keepNext w:val="0"/>
+              <w:keepLines w:val="0"/>
+              <w:pageBreakBefore w:val="0"/>
+              <w:widowControl w:val="0"/>
+              <w:kinsoku w:val="0"/>
+              <w:wordWrap/>
+              <w:overflowPunct/>
+              <w:topLinePunct w:val="0"/>
+              <w:autoSpaceDE w:val="0"/>
+              <w:autoSpaceDN w:val="0"/>
+              <w:bidi w:val="0"/>
+              <w:adjustRightInd w:val="0"/>
+              <w:snapToGrid w:val="0"/>
+              <w:spacing w:before="181" w:line="220" w:lineRule="auto"/>
+              <w:ind w:left="911"/>
+              <w:textAlignment w:val="baseline"/>
+              <w:rPr>
+                <w:rFonts w:ascii="宋体" w:hAnsi="宋体" w:eastAsia="宋体" w:cs="宋体"/>
+                <w:sz w:val="24"/>
+                <w:szCs w:val="24"/>
+              </w:rPr>
+            </w:pPr>
+            <w:r>
+              <w:rPr>
+                <w:rFonts w:ascii="宋体" w:hAnsi="宋体" w:eastAsia="宋体" w:cs="宋体"/>
+                <w:b/>
+                <w:bCs/>
+                <w:spacing w:val="-6"/>
+                <w:sz w:val="24"/>
+                <w:szCs w:val="24"/>
+              </w:rPr>
+              <w:t>实施</w:t>
+            </w:r>
+          </w:p>
+        </w:tc>
+        <w:tc>
+          <w:tcPr>
+            <w:tcW w:w="1383" w:type="dxa"/>
+            <w:vMerge w:val="restart"/>
+            <w:tcBorders>
+              <w:top w:val="single" w:color="000000" w:sz="10" w:space="0"/>
+              <w:bottom w:val="nil"/>
+              <w:right w:val="single" w:color="000000" w:sz="10" w:space="0"/>
+            </w:tcBorders>
+            <w:shd w:val="clear" w:color="auto" w:fill="D9D9D9"/>
+          </w:tcPr>
+          <w:p>
+            <w:pPr>
+              <w:keepNext w:val="0"/>
+              <w:keepLines w:val="0"/>
+              <w:pageBreakBefore w:val="0"/>
+              <w:widowControl w:val="0"/>
+              <w:kinsoku w:val="0"/>
+              <w:wordWrap/>
+              <w:overflowPunct/>
+              <w:topLinePunct w:val="0"/>
+              <w:autoSpaceDE w:val="0"/>
+              <w:autoSpaceDN w:val="0"/>
+              <w:bidi w:val="0"/>
+              <w:adjustRightInd w:val="0"/>
+              <w:snapToGrid w:val="0"/>
+              <w:spacing w:line="350" w:lineRule="auto"/>
+              <w:textAlignment w:val="baseline"/>
+              <w:rPr>
+                <w:rFonts w:ascii="Arial"/>
+                <w:sz w:val="21"/>
+              </w:rPr>
+            </w:pPr>
+          </w:p>
+          <w:p>
+            <w:pPr>
+              <w:keepNext w:val="0"/>
+              <w:keepLines w:val="0"/>
+              <w:pageBreakBefore w:val="0"/>
+              <w:widowControl w:val="0"/>
+              <w:kinsoku w:val="0"/>
+              <w:wordWrap/>
+              <w:overflowPunct/>
+              <w:topLinePunct w:val="0"/>
+              <w:autoSpaceDE w:val="0"/>
+              <w:autoSpaceDN w:val="0"/>
+              <w:bidi w:val="0"/>
+              <w:adjustRightInd w:val="0"/>
+              <w:snapToGrid w:val="0"/>
+              <w:spacing w:before="78" w:line="220" w:lineRule="auto"/>
+              <w:ind w:left="217"/>
+              <w:textAlignment w:val="baseline"/>
+              <w:rPr>
+                <w:rFonts w:ascii="宋体" w:hAnsi="宋体" w:eastAsia="宋体" w:cs="宋体"/>
+                <w:sz w:val="24"/>
+                <w:szCs w:val="24"/>
+              </w:rPr>
+            </w:pPr>
+            <w:r>
+              <w:rPr>
+                <w:rFonts w:ascii="宋体" w:hAnsi="宋体" w:eastAsia="宋体" w:cs="宋体"/>
+                <w:b/>
+                <w:bCs/>
+                <w:spacing w:val="-5"/>
+                <w:sz w:val="24"/>
+                <w:szCs w:val="24"/>
+              </w:rPr>
+              <w:t>更改记录</w:t>
+            </w:r>
+          </w:p>
+        </w:tc>
+      </w:tr>
+      <w:tr>
+        <w:tblPrEx>
+          <w:tblBorders>
+            <w:top w:val="single" w:color="000000" w:sz="6" w:space="0"/>
+            <w:left w:val="single" w:color="000000" w:sz="6" w:space="0"/>
+            <w:bottom w:val="single" w:color="000000" w:sz="6" w:space="0"/>
+            <w:right w:val="single" w:color="000000" w:sz="6" w:space="0"/>
+            <w:insideH w:val="single" w:color="000000" w:sz="6" w:space="0"/>
+            <w:insideV w:val="single" w:color="000000" w:sz="6" w:space="0"/>
+          </w:tblBorders>
+          <w:tblCellMar>
+            <w:top w:w="0" w:type="dxa"/>
+            <w:left w:w="0" w:type="dxa"/>
+            <w:bottom w:w="0" w:type="dxa"/>
+            <w:right w:w="0" w:type="dxa"/>
+          </w:tblCellMar>
+        </w:tblPrEx>
+        <w:trPr>
+          <w:trHeight w:val="479" w:hRule="atLeast"/>
+        </w:trPr>
+        <w:tc>
+          <w:tcPr>
+            <w:tcW w:w="845" w:type="dxa"/>
+            <w:vMerge w:val="continue"/>
+            <w:tcBorders>
+              <w:top w:val="nil"/>
+              <w:left w:val="single" w:color="000000" w:sz="10" w:space="0"/>
+            </w:tcBorders>
+          </w:tcPr>
+          <w:p>
+            <w:pPr>
+              <w:keepNext w:val="0"/>
+              <w:keepLines w:val="0"/>
+              <w:pageBreakBefore w:val="0"/>
+              <w:widowControl w:val="0"/>
+              <w:kinsoku w:val="0"/>
+              <w:wordWrap/>
+              <w:overflowPunct/>
+              <w:topLinePunct w:val="0"/>
+              <w:autoSpaceDE w:val="0"/>
+              <w:autoSpaceDN w:val="0"/>
+              <w:bidi w:val="0"/>
+              <w:adjustRightInd w:val="0"/>
+              <w:snapToGrid w:val="0"/>
+              <w:textAlignment w:val="baseline"/>
+              <w:rPr>
+                <w:rFonts w:ascii="Arial"/>
+                <w:sz w:val="21"/>
+              </w:rPr>
+            </w:pPr>
+          </w:p>
+        </w:tc>
+        <w:tc>
+          <w:tcPr>
+            <w:tcW w:w="881" w:type="dxa"/>
+            <w:shd w:val="clear" w:color="auto" w:fill="D9D9D9"/>
+          </w:tcPr>
+          <w:p>
+            <w:pPr>
+              <w:keepNext w:val="0"/>
+              <w:keepLines w:val="0"/>
+              <w:pageBreakBefore w:val="0"/>
+              <w:widowControl w:val="0"/>
+              <w:kinsoku w:val="0"/>
+              <w:wordWrap/>
+              <w:overflowPunct/>
+              <w:topLinePunct w:val="0"/>
+              <w:autoSpaceDE w:val="0"/>
+              <w:autoSpaceDN w:val="0"/>
+              <w:bidi w:val="0"/>
+              <w:adjustRightInd w:val="0"/>
+              <w:snapToGrid w:val="0"/>
+              <w:spacing w:before="177" w:line="220" w:lineRule="auto"/>
+              <w:ind w:left="191"/>
+              <w:textAlignment w:val="baseline"/>
+              <w:rPr>
+                <w:rFonts w:ascii="宋体" w:hAnsi="宋体" w:eastAsia="宋体" w:cs="宋体"/>
+                <w:sz w:val="24"/>
+                <w:szCs w:val="24"/>
+              </w:rPr>
+            </w:pPr>
+            <w:r>
+              <w:rPr>
+                <w:rFonts w:ascii="宋体" w:hAnsi="宋体" w:eastAsia="宋体" w:cs="宋体"/>
+                <w:b/>
+                <w:bCs/>
+                <w:spacing w:val="-5"/>
+                <w:sz w:val="24"/>
+                <w:szCs w:val="24"/>
+              </w:rPr>
+              <w:t>作者</w:t>
+            </w:r>
+          </w:p>
+        </w:tc>
+        <w:tc>
+          <w:tcPr>
+            <w:tcW w:w="1274" w:type="dxa"/>
+            <w:shd w:val="clear" w:color="auto" w:fill="D9D9D9"/>
+          </w:tcPr>
+          <w:p>
+            <w:pPr>
+              <w:keepNext w:val="0"/>
+              <w:keepLines w:val="0"/>
+              <w:pageBreakBefore w:val="0"/>
+              <w:widowControl w:val="0"/>
+              <w:kinsoku w:val="0"/>
+              <w:wordWrap/>
+              <w:overflowPunct/>
+              <w:topLinePunct w:val="0"/>
+              <w:autoSpaceDE w:val="0"/>
+              <w:autoSpaceDN w:val="0"/>
+              <w:bidi w:val="0"/>
+              <w:adjustRightInd w:val="0"/>
+              <w:snapToGrid w:val="0"/>
+              <w:spacing w:before="177" w:line="220" w:lineRule="auto"/>
+              <w:ind w:left="430"/>
+              <w:textAlignment w:val="baseline"/>
+              <w:rPr>
+                <w:rFonts w:ascii="宋体" w:hAnsi="宋体" w:eastAsia="宋体" w:cs="宋体"/>
+                <w:sz w:val="24"/>
+                <w:szCs w:val="24"/>
+              </w:rPr>
+            </w:pPr>
+            <w:r>
+              <w:rPr>
+                <w:rFonts w:ascii="宋体" w:hAnsi="宋体" w:eastAsia="宋体" w:cs="宋体"/>
+                <w:b/>
+                <w:bCs/>
+                <w:spacing w:val="-15"/>
+                <w:sz w:val="24"/>
+                <w:szCs w:val="24"/>
+              </w:rPr>
+              <w:t>日期</w:t>
+            </w:r>
+          </w:p>
+        </w:tc>
+        <w:tc>
+          <w:tcPr>
+            <w:tcW w:w="957" w:type="dxa"/>
+            <w:shd w:val="clear" w:color="auto" w:fill="D9D9D9"/>
+          </w:tcPr>
+          <w:p>
+            <w:pPr>
+              <w:keepNext w:val="0"/>
+              <w:keepLines w:val="0"/>
+              <w:pageBreakBefore w:val="0"/>
+              <w:widowControl w:val="0"/>
+              <w:kinsoku w:val="0"/>
+              <w:wordWrap/>
+              <w:overflowPunct/>
+              <w:topLinePunct w:val="0"/>
+              <w:autoSpaceDE w:val="0"/>
+              <w:autoSpaceDN w:val="0"/>
+              <w:bidi w:val="0"/>
+              <w:adjustRightInd w:val="0"/>
+              <w:snapToGrid w:val="0"/>
+              <w:spacing w:before="177" w:line="220" w:lineRule="auto"/>
+              <w:ind w:left="244"/>
+              <w:textAlignment w:val="baseline"/>
+              <w:rPr>
+                <w:rFonts w:ascii="宋体" w:hAnsi="宋体" w:eastAsia="宋体" w:cs="宋体"/>
+                <w:sz w:val="24"/>
+                <w:szCs w:val="24"/>
+              </w:rPr>
+            </w:pPr>
+            <w:r>
+              <w:rPr>
+                <w:rFonts w:ascii="宋体" w:hAnsi="宋体" w:eastAsia="宋体" w:cs="宋体"/>
+                <w:b/>
+                <w:bCs/>
+                <w:spacing w:val="-8"/>
+                <w:sz w:val="24"/>
+                <w:szCs w:val="24"/>
+              </w:rPr>
+              <w:t>审核</w:t>
+            </w:r>
+          </w:p>
+        </w:tc>
+        <w:tc>
+          <w:tcPr>
+            <w:tcW w:w="1377" w:type="dxa"/>
+            <w:shd w:val="clear" w:color="auto" w:fill="D9D9D9"/>
+          </w:tcPr>
+          <w:p>
+            <w:pPr>
+              <w:keepNext w:val="0"/>
+              <w:keepLines w:val="0"/>
+              <w:pageBreakBefore w:val="0"/>
+              <w:widowControl w:val="0"/>
+              <w:kinsoku w:val="0"/>
+              <w:wordWrap/>
+              <w:overflowPunct/>
+              <w:topLinePunct w:val="0"/>
+              <w:autoSpaceDE w:val="0"/>
+              <w:autoSpaceDN w:val="0"/>
+              <w:bidi w:val="0"/>
+              <w:adjustRightInd w:val="0"/>
+              <w:snapToGrid w:val="0"/>
+              <w:spacing w:before="177" w:line="220" w:lineRule="auto"/>
+              <w:ind w:left="487"/>
+              <w:textAlignment w:val="baseline"/>
+              <w:rPr>
+                <w:rFonts w:ascii="宋体" w:hAnsi="宋体" w:eastAsia="宋体" w:cs="宋体"/>
+                <w:sz w:val="24"/>
+                <w:szCs w:val="24"/>
+              </w:rPr>
+            </w:pPr>
+            <w:r>
+              <w:rPr>
+                <w:rFonts w:ascii="宋体" w:hAnsi="宋体" w:eastAsia="宋体" w:cs="宋体"/>
+                <w:b/>
+                <w:bCs/>
+                <w:spacing w:val="-15"/>
+                <w:sz w:val="24"/>
+                <w:szCs w:val="24"/>
+              </w:rPr>
+              <w:t>日期</w:t>
+            </w:r>
+          </w:p>
+        </w:tc>
+        <w:tc>
+          <w:tcPr>
+            <w:tcW w:w="1017" w:type="dxa"/>
+            <w:shd w:val="clear" w:color="auto" w:fill="D9D9D9"/>
+          </w:tcPr>
+          <w:p>
+            <w:pPr>
+              <w:keepNext w:val="0"/>
+              <w:keepLines w:val="0"/>
+              <w:pageBreakBefore w:val="0"/>
+              <w:widowControl w:val="0"/>
+              <w:kinsoku w:val="0"/>
+              <w:wordWrap/>
+              <w:overflowPunct/>
+              <w:topLinePunct w:val="0"/>
+              <w:autoSpaceDE w:val="0"/>
+              <w:autoSpaceDN w:val="0"/>
+              <w:bidi w:val="0"/>
+              <w:adjustRightInd w:val="0"/>
+              <w:snapToGrid w:val="0"/>
+              <w:spacing w:before="176" w:line="221" w:lineRule="auto"/>
+              <w:ind w:left="268"/>
+              <w:textAlignment w:val="baseline"/>
+              <w:rPr>
+                <w:rFonts w:ascii="宋体" w:hAnsi="宋体" w:eastAsia="宋体" w:cs="宋体"/>
+                <w:sz w:val="24"/>
+                <w:szCs w:val="24"/>
+              </w:rPr>
+            </w:pPr>
+            <w:r>
+              <w:rPr>
+                <w:rFonts w:ascii="宋体" w:hAnsi="宋体" w:eastAsia="宋体" w:cs="宋体"/>
+                <w:b/>
+                <w:bCs/>
+                <w:spacing w:val="-5"/>
+                <w:sz w:val="24"/>
+                <w:szCs w:val="24"/>
+              </w:rPr>
+              <w:t>批准</w:t>
+            </w:r>
+          </w:p>
+        </w:tc>
+        <w:tc>
+          <w:tcPr>
+            <w:tcW w:w="1271" w:type="dxa"/>
+            <w:shd w:val="clear" w:color="auto" w:fill="D9D9D9"/>
+          </w:tcPr>
+          <w:p>
+            <w:pPr>
+              <w:keepNext w:val="0"/>
+              <w:keepLines w:val="0"/>
+              <w:pageBreakBefore w:val="0"/>
+              <w:widowControl w:val="0"/>
+              <w:kinsoku w:val="0"/>
+              <w:wordWrap/>
+              <w:overflowPunct/>
+              <w:topLinePunct w:val="0"/>
+              <w:autoSpaceDE w:val="0"/>
+              <w:autoSpaceDN w:val="0"/>
+              <w:bidi w:val="0"/>
+              <w:adjustRightInd w:val="0"/>
+              <w:snapToGrid w:val="0"/>
+              <w:spacing w:before="177" w:line="220" w:lineRule="auto"/>
+              <w:ind w:left="441"/>
+              <w:textAlignment w:val="baseline"/>
+              <w:rPr>
+                <w:rFonts w:ascii="宋体" w:hAnsi="宋体" w:eastAsia="宋体" w:cs="宋体"/>
+                <w:sz w:val="24"/>
+                <w:szCs w:val="24"/>
+              </w:rPr>
+            </w:pPr>
+            <w:r>
+              <w:rPr>
+                <w:rFonts w:ascii="宋体" w:hAnsi="宋体" w:eastAsia="宋体" w:cs="宋体"/>
+                <w:b/>
+                <w:bCs/>
+                <w:spacing w:val="-15"/>
+                <w:sz w:val="24"/>
+                <w:szCs w:val="24"/>
+              </w:rPr>
+              <w:t>日期</w:t>
+            </w:r>
+          </w:p>
+        </w:tc>
+        <w:tc>
+          <w:tcPr>
+            <w:tcW w:w="1383" w:type="dxa"/>
+            <w:vMerge w:val="continue"/>
+            <w:tcBorders>
+              <w:top w:val="nil"/>
+              <w:right w:val="single" w:color="000000" w:sz="10" w:space="0"/>
+            </w:tcBorders>
+          </w:tcPr>
+          <w:p>
+            <w:pPr>
+              <w:keepNext w:val="0"/>
+              <w:keepLines w:val="0"/>
+              <w:pageBreakBefore w:val="0"/>
+              <w:widowControl w:val="0"/>
+              <w:kinsoku w:val="0"/>
+              <w:wordWrap/>
+              <w:overflowPunct/>
+              <w:topLinePunct w:val="0"/>
+              <w:autoSpaceDE w:val="0"/>
+              <w:autoSpaceDN w:val="0"/>
+              <w:bidi w:val="0"/>
+              <w:adjustRightInd w:val="0"/>
+              <w:snapToGrid w:val="0"/>
+              <w:textAlignment w:val="baseline"/>
+              <w:rPr>
+                <w:rFonts w:ascii="Arial"/>
+                <w:sz w:val="21"/>
+              </w:rPr>
+            </w:pPr>
+          </w:p>
+        </w:tc>
+      </w:tr>
+      <w:tr>
+        <w:tblPrEx>
+          <w:tblBorders>
+            <w:top w:val="single" w:color="000000" w:sz="6" w:space="0"/>
+            <w:left w:val="single" w:color="000000" w:sz="6" w:space="0"/>
+            <w:bottom w:val="single" w:color="000000" w:sz="6" w:space="0"/>
+            <w:right w:val="single" w:color="000000" w:sz="6" w:space="0"/>
+            <w:insideH w:val="single" w:color="000000" w:sz="6" w:space="0"/>
+            <w:insideV w:val="single" w:color="000000" w:sz="6" w:space="0"/>
+          </w:tblBorders>
+          <w:tblCellMar>
+            <w:top w:w="0" w:type="dxa"/>
+            <w:left w:w="0" w:type="dxa"/>
+            <w:bottom w:w="0" w:type="dxa"/>
+            <w:right w:w="0" w:type="dxa"/>
+          </w:tblCellMar>
+        </w:tblPrEx>
+        <w:trPr>
+          <w:trHeight w:val="651" w:hRule="atLeast"/>
+        </w:trPr>
+        <w:tc>
+          <w:tcPr>
+            <w:tcW w:w="845" w:type="dxa"/>
+            <w:tcBorders>
+              <w:left w:val="single" w:color="000000" w:sz="10" w:space="0"/>
+            </w:tcBorders>
+          </w:tcPr>
+          <w:p>
+            <w:pPr>
+              <w:pStyle w:val="44"/>
+              <w:keepNext w:val="0"/>
+              <w:keepLines w:val="0"/>
+              <w:pageBreakBefore w:val="0"/>
+              <w:widowControl w:val="0"/>
+              <w:kinsoku w:val="0"/>
+              <w:wordWrap/>
+              <w:overflowPunct/>
+              <w:topLinePunct w:val="0"/>
+              <w:autoSpaceDE w:val="0"/>
+              <w:autoSpaceDN w:val="0"/>
+              <w:bidi w:val="0"/>
+              <w:adjustRightInd w:val="0"/>
+              <w:snapToGrid w:val="0"/>
+              <w:spacing w:before="230" w:line="237" w:lineRule="auto"/>
+              <w:ind w:left="195"/>
+              <w:textAlignment w:val="baseline"/>
+            </w:pPr>
+            <w:r>
+              <w:rPr>
+                <w:spacing w:val="-1"/>
+              </w:rPr>
+              <w:t>V1.0</w:t>
+            </w:r>
+          </w:p>
+        </w:tc>
+        <w:tc>
+          <w:tcPr>
+            <w:tcW w:w="881" w:type="dxa"/>
+          </w:tcPr>
+          <w:p>
+            <w:pPr>
+              <w:pStyle w:val="44"/>
+              <w:keepNext w:val="0"/>
+              <w:keepLines w:val="0"/>
+              <w:pageBreakBefore w:val="0"/>
+              <w:widowControl w:val="0"/>
+              <w:kinsoku w:val="0"/>
+              <w:wordWrap/>
+              <w:overflowPunct/>
+              <w:topLinePunct w:val="0"/>
+              <w:autoSpaceDE w:val="0"/>
+              <w:autoSpaceDN w:val="0"/>
+              <w:bidi w:val="0"/>
+              <w:adjustRightInd w:val="0"/>
+              <w:snapToGrid w:val="0"/>
+              <w:spacing w:before="230" w:line="219" w:lineRule="auto"/>
+              <w:ind w:left="125"/>
+              <w:textAlignment w:val="baseline"/>
+            </w:pPr>
+            <w:r>
+              <w:rPr>
+                <w:spacing w:val="-4"/>
+              </w:rPr>
+              <w:t>赵川华</w:t>
+            </w:r>
+          </w:p>
+        </w:tc>
+        <w:tc>
+          <w:tcPr>
+            <w:tcW w:w="1274" w:type="dxa"/>
+          </w:tcPr>
+          <w:p>
+            <w:pPr>
+              <w:pStyle w:val="44"/>
+              <w:keepNext w:val="0"/>
+              <w:keepLines w:val="0"/>
+              <w:pageBreakBefore w:val="0"/>
+              <w:widowControl w:val="0"/>
+              <w:kinsoku w:val="0"/>
+              <w:wordWrap/>
+              <w:overflowPunct/>
+              <w:topLinePunct w:val="0"/>
+              <w:autoSpaceDE w:val="0"/>
+              <w:autoSpaceDN w:val="0"/>
+              <w:bidi w:val="0"/>
+              <w:adjustRightInd w:val="0"/>
+              <w:snapToGrid w:val="0"/>
+              <w:spacing w:before="230" w:line="237" w:lineRule="auto"/>
+              <w:ind w:left="104"/>
+              <w:textAlignment w:val="baseline"/>
+            </w:pPr>
+            <w:r>
+              <w:rPr>
+                <w:spacing w:val="-1"/>
+              </w:rPr>
+              <w:t>2025.7.7</w:t>
+            </w:r>
+          </w:p>
+        </w:tc>
+        <w:tc>
+          <w:tcPr>
+            <w:tcW w:w="957" w:type="dxa"/>
+          </w:tcPr>
+          <w:p>
+            <w:pPr>
+              <w:pStyle w:val="44"/>
+              <w:keepNext w:val="0"/>
+              <w:keepLines w:val="0"/>
+              <w:pageBreakBefore w:val="0"/>
+              <w:widowControl w:val="0"/>
+              <w:kinsoku w:val="0"/>
+              <w:wordWrap/>
+              <w:overflowPunct/>
+              <w:topLinePunct w:val="0"/>
+              <w:autoSpaceDE w:val="0"/>
+              <w:autoSpaceDN w:val="0"/>
+              <w:bidi w:val="0"/>
+              <w:adjustRightInd w:val="0"/>
+              <w:snapToGrid w:val="0"/>
+              <w:spacing w:before="230" w:line="219" w:lineRule="auto"/>
+              <w:ind w:left="168"/>
+              <w:textAlignment w:val="baseline"/>
+            </w:pPr>
+            <w:r>
+              <w:rPr>
+                <w:spacing w:val="-4"/>
+              </w:rPr>
+              <w:t>张智宏</w:t>
+            </w:r>
+          </w:p>
+        </w:tc>
+        <w:tc>
+          <w:tcPr>
+            <w:tcW w:w="1377" w:type="dxa"/>
+          </w:tcPr>
+          <w:p>
+            <w:pPr>
+              <w:pStyle w:val="44"/>
+              <w:keepNext w:val="0"/>
+              <w:keepLines w:val="0"/>
+              <w:pageBreakBefore w:val="0"/>
+              <w:widowControl w:val="0"/>
+              <w:kinsoku w:val="0"/>
+              <w:wordWrap/>
+              <w:overflowPunct/>
+              <w:topLinePunct w:val="0"/>
+              <w:autoSpaceDE w:val="0"/>
+              <w:autoSpaceDN w:val="0"/>
+              <w:bidi w:val="0"/>
+              <w:adjustRightInd w:val="0"/>
+              <w:snapToGrid w:val="0"/>
+              <w:spacing w:before="230" w:line="237" w:lineRule="auto"/>
+              <w:ind w:left="161"/>
+              <w:textAlignment w:val="baseline"/>
+            </w:pPr>
+            <w:r>
+              <w:rPr>
+                <w:spacing w:val="-1"/>
+              </w:rPr>
+              <w:t>2025.7.7</w:t>
+            </w:r>
+          </w:p>
+        </w:tc>
+        <w:tc>
+          <w:tcPr>
+            <w:tcW w:w="1017" w:type="dxa"/>
+          </w:tcPr>
+          <w:p>
+            <w:pPr>
+              <w:pStyle w:val="44"/>
+              <w:keepNext w:val="0"/>
+              <w:keepLines w:val="0"/>
+              <w:pageBreakBefore w:val="0"/>
+              <w:widowControl w:val="0"/>
+              <w:kinsoku w:val="0"/>
+              <w:wordWrap/>
+              <w:overflowPunct/>
+              <w:topLinePunct w:val="0"/>
+              <w:autoSpaceDE w:val="0"/>
+              <w:autoSpaceDN w:val="0"/>
+              <w:bidi w:val="0"/>
+              <w:adjustRightInd w:val="0"/>
+              <w:snapToGrid w:val="0"/>
+              <w:spacing w:before="230" w:line="220" w:lineRule="auto"/>
+              <w:ind w:left="202"/>
+              <w:textAlignment w:val="baseline"/>
+            </w:pPr>
+            <w:r>
+              <w:rPr>
+                <w:spacing w:val="-3"/>
+              </w:rPr>
+              <w:t>陈垒</w:t>
+            </w:r>
+          </w:p>
+        </w:tc>
+        <w:tc>
+          <w:tcPr>
+            <w:tcW w:w="1271" w:type="dxa"/>
+          </w:tcPr>
+          <w:p>
+            <w:pPr>
+              <w:pStyle w:val="44"/>
+              <w:keepNext w:val="0"/>
+              <w:keepLines w:val="0"/>
+              <w:pageBreakBefore w:val="0"/>
+              <w:widowControl w:val="0"/>
+              <w:kinsoku w:val="0"/>
+              <w:wordWrap/>
+              <w:overflowPunct/>
+              <w:topLinePunct w:val="0"/>
+              <w:autoSpaceDE w:val="0"/>
+              <w:autoSpaceDN w:val="0"/>
+              <w:bidi w:val="0"/>
+              <w:adjustRightInd w:val="0"/>
+              <w:snapToGrid w:val="0"/>
+              <w:spacing w:before="230" w:line="237" w:lineRule="auto"/>
+              <w:ind w:left="220"/>
+              <w:textAlignment w:val="baseline"/>
+            </w:pPr>
+            <w:r>
+              <w:rPr>
+                <w:spacing w:val="-1"/>
+              </w:rPr>
+              <w:t>2025.7.7</w:t>
+            </w:r>
+          </w:p>
+        </w:tc>
+        <w:tc>
+          <w:tcPr>
+            <w:tcW w:w="1383" w:type="dxa"/>
+            <w:tcBorders>
+              <w:right w:val="single" w:color="000000" w:sz="10" w:space="0"/>
+            </w:tcBorders>
+          </w:tcPr>
+          <w:p>
+            <w:pPr>
+              <w:pStyle w:val="44"/>
+              <w:keepNext w:val="0"/>
+              <w:keepLines w:val="0"/>
+              <w:pageBreakBefore w:val="0"/>
+              <w:widowControl w:val="0"/>
+              <w:kinsoku w:val="0"/>
+              <w:wordWrap/>
+              <w:overflowPunct/>
+              <w:topLinePunct w:val="0"/>
+              <w:autoSpaceDE w:val="0"/>
+              <w:autoSpaceDN w:val="0"/>
+              <w:bidi w:val="0"/>
+              <w:adjustRightInd w:val="0"/>
+              <w:snapToGrid w:val="0"/>
+              <w:spacing w:before="230" w:line="217" w:lineRule="auto"/>
+              <w:ind w:left="341"/>
+              <w:textAlignment w:val="baseline"/>
+            </w:pPr>
+            <w:r>
+              <w:rPr>
+                <w:spacing w:val="-5"/>
+              </w:rPr>
+              <w:t>首次发布</w:t>
+            </w:r>
+          </w:p>
+        </w:tc>
+      </w:tr>
+      <w:tr>
+        <w:tblPrEx>
+          <w:tblBorders>
+            <w:top w:val="single" w:color="000000" w:sz="6" w:space="0"/>
+            <w:left w:val="single" w:color="000000" w:sz="6" w:space="0"/>
+            <w:bottom w:val="single" w:color="000000" w:sz="6" w:space="0"/>
+            <w:right w:val="single" w:color="000000" w:sz="6" w:space="0"/>
+            <w:insideH w:val="single" w:color="000000" w:sz="6" w:space="0"/>
+            <w:insideV w:val="single" w:color="000000" w:sz="6" w:space="0"/>
+          </w:tblBorders>
+          <w:tblCellMar>
+            <w:top w:w="0" w:type="dxa"/>
+            <w:left w:w="0" w:type="dxa"/>
+            <w:bottom w:w="0" w:type="dxa"/>
+            <w:right w:w="0" w:type="dxa"/>
+          </w:tblCellMar>
+        </w:tblPrEx>
+        <w:trPr>
+          <w:trHeight w:val="485" w:hRule="atLeast"/>
+        </w:trPr>
+        <w:tc>
+          <w:tcPr>
+            <w:tcW w:w="845" w:type="dxa"/>
+            <w:tcBorders>
+              <w:left w:val="single" w:color="000000" w:sz="10" w:space="0"/>
+            </w:tcBorders>
+          </w:tcPr>
+          <w:p>
+            <w:pPr>
+              <w:pStyle w:val="44"/>
+              <w:keepNext w:val="0"/>
+              <w:keepLines w:val="0"/>
+              <w:pageBreakBefore w:val="0"/>
+              <w:widowControl w:val="0"/>
+              <w:kinsoku w:val="0"/>
+              <w:wordWrap/>
+              <w:overflowPunct/>
+              <w:topLinePunct w:val="0"/>
+              <w:autoSpaceDE w:val="0"/>
+              <w:autoSpaceDN w:val="0"/>
+              <w:bidi w:val="0"/>
+              <w:adjustRightInd w:val="0"/>
+              <w:snapToGrid w:val="0"/>
+              <w:spacing w:before="152" w:line="237" w:lineRule="auto"/>
+              <w:ind w:left="195"/>
+              <w:textAlignment w:val="baseline"/>
+            </w:pPr>
+          </w:p>
+        </w:tc>
+        <w:tc>
+          <w:tcPr>
+            <w:tcW w:w="881" w:type="dxa"/>
+          </w:tcPr>
+          <w:p>
+            <w:pPr>
+              <w:pStyle w:val="44"/>
+              <w:keepNext w:val="0"/>
+              <w:keepLines w:val="0"/>
+              <w:pageBreakBefore w:val="0"/>
+              <w:widowControl w:val="0"/>
+              <w:kinsoku w:val="0"/>
+              <w:wordWrap/>
+              <w:overflowPunct/>
+              <w:topLinePunct w:val="0"/>
+              <w:autoSpaceDE w:val="0"/>
+              <w:autoSpaceDN w:val="0"/>
+              <w:bidi w:val="0"/>
+              <w:adjustRightInd w:val="0"/>
+              <w:snapToGrid w:val="0"/>
+              <w:spacing w:before="152" w:line="219" w:lineRule="auto"/>
+              <w:ind w:left="125"/>
+              <w:textAlignment w:val="baseline"/>
+            </w:pPr>
+          </w:p>
+        </w:tc>
+        <w:tc>
+          <w:tcPr>
+            <w:tcW w:w="1274" w:type="dxa"/>
+          </w:tcPr>
+          <w:p>
+            <w:pPr>
+              <w:pStyle w:val="44"/>
+              <w:keepNext w:val="0"/>
+              <w:keepLines w:val="0"/>
+              <w:pageBreakBefore w:val="0"/>
+              <w:widowControl w:val="0"/>
+              <w:kinsoku w:val="0"/>
+              <w:wordWrap/>
+              <w:overflowPunct/>
+              <w:topLinePunct w:val="0"/>
+              <w:autoSpaceDE w:val="0"/>
+              <w:autoSpaceDN w:val="0"/>
+              <w:bidi w:val="0"/>
+              <w:adjustRightInd w:val="0"/>
+              <w:snapToGrid w:val="0"/>
+              <w:spacing w:before="152" w:line="237" w:lineRule="auto"/>
+              <w:ind w:left="210"/>
+              <w:textAlignment w:val="baseline"/>
+            </w:pPr>
+          </w:p>
+        </w:tc>
+        <w:tc>
+          <w:tcPr>
+            <w:tcW w:w="957" w:type="dxa"/>
+          </w:tcPr>
+          <w:p>
+            <w:pPr>
+              <w:pStyle w:val="44"/>
+              <w:keepNext w:val="0"/>
+              <w:keepLines w:val="0"/>
+              <w:pageBreakBefore w:val="0"/>
+              <w:widowControl w:val="0"/>
+              <w:kinsoku w:val="0"/>
+              <w:wordWrap/>
+              <w:overflowPunct/>
+              <w:topLinePunct w:val="0"/>
+              <w:autoSpaceDE w:val="0"/>
+              <w:autoSpaceDN w:val="0"/>
+              <w:bidi w:val="0"/>
+              <w:adjustRightInd w:val="0"/>
+              <w:snapToGrid w:val="0"/>
+              <w:spacing w:before="152" w:line="219" w:lineRule="auto"/>
+              <w:ind w:left="168"/>
+              <w:textAlignment w:val="baseline"/>
+            </w:pPr>
+          </w:p>
+        </w:tc>
+        <w:tc>
+          <w:tcPr>
+            <w:tcW w:w="1377" w:type="dxa"/>
+          </w:tcPr>
+          <w:p>
+            <w:pPr>
+              <w:pStyle w:val="44"/>
+              <w:keepNext w:val="0"/>
+              <w:keepLines w:val="0"/>
+              <w:pageBreakBefore w:val="0"/>
+              <w:widowControl w:val="0"/>
+              <w:kinsoku w:val="0"/>
+              <w:wordWrap/>
+              <w:overflowPunct/>
+              <w:topLinePunct w:val="0"/>
+              <w:autoSpaceDE w:val="0"/>
+              <w:autoSpaceDN w:val="0"/>
+              <w:bidi w:val="0"/>
+              <w:adjustRightInd w:val="0"/>
+              <w:snapToGrid w:val="0"/>
+              <w:spacing w:before="152" w:line="237" w:lineRule="auto"/>
+              <w:ind w:left="267"/>
+              <w:textAlignment w:val="baseline"/>
+            </w:pPr>
+          </w:p>
+        </w:tc>
+        <w:tc>
+          <w:tcPr>
+            <w:tcW w:w="1017" w:type="dxa"/>
+          </w:tcPr>
+          <w:p>
+            <w:pPr>
+              <w:pStyle w:val="44"/>
+              <w:keepNext w:val="0"/>
+              <w:keepLines w:val="0"/>
+              <w:pageBreakBefore w:val="0"/>
+              <w:widowControl w:val="0"/>
+              <w:kinsoku w:val="0"/>
+              <w:wordWrap/>
+              <w:overflowPunct/>
+              <w:topLinePunct w:val="0"/>
+              <w:autoSpaceDE w:val="0"/>
+              <w:autoSpaceDN w:val="0"/>
+              <w:bidi w:val="0"/>
+              <w:adjustRightInd w:val="0"/>
+              <w:snapToGrid w:val="0"/>
+              <w:spacing w:before="152" w:line="220" w:lineRule="auto"/>
+              <w:ind w:left="202"/>
+              <w:textAlignment w:val="baseline"/>
+            </w:pPr>
+          </w:p>
+        </w:tc>
+        <w:tc>
+          <w:tcPr>
+            <w:tcW w:w="1271" w:type="dxa"/>
+          </w:tcPr>
+          <w:p>
+            <w:pPr>
+              <w:pStyle w:val="44"/>
+              <w:keepNext w:val="0"/>
+              <w:keepLines w:val="0"/>
+              <w:pageBreakBefore w:val="0"/>
+              <w:widowControl w:val="0"/>
+              <w:kinsoku w:val="0"/>
+              <w:wordWrap/>
+              <w:overflowPunct/>
+              <w:topLinePunct w:val="0"/>
+              <w:autoSpaceDE w:val="0"/>
+              <w:autoSpaceDN w:val="0"/>
+              <w:bidi w:val="0"/>
+              <w:adjustRightInd w:val="0"/>
+              <w:snapToGrid w:val="0"/>
+              <w:spacing w:before="152" w:line="237" w:lineRule="auto"/>
+              <w:ind w:left="220"/>
+              <w:textAlignment w:val="baseline"/>
+            </w:pPr>
+          </w:p>
+        </w:tc>
+        <w:tc>
+          <w:tcPr>
+            <w:tcW w:w="1383" w:type="dxa"/>
+            <w:tcBorders>
+              <w:right w:val="single" w:color="000000" w:sz="10" w:space="0"/>
+            </w:tcBorders>
+          </w:tcPr>
+          <w:p>
+            <w:pPr>
+              <w:pStyle w:val="44"/>
+              <w:keepNext w:val="0"/>
+              <w:keepLines w:val="0"/>
+              <w:pageBreakBefore w:val="0"/>
+              <w:widowControl w:val="0"/>
+              <w:kinsoku w:val="0"/>
+              <w:wordWrap/>
+              <w:overflowPunct/>
+              <w:topLinePunct w:val="0"/>
+              <w:autoSpaceDE w:val="0"/>
+              <w:autoSpaceDN w:val="0"/>
+              <w:bidi w:val="0"/>
+              <w:adjustRightInd w:val="0"/>
+              <w:snapToGrid w:val="0"/>
+              <w:spacing w:before="152" w:line="219" w:lineRule="auto"/>
+              <w:ind w:left="436"/>
+              <w:textAlignment w:val="baseline"/>
+            </w:pPr>
+          </w:p>
+        </w:tc>
+      </w:tr>
+      <w:tr>
+        <w:tblPrEx>
+          <w:tblBorders>
+            <w:top w:val="single" w:color="000000" w:sz="6" w:space="0"/>
+            <w:left w:val="single" w:color="000000" w:sz="6" w:space="0"/>
+            <w:bottom w:val="single" w:color="000000" w:sz="6" w:space="0"/>
+            <w:right w:val="single" w:color="000000" w:sz="6" w:space="0"/>
+            <w:insideH w:val="single" w:color="000000" w:sz="6" w:space="0"/>
+            <w:insideV w:val="single" w:color="000000" w:sz="6" w:space="0"/>
+          </w:tblBorders>
+          <w:tblCellMar>
+            <w:top w:w="0" w:type="dxa"/>
+            <w:left w:w="0" w:type="dxa"/>
+            <w:bottom w:w="0" w:type="dxa"/>
+            <w:right w:w="0" w:type="dxa"/>
+          </w:tblCellMar>
+        </w:tblPrEx>
+        <w:trPr>
+          <w:trHeight w:val="503" w:hRule="atLeast"/>
+        </w:trPr>
+        <w:tc>
+          <w:tcPr>
+            <w:tcW w:w="845" w:type="dxa"/>
+            <w:tcBorders>
+              <w:left w:val="single" w:color="000000" w:sz="10" w:space="0"/>
+              <w:bottom w:val="single" w:color="000000" w:sz="10" w:space="0"/>
+            </w:tcBorders>
+          </w:tcPr>
+          <w:p>
+            <w:pPr>
+              <w:pStyle w:val="44"/>
+              <w:keepNext w:val="0"/>
+              <w:keepLines w:val="0"/>
+              <w:pageBreakBefore w:val="0"/>
+              <w:widowControl w:val="0"/>
+              <w:kinsoku w:val="0"/>
+              <w:wordWrap/>
+              <w:overflowPunct/>
+              <w:topLinePunct w:val="0"/>
+              <w:autoSpaceDE w:val="0"/>
+              <w:autoSpaceDN w:val="0"/>
+              <w:bidi w:val="0"/>
+              <w:adjustRightInd w:val="0"/>
+              <w:snapToGrid w:val="0"/>
+              <w:spacing w:before="157" w:line="237" w:lineRule="auto"/>
+              <w:ind w:left="195"/>
+              <w:textAlignment w:val="baseline"/>
+            </w:pPr>
+          </w:p>
+        </w:tc>
+        <w:tc>
+          <w:tcPr>
+            <w:tcW w:w="881" w:type="dxa"/>
+            <w:tcBorders>
+              <w:bottom w:val="single" w:color="000000" w:sz="10" w:space="0"/>
+            </w:tcBorders>
+          </w:tcPr>
+          <w:p>
+            <w:pPr>
+              <w:pStyle w:val="44"/>
+              <w:keepNext w:val="0"/>
+              <w:keepLines w:val="0"/>
+              <w:pageBreakBefore w:val="0"/>
+              <w:widowControl w:val="0"/>
+              <w:kinsoku w:val="0"/>
+              <w:wordWrap/>
+              <w:overflowPunct/>
+              <w:topLinePunct w:val="0"/>
+              <w:autoSpaceDE w:val="0"/>
+              <w:autoSpaceDN w:val="0"/>
+              <w:bidi w:val="0"/>
+              <w:adjustRightInd w:val="0"/>
+              <w:snapToGrid w:val="0"/>
+              <w:spacing w:before="157" w:line="219" w:lineRule="auto"/>
+              <w:ind w:left="125"/>
+              <w:textAlignment w:val="baseline"/>
+            </w:pPr>
+          </w:p>
+        </w:tc>
+        <w:tc>
+          <w:tcPr>
+            <w:tcW w:w="1274" w:type="dxa"/>
+            <w:tcBorders>
+              <w:bottom w:val="single" w:color="000000" w:sz="10" w:space="0"/>
+            </w:tcBorders>
+          </w:tcPr>
+          <w:p>
+            <w:pPr>
+              <w:pStyle w:val="44"/>
+              <w:keepNext w:val="0"/>
+              <w:keepLines w:val="0"/>
+              <w:pageBreakBefore w:val="0"/>
+              <w:widowControl w:val="0"/>
+              <w:kinsoku w:val="0"/>
+              <w:wordWrap/>
+              <w:overflowPunct/>
+              <w:topLinePunct w:val="0"/>
+              <w:autoSpaceDE w:val="0"/>
+              <w:autoSpaceDN w:val="0"/>
+              <w:bidi w:val="0"/>
+              <w:adjustRightInd w:val="0"/>
+              <w:snapToGrid w:val="0"/>
+              <w:spacing w:before="157" w:line="237" w:lineRule="auto"/>
+              <w:ind w:left="210"/>
+              <w:textAlignment w:val="baseline"/>
+            </w:pPr>
+          </w:p>
+        </w:tc>
+        <w:tc>
+          <w:tcPr>
+            <w:tcW w:w="957" w:type="dxa"/>
+            <w:tcBorders>
+              <w:bottom w:val="single" w:color="000000" w:sz="10" w:space="0"/>
+            </w:tcBorders>
+          </w:tcPr>
+          <w:p>
+            <w:pPr>
+              <w:pStyle w:val="44"/>
+              <w:keepNext w:val="0"/>
+              <w:keepLines w:val="0"/>
+              <w:pageBreakBefore w:val="0"/>
+              <w:widowControl w:val="0"/>
+              <w:kinsoku w:val="0"/>
+              <w:wordWrap/>
+              <w:overflowPunct/>
+              <w:topLinePunct w:val="0"/>
+              <w:autoSpaceDE w:val="0"/>
+              <w:autoSpaceDN w:val="0"/>
+              <w:bidi w:val="0"/>
+              <w:adjustRightInd w:val="0"/>
+              <w:snapToGrid w:val="0"/>
+              <w:spacing w:before="157" w:line="218" w:lineRule="auto"/>
+              <w:ind w:left="164"/>
+              <w:textAlignment w:val="baseline"/>
+            </w:pPr>
+          </w:p>
+        </w:tc>
+        <w:tc>
+          <w:tcPr>
+            <w:tcW w:w="1377" w:type="dxa"/>
+            <w:tcBorders>
+              <w:bottom w:val="single" w:color="000000" w:sz="10" w:space="0"/>
+            </w:tcBorders>
+          </w:tcPr>
+          <w:p>
+            <w:pPr>
+              <w:pStyle w:val="44"/>
+              <w:keepNext w:val="0"/>
+              <w:keepLines w:val="0"/>
+              <w:pageBreakBefore w:val="0"/>
+              <w:widowControl w:val="0"/>
+              <w:kinsoku w:val="0"/>
+              <w:wordWrap/>
+              <w:overflowPunct/>
+              <w:topLinePunct w:val="0"/>
+              <w:autoSpaceDE w:val="0"/>
+              <w:autoSpaceDN w:val="0"/>
+              <w:bidi w:val="0"/>
+              <w:adjustRightInd w:val="0"/>
+              <w:snapToGrid w:val="0"/>
+              <w:spacing w:before="157" w:line="237" w:lineRule="auto"/>
+              <w:ind w:left="267"/>
+              <w:textAlignment w:val="baseline"/>
+            </w:pPr>
+          </w:p>
+        </w:tc>
+        <w:tc>
+          <w:tcPr>
+            <w:tcW w:w="1017" w:type="dxa"/>
+            <w:tcBorders>
+              <w:bottom w:val="single" w:color="000000" w:sz="10" w:space="0"/>
+            </w:tcBorders>
+          </w:tcPr>
+          <w:p>
+            <w:pPr>
+              <w:pStyle w:val="44"/>
+              <w:keepNext w:val="0"/>
+              <w:keepLines w:val="0"/>
+              <w:pageBreakBefore w:val="0"/>
+              <w:widowControl w:val="0"/>
+              <w:kinsoku w:val="0"/>
+              <w:wordWrap/>
+              <w:overflowPunct/>
+              <w:topLinePunct w:val="0"/>
+              <w:autoSpaceDE w:val="0"/>
+              <w:autoSpaceDN w:val="0"/>
+              <w:bidi w:val="0"/>
+              <w:adjustRightInd w:val="0"/>
+              <w:snapToGrid w:val="0"/>
+              <w:spacing w:before="157" w:line="220" w:lineRule="auto"/>
+              <w:ind w:left="202"/>
+              <w:textAlignment w:val="baseline"/>
+            </w:pPr>
+          </w:p>
+        </w:tc>
+        <w:tc>
+          <w:tcPr>
+            <w:tcW w:w="1271" w:type="dxa"/>
+            <w:tcBorders>
+              <w:bottom w:val="single" w:color="000000" w:sz="10" w:space="0"/>
+            </w:tcBorders>
+          </w:tcPr>
+          <w:p>
+            <w:pPr>
+              <w:pStyle w:val="44"/>
+              <w:keepNext w:val="0"/>
+              <w:keepLines w:val="0"/>
+              <w:pageBreakBefore w:val="0"/>
+              <w:widowControl w:val="0"/>
+              <w:kinsoku w:val="0"/>
+              <w:wordWrap/>
+              <w:overflowPunct/>
+              <w:topLinePunct w:val="0"/>
+              <w:autoSpaceDE w:val="0"/>
+              <w:autoSpaceDN w:val="0"/>
+              <w:bidi w:val="0"/>
+              <w:adjustRightInd w:val="0"/>
+              <w:snapToGrid w:val="0"/>
+              <w:spacing w:before="157" w:line="237" w:lineRule="auto"/>
+              <w:ind w:left="220"/>
+              <w:textAlignment w:val="baseline"/>
+            </w:pPr>
+          </w:p>
+        </w:tc>
+        <w:tc>
+          <w:tcPr>
+            <w:tcW w:w="1383" w:type="dxa"/>
+            <w:tcBorders>
+              <w:bottom w:val="single" w:color="000000" w:sz="10" w:space="0"/>
+              <w:right w:val="single" w:color="000000" w:sz="10" w:space="0"/>
+            </w:tcBorders>
+          </w:tcPr>
+          <w:p>
+            <w:pPr>
+              <w:pStyle w:val="44"/>
+              <w:keepNext w:val="0"/>
+              <w:keepLines w:val="0"/>
+              <w:pageBreakBefore w:val="0"/>
+              <w:widowControl w:val="0"/>
+              <w:kinsoku w:val="0"/>
+              <w:wordWrap/>
+              <w:overflowPunct/>
+              <w:topLinePunct w:val="0"/>
+              <w:autoSpaceDE w:val="0"/>
+              <w:autoSpaceDN w:val="0"/>
+              <w:bidi w:val="0"/>
+              <w:adjustRightInd w:val="0"/>
+              <w:snapToGrid w:val="0"/>
+              <w:spacing w:before="157" w:line="219" w:lineRule="auto"/>
+              <w:ind w:left="436"/>
+              <w:textAlignment w:val="baseline"/>
+            </w:pPr>
+          </w:p>
+        </w:tc>
+      </w:tr>
+    </w:tbl>
+    <w:p>
+      <w:pPr>
+        <w:keepNext w:val="0"/>
+        <w:keepLines w:val="0"/>
+        <w:pageBreakBefore w:val="0"/>
+        <w:widowControl w:val="0"/>
+        <w:kinsoku w:val="0"/>
+        <w:wordWrap/>
+        <w:overflowPunct/>
+        <w:topLinePunct w:val="0"/>
+        <w:autoSpaceDE w:val="0"/>
+        <w:autoSpaceDN w:val="0"/>
+        <w:bidi w:val="0"/>
+        <w:adjustRightInd w:val="0"/>
+        <w:snapToGrid w:val="0"/>
         <w:ind w:left="0" w:leftChars="0" w:firstLine="0" w:firstLineChars="0"/>
         <w:textAlignment w:val="baseline"/>
         <w:rPr>
@@ -707,8 +2200,6 @@
               <w:tab w:val="right" w:leader="dot" w:pos="8305"/>
             </w:tabs>
           </w:pPr>
-          <w:bookmarkStart w:id="83" w:name="_GoBack"/>
-          <w:bookmarkEnd w:id="83"/>
           <w:r>
             <w:fldChar w:fldCharType="begin"/>
           </w:r>
@@ -722,7 +2213,7 @@
             <w:fldChar w:fldCharType="begin"/>
           </w:r>
           <w:r>
-            <w:instrText xml:space="preserve"> HYPERLINK \l _Toc14019 </w:instrText>
+            <w:instrText xml:space="preserve"> HYPERLINK \l _Toc3421 </w:instrText>
           </w:r>
           <w:r>
             <w:fldChar w:fldCharType="separate"/>
@@ -741,7 +2232,7 @@
             <w:fldChar w:fldCharType="begin"/>
           </w:r>
           <w:r>
-            <w:instrText xml:space="preserve"> PAGEREF _Toc14019 \h </w:instrText>
+            <w:instrText xml:space="preserve"> PAGEREF _Toc3421 \h </w:instrText>
           </w:r>
           <w:r>
             <w:fldChar w:fldCharType="separate"/>
@@ -767,7 +2258,7 @@
             <w:fldChar w:fldCharType="begin"/>
           </w:r>
           <w:r>
-            <w:instrText xml:space="preserve"> HYPERLINK \l _Toc12231 </w:instrText>
+            <w:instrText xml:space="preserve"> HYPERLINK \l _Toc25937 </w:instrText>
           </w:r>
           <w:r>
             <w:fldChar w:fldCharType="separate"/>
@@ -786,7 +2277,7 @@
             <w:fldChar w:fldCharType="begin"/>
           </w:r>
           <w:r>
-            <w:instrText xml:space="preserve"> PAGEREF _Toc12231 \h </w:instrText>
+            <w:instrText xml:space="preserve"> PAGEREF _Toc25937 \h </w:instrText>
           </w:r>
           <w:r>
             <w:fldChar w:fldCharType="separate"/>
@@ -812,7 +2303,7 @@
             <w:fldChar w:fldCharType="begin"/>
           </w:r>
           <w:r>
-            <w:instrText xml:space="preserve"> HYPERLINK \l _Toc27286 </w:instrText>
+            <w:instrText xml:space="preserve"> HYPERLINK \l _Toc1513 </w:instrText>
           </w:r>
           <w:r>
             <w:fldChar w:fldCharType="separate"/>
@@ -831,7 +2322,7 @@
             <w:fldChar w:fldCharType="begin"/>
           </w:r>
           <w:r>
-            <w:instrText xml:space="preserve"> PAGEREF _Toc27286 \h </w:instrText>
+            <w:instrText xml:space="preserve"> PAGEREF _Toc1513 \h </w:instrText>
           </w:r>
           <w:r>
             <w:fldChar w:fldCharType="separate"/>
@@ -857,19 +2348,19 @@
             <w:fldChar w:fldCharType="begin"/>
           </w:r>
           <w:r>
-            <w:instrText xml:space="preserve"> HYPERLINK \l _Toc5768 </w:instrText>
+            <w:instrText xml:space="preserve"> HYPERLINK \l _Toc22713 </w:instrText>
           </w:r>
           <w:r>
             <w:fldChar w:fldCharType="separate"/>
           </w:r>
           <w:r>
             <w:rPr>
-              <w:rFonts w:hint="default"/>
+              <w:rFonts w:ascii="宋体" w:hAnsi="宋体" w:eastAsia="宋体" w:cs="宋体"/>
+              <w:bCs/>
+              <w:spacing w:val="-4"/>
+              <w:szCs w:val="30"/>
             </w:rPr>
-            <w:t xml:space="preserve">1. </w:t>
-          </w:r>
-          <w:r>
-            <w:t>目的</w:t>
+            <w:t>文件编制和变更履历</w:t>
           </w:r>
           <w:r>
             <w:tab/>
@@ -878,13 +2369,13 @@
             <w:fldChar w:fldCharType="begin"/>
           </w:r>
           <w:r>
-            <w:instrText xml:space="preserve"> PAGEREF _Toc5768 \h </w:instrText>
+            <w:instrText xml:space="preserve"> PAGEREF _Toc22713 \h </w:instrText>
           </w:r>
           <w:r>
             <w:fldChar w:fldCharType="separate"/>
           </w:r>
           <w:r>
-            <w:t>4</w:t>
+            <w:t>2</w:t>
           </w:r>
           <w:r>
             <w:fldChar w:fldCharType="end"/>
@@ -904,7 +2395,7 @@
             <w:fldChar w:fldCharType="begin"/>
           </w:r>
           <w:r>
-            <w:instrText xml:space="preserve"> HYPERLINK \l _Toc21442 </w:instrText>
+            <w:instrText xml:space="preserve"> HYPERLINK \l _Toc30897 </w:instrText>
           </w:r>
           <w:r>
             <w:fldChar w:fldCharType="separate"/>
@@ -913,10 +2404,10 @@
             <w:rPr>
               <w:rFonts w:hint="default"/>
             </w:rPr>
-            <w:t xml:space="preserve">2. </w:t>
-          </w:r>
-          <w:r>
-            <w:t>适用范围</w:t>
+            <w:t xml:space="preserve">1. </w:t>
+          </w:r>
+          <w:r>
+            <w:t>目的</w:t>
           </w:r>
           <w:r>
             <w:tab/>
@@ -925,13 +2416,13 @@
             <w:fldChar w:fldCharType="begin"/>
           </w:r>
           <w:r>
-            <w:instrText xml:space="preserve"> PAGEREF _Toc21442 \h </w:instrText>
+            <w:instrText xml:space="preserve"> PAGEREF _Toc30897 \h </w:instrText>
           </w:r>
           <w:r>
             <w:fldChar w:fldCharType="separate"/>
           </w:r>
           <w:r>
-            <w:t>4</w:t>
+            <w:t>5</w:t>
           </w:r>
           <w:r>
             <w:fldChar w:fldCharType="end"/>
@@ -951,7 +2442,54 @@
             <w:fldChar w:fldCharType="begin"/>
           </w:r>
           <w:r>
-            <w:instrText xml:space="preserve"> HYPERLINK \l _Toc5716 </w:instrText>
+            <w:instrText xml:space="preserve"> HYPERLINK \l _Toc27905 </w:instrText>
+          </w:r>
+          <w:r>
+            <w:fldChar w:fldCharType="separate"/>
+          </w:r>
+          <w:r>
+            <w:rPr>
+              <w:rFonts w:hint="default"/>
+            </w:rPr>
+            <w:t xml:space="preserve">2. </w:t>
+          </w:r>
+          <w:r>
+            <w:t>适用范围</w:t>
+          </w:r>
+          <w:r>
+            <w:tab/>
+          </w:r>
+          <w:r>
+            <w:fldChar w:fldCharType="begin"/>
+          </w:r>
+          <w:r>
+            <w:instrText xml:space="preserve"> PAGEREF _Toc27905 \h </w:instrText>
+          </w:r>
+          <w:r>
+            <w:fldChar w:fldCharType="separate"/>
+          </w:r>
+          <w:r>
+            <w:t>5</w:t>
+          </w:r>
+          <w:r>
+            <w:fldChar w:fldCharType="end"/>
+          </w:r>
+          <w:r>
+            <w:fldChar w:fldCharType="end"/>
+          </w:r>
+        </w:p>
+        <w:p>
+          <w:pPr>
+            <w:pStyle w:val="22"/>
+            <w:tabs>
+              <w:tab w:val="right" w:leader="dot" w:pos="8305"/>
+            </w:tabs>
+          </w:pPr>
+          <w:r>
+            <w:fldChar w:fldCharType="begin"/>
+          </w:r>
+          <w:r>
+            <w:instrText xml:space="preserve"> HYPERLINK \l _Toc31518 </w:instrText>
           </w:r>
           <w:r>
             <w:fldChar w:fldCharType="separate"/>
@@ -972,13 +2510,13 @@
             <w:fldChar w:fldCharType="begin"/>
           </w:r>
           <w:r>
-            <w:instrText xml:space="preserve"> PAGEREF _Toc5716 \h </w:instrText>
+            <w:instrText xml:space="preserve"> PAGEREF _Toc31518 \h </w:instrText>
           </w:r>
           <w:r>
             <w:fldChar w:fldCharType="separate"/>
           </w:r>
           <w:r>
-            <w:t>4</w:t>
+            <w:t>5</w:t>
           </w:r>
           <w:r>
             <w:fldChar w:fldCharType="end"/>
@@ -998,7 +2536,7 @@
             <w:fldChar w:fldCharType="begin"/>
           </w:r>
           <w:r>
-            <w:instrText xml:space="preserve"> HYPERLINK \l _Toc26514 </w:instrText>
+            <w:instrText xml:space="preserve"> HYPERLINK \l _Toc6286 </w:instrText>
           </w:r>
           <w:r>
             <w:fldChar w:fldCharType="separate"/>
@@ -1019,13 +2557,13 @@
             <w:fldChar w:fldCharType="begin"/>
           </w:r>
           <w:r>
-            <w:instrText xml:space="preserve"> PAGEREF _Toc26514 \h </w:instrText>
+            <w:instrText xml:space="preserve"> PAGEREF _Toc6286 \h </w:instrText>
           </w:r>
           <w:r>
             <w:fldChar w:fldCharType="separate"/>
           </w:r>
           <w:r>
-            <w:t>4</w:t>
+            <w:t>5</w:t>
           </w:r>
           <w:r>
             <w:fldChar w:fldCharType="end"/>
@@ -1045,7 +2583,7 @@
             <w:fldChar w:fldCharType="begin"/>
           </w:r>
           <w:r>
-            <w:instrText xml:space="preserve"> HYPERLINK \l _Toc20967 </w:instrText>
+            <w:instrText xml:space="preserve"> HYPERLINK \l _Toc3608 </w:instrText>
           </w:r>
           <w:r>
             <w:fldChar w:fldCharType="separate"/>
@@ -1066,13 +2604,13 @@
             <w:fldChar w:fldCharType="begin"/>
           </w:r>
           <w:r>
-            <w:instrText xml:space="preserve"> PAGEREF _Toc20967 \h </w:instrText>
+            <w:instrText xml:space="preserve"> PAGEREF _Toc3608 \h </w:instrText>
           </w:r>
           <w:r>
             <w:fldChar w:fldCharType="separate"/>
           </w:r>
           <w:r>
-            <w:t>5</w:t>
+            <w:t>6</w:t>
           </w:r>
           <w:r>
             <w:fldChar w:fldCharType="end"/>
@@ -1092,7 +2630,7 @@
             <w:fldChar w:fldCharType="begin"/>
           </w:r>
           <w:r>
-            <w:instrText xml:space="preserve"> HYPERLINK \l _Toc15850 </w:instrText>
+            <w:instrText xml:space="preserve"> HYPERLINK \l _Toc5212 </w:instrText>
           </w:r>
           <w:r>
             <w:fldChar w:fldCharType="separate"/>
@@ -1113,13 +2651,13 @@
             <w:fldChar w:fldCharType="begin"/>
           </w:r>
           <w:r>
-            <w:instrText xml:space="preserve"> PAGEREF _Toc15850 \h </w:instrText>
+            <w:instrText xml:space="preserve"> PAGEREF _Toc5212 \h </w:instrText>
           </w:r>
           <w:r>
             <w:fldChar w:fldCharType="separate"/>
           </w:r>
           <w:r>
-            <w:t>5</w:t>
+            <w:t>6</w:t>
           </w:r>
           <w:r>
             <w:fldChar w:fldCharType="end"/>
@@ -1139,7 +2677,7 @@
             <w:fldChar w:fldCharType="begin"/>
           </w:r>
           <w:r>
-            <w:instrText xml:space="preserve"> HYPERLINK \l _Toc26956 </w:instrText>
+            <w:instrText xml:space="preserve"> HYPERLINK \l _Toc7061 </w:instrText>
           </w:r>
           <w:r>
             <w:fldChar w:fldCharType="separate"/>
@@ -1160,13 +2698,13 @@
             <w:fldChar w:fldCharType="begin"/>
           </w:r>
           <w:r>
-            <w:instrText xml:space="preserve"> PAGEREF _Toc26956 \h </w:instrText>
+            <w:instrText xml:space="preserve"> PAGEREF _Toc7061 \h </w:instrText>
           </w:r>
           <w:r>
             <w:fldChar w:fldCharType="separate"/>
           </w:r>
           <w:r>
-            <w:t>5</w:t>
+            <w:t>6</w:t>
           </w:r>
           <w:r>
             <w:fldChar w:fldCharType="end"/>
@@ -1186,7 +2724,7 @@
             <w:fldChar w:fldCharType="begin"/>
           </w:r>
           <w:r>
-            <w:instrText xml:space="preserve"> HYPERLINK \l _Toc1938 </w:instrText>
+            <w:instrText xml:space="preserve"> HYPERLINK \l _Toc3022 </w:instrText>
           </w:r>
           <w:r>
             <w:fldChar w:fldCharType="separate"/>
@@ -1207,13 +2745,13 @@
             <w:fldChar w:fldCharType="begin"/>
           </w:r>
           <w:r>
-            <w:instrText xml:space="preserve"> PAGEREF _Toc1938 \h </w:instrText>
+            <w:instrText xml:space="preserve"> PAGEREF _Toc3022 \h </w:instrText>
           </w:r>
           <w:r>
             <w:fldChar w:fldCharType="separate"/>
           </w:r>
           <w:r>
-            <w:t>6</w:t>
+            <w:t>7</w:t>
           </w:r>
           <w:r>
             <w:fldChar w:fldCharType="end"/>
@@ -1233,7 +2771,7 @@
             <w:fldChar w:fldCharType="begin"/>
           </w:r>
           <w:r>
-            <w:instrText xml:space="preserve"> HYPERLINK \l _Toc16237 </w:instrText>
+            <w:instrText xml:space="preserve"> HYPERLINK \l _Toc28072 </w:instrText>
           </w:r>
           <w:r>
             <w:fldChar w:fldCharType="separate"/>
@@ -1254,13 +2792,13 @@
             <w:fldChar w:fldCharType="begin"/>
           </w:r>
           <w:r>
-            <w:instrText xml:space="preserve"> PAGEREF _Toc16237 \h </w:instrText>
+            <w:instrText xml:space="preserve"> PAGEREF _Toc28072 \h </w:instrText>
           </w:r>
           <w:r>
             <w:fldChar w:fldCharType="separate"/>
           </w:r>
           <w:r>
-            <w:t>6</w:t>
+            <w:t>7</w:t>
           </w:r>
           <w:r>
             <w:fldChar w:fldCharType="end"/>
@@ -1280,7 +2818,7 @@
             <w:fldChar w:fldCharType="begin"/>
           </w:r>
           <w:r>
-            <w:instrText xml:space="preserve"> HYPERLINK \l _Toc17417 </w:instrText>
+            <w:instrText xml:space="preserve"> HYPERLINK \l _Toc9207 </w:instrText>
           </w:r>
           <w:r>
             <w:fldChar w:fldCharType="separate"/>
@@ -1301,13 +2839,13 @@
             <w:fldChar w:fldCharType="begin"/>
           </w:r>
           <w:r>
-            <w:instrText xml:space="preserve"> PAGEREF _Toc17417 \h </w:instrText>
+            <w:instrText xml:space="preserve"> PAGEREF _Toc9207 \h </w:instrText>
           </w:r>
           <w:r>
             <w:fldChar w:fldCharType="separate"/>
           </w:r>
           <w:r>
-            <w:t>7</w:t>
+            <w:t>8</w:t>
           </w:r>
           <w:r>
             <w:fldChar w:fldCharType="end"/>
@@ -1327,7 +2865,7 @@
             <w:fldChar w:fldCharType="begin"/>
           </w:r>
           <w:r>
-            <w:instrText xml:space="preserve"> HYPERLINK \l _Toc17692 </w:instrText>
+            <w:instrText xml:space="preserve"> HYPERLINK \l _Toc21281 </w:instrText>
           </w:r>
           <w:r>
             <w:fldChar w:fldCharType="separate"/>
@@ -1348,13 +2886,13 @@
             <w:fldChar w:fldCharType="begin"/>
           </w:r>
           <w:r>
-            <w:instrText xml:space="preserve"> PAGEREF _Toc17692 \h </w:instrText>
+            <w:instrText xml:space="preserve"> PAGEREF _Toc21281 \h </w:instrText>
           </w:r>
           <w:r>
             <w:fldChar w:fldCharType="separate"/>
           </w:r>
           <w:r>
-            <w:t>7</w:t>
+            <w:t>8</w:t>
           </w:r>
           <w:r>
             <w:fldChar w:fldCharType="end"/>
@@ -1374,7 +2912,7 @@
             <w:fldChar w:fldCharType="begin"/>
           </w:r>
           <w:r>
-            <w:instrText xml:space="preserve"> HYPERLINK \l _Toc6880 </w:instrText>
+            <w:instrText xml:space="preserve"> HYPERLINK \l _Toc24144 </w:instrText>
           </w:r>
           <w:r>
             <w:fldChar w:fldCharType="separate"/>
@@ -1395,13 +2933,13 @@
             <w:fldChar w:fldCharType="begin"/>
           </w:r>
           <w:r>
-            <w:instrText xml:space="preserve"> PAGEREF _Toc6880 \h </w:instrText>
+            <w:instrText xml:space="preserve"> PAGEREF _Toc24144 \h </w:instrText>
           </w:r>
           <w:r>
             <w:fldChar w:fldCharType="separate"/>
           </w:r>
           <w:r>
-            <w:t>7</w:t>
+            <w:t>8</w:t>
           </w:r>
           <w:r>
             <w:fldChar w:fldCharType="end"/>
@@ -1421,7 +2959,7 @@
             <w:fldChar w:fldCharType="begin"/>
           </w:r>
           <w:r>
-            <w:instrText xml:space="preserve"> HYPERLINK \l _Toc15753 </w:instrText>
+            <w:instrText xml:space="preserve"> HYPERLINK \l _Toc1521 </w:instrText>
           </w:r>
           <w:r>
             <w:fldChar w:fldCharType="separate"/>
@@ -1442,13 +2980,13 @@
             <w:fldChar w:fldCharType="begin"/>
           </w:r>
           <w:r>
-            <w:instrText xml:space="preserve"> PAGEREF _Toc15753 \h </w:instrText>
+            <w:instrText xml:space="preserve"> PAGEREF _Toc1521 \h </w:instrText>
           </w:r>
           <w:r>
             <w:fldChar w:fldCharType="separate"/>
           </w:r>
           <w:r>
-            <w:t>7</w:t>
+            <w:t>8</w:t>
           </w:r>
           <w:r>
             <w:fldChar w:fldCharType="end"/>
@@ -1468,7 +3006,7 @@
             <w:fldChar w:fldCharType="begin"/>
           </w:r>
           <w:r>
-            <w:instrText xml:space="preserve"> HYPERLINK \l _Toc7397 </w:instrText>
+            <w:instrText xml:space="preserve"> HYPERLINK \l _Toc14834 </w:instrText>
           </w:r>
           <w:r>
             <w:fldChar w:fldCharType="separate"/>
@@ -1489,13 +3027,13 @@
             <w:fldChar w:fldCharType="begin"/>
           </w:r>
           <w:r>
-            <w:instrText xml:space="preserve"> PAGEREF _Toc7397 \h </w:instrText>
+            <w:instrText xml:space="preserve"> PAGEREF _Toc14834 \h </w:instrText>
           </w:r>
           <w:r>
             <w:fldChar w:fldCharType="separate"/>
           </w:r>
           <w:r>
-            <w:t>7</w:t>
+            <w:t>8</w:t>
           </w:r>
           <w:r>
             <w:fldChar w:fldCharType="end"/>
@@ -1515,7 +3053,7 @@
             <w:fldChar w:fldCharType="begin"/>
           </w:r>
           <w:r>
-            <w:instrText xml:space="preserve"> HYPERLINK \l _Toc20283 </w:instrText>
+            <w:instrText xml:space="preserve"> HYPERLINK \l _Toc18932 </w:instrText>
           </w:r>
           <w:r>
             <w:fldChar w:fldCharType="separate"/>
@@ -1536,13 +3074,13 @@
             <w:fldChar w:fldCharType="begin"/>
           </w:r>
           <w:r>
-            <w:instrText xml:space="preserve"> PAGEREF _Toc20283 \h </w:instrText>
+            <w:instrText xml:space="preserve"> PAGEREF _Toc18932 \h </w:instrText>
           </w:r>
           <w:r>
             <w:fldChar w:fldCharType="separate"/>
           </w:r>
           <w:r>
-            <w:t>7</w:t>
+            <w:t>8</w:t>
           </w:r>
           <w:r>
             <w:fldChar w:fldCharType="end"/>
@@ -1562,7 +3100,7 @@
             <w:fldChar w:fldCharType="begin"/>
           </w:r>
           <w:r>
-            <w:instrText xml:space="preserve"> HYPERLINK \l _Toc5030 </w:instrText>
+            <w:instrText xml:space="preserve"> HYPERLINK \l _Toc20430 </w:instrText>
           </w:r>
           <w:r>
             <w:fldChar w:fldCharType="separate"/>
@@ -1583,13 +3121,13 @@
             <w:fldChar w:fldCharType="begin"/>
           </w:r>
           <w:r>
-            <w:instrText xml:space="preserve"> PAGEREF _Toc5030 \h </w:instrText>
+            <w:instrText xml:space="preserve"> PAGEREF _Toc20430 \h </w:instrText>
           </w:r>
           <w:r>
             <w:fldChar w:fldCharType="separate"/>
           </w:r>
           <w:r>
-            <w:t>8</w:t>
+            <w:t>9</w:t>
           </w:r>
           <w:r>
             <w:fldChar w:fldCharType="end"/>
@@ -1609,7 +3147,7 @@
             <w:fldChar w:fldCharType="begin"/>
           </w:r>
           <w:r>
-            <w:instrText xml:space="preserve"> HYPERLINK \l _Toc3595 </w:instrText>
+            <w:instrText xml:space="preserve"> HYPERLINK \l _Toc11986 </w:instrText>
           </w:r>
           <w:r>
             <w:fldChar w:fldCharType="separate"/>
@@ -1630,13 +3168,13 @@
             <w:fldChar w:fldCharType="begin"/>
           </w:r>
           <w:r>
-            <w:instrText xml:space="preserve"> PAGEREF _Toc3595 \h </w:instrText>
+            <w:instrText xml:space="preserve"> PAGEREF _Toc11986 \h </w:instrText>
           </w:r>
           <w:r>
             <w:fldChar w:fldCharType="separate"/>
           </w:r>
           <w:r>
-            <w:t>8</w:t>
+            <w:t>9</w:t>
           </w:r>
           <w:r>
             <w:fldChar w:fldCharType="end"/>
@@ -1656,7 +3194,7 @@
             <w:fldChar w:fldCharType="begin"/>
           </w:r>
           <w:r>
-            <w:instrText xml:space="preserve"> HYPERLINK \l _Toc31256 </w:instrText>
+            <w:instrText xml:space="preserve"> HYPERLINK \l _Toc18811 </w:instrText>
           </w:r>
           <w:r>
             <w:fldChar w:fldCharType="separate"/>
@@ -1677,13 +3215,13 @@
             <w:fldChar w:fldCharType="begin"/>
           </w:r>
           <w:r>
-            <w:instrText xml:space="preserve"> PAGEREF _Toc31256 \h </w:instrText>
+            <w:instrText xml:space="preserve"> PAGEREF _Toc18811 \h </w:instrText>
           </w:r>
           <w:r>
             <w:fldChar w:fldCharType="separate"/>
           </w:r>
           <w:r>
-            <w:t>8</w:t>
+            <w:t>9</w:t>
           </w:r>
           <w:r>
             <w:fldChar w:fldCharType="end"/>
@@ -1703,7 +3241,7 @@
             <w:fldChar w:fldCharType="begin"/>
           </w:r>
           <w:r>
-            <w:instrText xml:space="preserve"> HYPERLINK \l _Toc19887 </w:instrText>
+            <w:instrText xml:space="preserve"> HYPERLINK \l _Toc30226 </w:instrText>
           </w:r>
           <w:r>
             <w:fldChar w:fldCharType="separate"/>
@@ -1724,13 +3262,13 @@
             <w:fldChar w:fldCharType="begin"/>
           </w:r>
           <w:r>
-            <w:instrText xml:space="preserve"> PAGEREF _Toc19887 \h </w:instrText>
+            <w:instrText xml:space="preserve"> PAGEREF _Toc30226 \h </w:instrText>
           </w:r>
           <w:r>
             <w:fldChar w:fldCharType="separate"/>
           </w:r>
           <w:r>
-            <w:t>8</w:t>
+            <w:t>9</w:t>
           </w:r>
           <w:r>
             <w:fldChar w:fldCharType="end"/>
@@ -1750,7 +3288,7 @@
             <w:fldChar w:fldCharType="begin"/>
           </w:r>
           <w:r>
-            <w:instrText xml:space="preserve"> HYPERLINK \l _Toc20322 </w:instrText>
+            <w:instrText xml:space="preserve"> HYPERLINK \l _Toc20364 </w:instrText>
           </w:r>
           <w:r>
             <w:fldChar w:fldCharType="separate"/>
@@ -1771,13 +3309,13 @@
             <w:fldChar w:fldCharType="begin"/>
           </w:r>
           <w:r>
-            <w:instrText xml:space="preserve"> PAGEREF _Toc20322 \h </w:instrText>
+            <w:instrText xml:space="preserve"> PAGEREF _Toc20364 \h </w:instrText>
           </w:r>
           <w:r>
             <w:fldChar w:fldCharType="separate"/>
           </w:r>
           <w:r>
-            <w:t>8</w:t>
+            <w:t>9</w:t>
           </w:r>
           <w:r>
             <w:fldChar w:fldCharType="end"/>
@@ -1797,7 +3335,7 @@
             <w:fldChar w:fldCharType="begin"/>
           </w:r>
           <w:r>
-            <w:instrText xml:space="preserve"> HYPERLINK \l _Toc18898 </w:instrText>
+            <w:instrText xml:space="preserve"> HYPERLINK \l _Toc26258 </w:instrText>
           </w:r>
           <w:r>
             <w:fldChar w:fldCharType="separate"/>
@@ -1818,13 +3356,13 @@
             <w:fldChar w:fldCharType="begin"/>
           </w:r>
           <w:r>
-            <w:instrText xml:space="preserve"> PAGEREF _Toc18898 \h </w:instrText>
+            <w:instrText xml:space="preserve"> PAGEREF _Toc26258 \h </w:instrText>
           </w:r>
           <w:r>
             <w:fldChar w:fldCharType="separate"/>
           </w:r>
           <w:r>
-            <w:t>8</w:t>
+            <w:t>9</w:t>
           </w:r>
           <w:r>
             <w:fldChar w:fldCharType="end"/>
@@ -1844,7 +3382,7 @@
             <w:fldChar w:fldCharType="begin"/>
           </w:r>
           <w:r>
-            <w:instrText xml:space="preserve"> HYPERLINK \l _Toc15646 </w:instrText>
+            <w:instrText xml:space="preserve"> HYPERLINK \l _Toc13203 </w:instrText>
           </w:r>
           <w:r>
             <w:fldChar w:fldCharType="separate"/>
@@ -1865,13 +3403,13 @@
             <w:fldChar w:fldCharType="begin"/>
           </w:r>
           <w:r>
-            <w:instrText xml:space="preserve"> PAGEREF _Toc15646 \h </w:instrText>
+            <w:instrText xml:space="preserve"> PAGEREF _Toc13203 \h </w:instrText>
           </w:r>
           <w:r>
             <w:fldChar w:fldCharType="separate"/>
           </w:r>
           <w:r>
-            <w:t>9</w:t>
+            <w:t>10</w:t>
           </w:r>
           <w:r>
             <w:fldChar w:fldCharType="end"/>
@@ -1891,7 +3429,7 @@
             <w:fldChar w:fldCharType="begin"/>
           </w:r>
           <w:r>
-            <w:instrText xml:space="preserve"> HYPERLINK \l _Toc22483 </w:instrText>
+            <w:instrText xml:space="preserve"> HYPERLINK \l _Toc24837 </w:instrText>
           </w:r>
           <w:r>
             <w:fldChar w:fldCharType="separate"/>
@@ -1912,13 +3450,13 @@
             <w:fldChar w:fldCharType="begin"/>
           </w:r>
           <w:r>
-            <w:instrText xml:space="preserve"> PAGEREF _Toc22483 \h </w:instrText>
+            <w:instrText xml:space="preserve"> PAGEREF _Toc24837 \h </w:instrText>
           </w:r>
           <w:r>
             <w:fldChar w:fldCharType="separate"/>
           </w:r>
           <w:r>
-            <w:t>9</w:t>
+            <w:t>10</w:t>
           </w:r>
           <w:r>
             <w:fldChar w:fldCharType="end"/>
@@ -1938,7 +3476,7 @@
             <w:fldChar w:fldCharType="begin"/>
           </w:r>
           <w:r>
-            <w:instrText xml:space="preserve"> HYPERLINK \l _Toc5268 </w:instrText>
+            <w:instrText xml:space="preserve"> HYPERLINK \l _Toc31546 </w:instrText>
           </w:r>
           <w:r>
             <w:fldChar w:fldCharType="separate"/>
@@ -1959,13 +3497,13 @@
             <w:fldChar w:fldCharType="begin"/>
           </w:r>
           <w:r>
-            <w:instrText xml:space="preserve"> PAGEREF _Toc5268 \h </w:instrText>
+            <w:instrText xml:space="preserve"> PAGEREF _Toc31546 \h </w:instrText>
           </w:r>
           <w:r>
             <w:fldChar w:fldCharType="separate"/>
           </w:r>
           <w:r>
-            <w:t>9</w:t>
+            <w:t>10</w:t>
           </w:r>
           <w:r>
             <w:fldChar w:fldCharType="end"/>
@@ -1985,7 +3523,7 @@
             <w:fldChar w:fldCharType="begin"/>
           </w:r>
           <w:r>
-            <w:instrText xml:space="preserve"> HYPERLINK \l _Toc14244 </w:instrText>
+            <w:instrText xml:space="preserve"> HYPERLINK \l _Toc25899 </w:instrText>
           </w:r>
           <w:r>
             <w:fldChar w:fldCharType="separate"/>
@@ -2006,13 +3544,13 @@
             <w:fldChar w:fldCharType="begin"/>
           </w:r>
           <w:r>
-            <w:instrText xml:space="preserve"> PAGEREF _Toc14244 \h </w:instrText>
+            <w:instrText xml:space="preserve"> PAGEREF _Toc25899 \h </w:instrText>
           </w:r>
           <w:r>
             <w:fldChar w:fldCharType="separate"/>
           </w:r>
           <w:r>
-            <w:t>9</w:t>
+            <w:t>10</w:t>
           </w:r>
           <w:r>
             <w:fldChar w:fldCharType="end"/>
@@ -2032,7 +3570,7 @@
             <w:fldChar w:fldCharType="begin"/>
           </w:r>
           <w:r>
-            <w:instrText xml:space="preserve"> HYPERLINK \l _Toc685 </w:instrText>
+            <w:instrText xml:space="preserve"> HYPERLINK \l _Toc23829 </w:instrText>
           </w:r>
           <w:r>
             <w:fldChar w:fldCharType="separate"/>
@@ -2053,13 +3591,13 @@
             <w:fldChar w:fldCharType="begin"/>
           </w:r>
           <w:r>
-            <w:instrText xml:space="preserve"> PAGEREF _Toc685 \h </w:instrText>
+            <w:instrText xml:space="preserve"> PAGEREF _Toc23829 \h </w:instrText>
           </w:r>
           <w:r>
             <w:fldChar w:fldCharType="separate"/>
           </w:r>
           <w:r>
-            <w:t>9</w:t>
+            <w:t>10</w:t>
           </w:r>
           <w:r>
             <w:fldChar w:fldCharType="end"/>
@@ -2079,7 +3617,7 @@
             <w:fldChar w:fldCharType="begin"/>
           </w:r>
           <w:r>
-            <w:instrText xml:space="preserve"> HYPERLINK \l _Toc1111 </w:instrText>
+            <w:instrText xml:space="preserve"> HYPERLINK \l _Toc30162 </w:instrText>
           </w:r>
           <w:r>
             <w:fldChar w:fldCharType="separate"/>
@@ -2100,13 +3638,13 @@
             <w:fldChar w:fldCharType="begin"/>
           </w:r>
           <w:r>
-            <w:instrText xml:space="preserve"> PAGEREF _Toc1111 \h </w:instrText>
+            <w:instrText xml:space="preserve"> PAGEREF _Toc30162 \h </w:instrText>
           </w:r>
           <w:r>
             <w:fldChar w:fldCharType="separate"/>
           </w:r>
           <w:r>
-            <w:t>9</w:t>
+            <w:t>10</w:t>
           </w:r>
           <w:r>
             <w:fldChar w:fldCharType="end"/>
@@ -2126,7 +3664,7 @@
             <w:fldChar w:fldCharType="begin"/>
           </w:r>
           <w:r>
-            <w:instrText xml:space="preserve"> HYPERLINK \l _Toc6329 </w:instrText>
+            <w:instrText xml:space="preserve"> HYPERLINK \l _Toc1308 </w:instrText>
           </w:r>
           <w:r>
             <w:fldChar w:fldCharType="separate"/>
@@ -2147,13 +3685,13 @@
             <w:fldChar w:fldCharType="begin"/>
           </w:r>
           <w:r>
-            <w:instrText xml:space="preserve"> PAGEREF _Toc6329 \h </w:instrText>
+            <w:instrText xml:space="preserve"> PAGEREF _Toc1308 \h </w:instrText>
           </w:r>
           <w:r>
             <w:fldChar w:fldCharType="separate"/>
           </w:r>
           <w:r>
-            <w:t>10</w:t>
+            <w:t>11</w:t>
           </w:r>
           <w:r>
             <w:fldChar w:fldCharType="end"/>
@@ -2173,7 +3711,7 @@
             <w:fldChar w:fldCharType="begin"/>
           </w:r>
           <w:r>
-            <w:instrText xml:space="preserve"> HYPERLINK \l _Toc2653 </w:instrText>
+            <w:instrText xml:space="preserve"> HYPERLINK \l _Toc31209 </w:instrText>
           </w:r>
           <w:r>
             <w:fldChar w:fldCharType="separate"/>
@@ -2194,13 +3732,13 @@
             <w:fldChar w:fldCharType="begin"/>
           </w:r>
           <w:r>
-            <w:instrText xml:space="preserve"> PAGEREF _Toc2653 \h </w:instrText>
+            <w:instrText xml:space="preserve"> PAGEREF _Toc31209 \h </w:instrText>
           </w:r>
           <w:r>
             <w:fldChar w:fldCharType="separate"/>
           </w:r>
           <w:r>
-            <w:t>10</w:t>
+            <w:t>11</w:t>
           </w:r>
           <w:r>
             <w:fldChar w:fldCharType="end"/>
@@ -2220,7 +3758,7 @@
             <w:fldChar w:fldCharType="begin"/>
           </w:r>
           <w:r>
-            <w:instrText xml:space="preserve"> HYPERLINK \l _Toc30788 </w:instrText>
+            <w:instrText xml:space="preserve"> HYPERLINK \l _Toc26100 </w:instrText>
           </w:r>
           <w:r>
             <w:fldChar w:fldCharType="separate"/>
@@ -2241,13 +3779,13 @@
             <w:fldChar w:fldCharType="begin"/>
           </w:r>
           <w:r>
-            <w:instrText xml:space="preserve"> PAGEREF _Toc30788 \h </w:instrText>
+            <w:instrText xml:space="preserve"> PAGEREF _Toc26100 \h </w:instrText>
           </w:r>
           <w:r>
             <w:fldChar w:fldCharType="separate"/>
           </w:r>
           <w:r>
-            <w:t>10</w:t>
+            <w:t>11</w:t>
           </w:r>
           <w:r>
             <w:fldChar w:fldCharType="end"/>
@@ -2267,7 +3805,7 @@
             <w:fldChar w:fldCharType="begin"/>
           </w:r>
           <w:r>
-            <w:instrText xml:space="preserve"> HYPERLINK \l _Toc14472 </w:instrText>
+            <w:instrText xml:space="preserve"> HYPERLINK \l _Toc27437 </w:instrText>
           </w:r>
           <w:r>
             <w:fldChar w:fldCharType="separate"/>
@@ -2288,13 +3826,13 @@
             <w:fldChar w:fldCharType="begin"/>
           </w:r>
           <w:r>
-            <w:instrText xml:space="preserve"> PAGEREF _Toc14472 \h </w:instrText>
+            <w:instrText xml:space="preserve"> PAGEREF _Toc27437 \h </w:instrText>
           </w:r>
           <w:r>
             <w:fldChar w:fldCharType="separate"/>
           </w:r>
           <w:r>
-            <w:t>10</w:t>
+            <w:t>11</w:t>
           </w:r>
           <w:r>
             <w:fldChar w:fldCharType="end"/>
@@ -2314,7 +3852,7 @@
             <w:fldChar w:fldCharType="begin"/>
           </w:r>
           <w:r>
-            <w:instrText xml:space="preserve"> HYPERLINK \l _Toc8829 </w:instrText>
+            <w:instrText xml:space="preserve"> HYPERLINK \l _Toc17768 </w:instrText>
           </w:r>
           <w:r>
             <w:fldChar w:fldCharType="separate"/>
@@ -2335,13 +3873,13 @@
             <w:fldChar w:fldCharType="begin"/>
           </w:r>
           <w:r>
-            <w:instrText xml:space="preserve"> PAGEREF _Toc8829 \h </w:instrText>
+            <w:instrText xml:space="preserve"> PAGEREF _Toc17768 \h </w:instrText>
           </w:r>
           <w:r>
             <w:fldChar w:fldCharType="separate"/>
           </w:r>
           <w:r>
-            <w:t>10</w:t>
+            <w:t>11</w:t>
           </w:r>
           <w:r>
             <w:fldChar w:fldCharType="end"/>
@@ -2361,7 +3899,7 @@
             <w:fldChar w:fldCharType="begin"/>
           </w:r>
           <w:r>
-            <w:instrText xml:space="preserve"> HYPERLINK \l _Toc19020 </w:instrText>
+            <w:instrText xml:space="preserve"> HYPERLINK \l _Toc26420 </w:instrText>
           </w:r>
           <w:r>
             <w:fldChar w:fldCharType="separate"/>
@@ -2382,13 +3920,13 @@
             <w:fldChar w:fldCharType="begin"/>
           </w:r>
           <w:r>
-            <w:instrText xml:space="preserve"> PAGEREF _Toc19020 \h </w:instrText>
+            <w:instrText xml:space="preserve"> PAGEREF _Toc26420 \h </w:instrText>
           </w:r>
           <w:r>
             <w:fldChar w:fldCharType="separate"/>
           </w:r>
           <w:r>
-            <w:t>11</w:t>
+            <w:t>12</w:t>
           </w:r>
           <w:r>
             <w:fldChar w:fldCharType="end"/>
@@ -2408,7 +3946,7 @@
             <w:fldChar w:fldCharType="begin"/>
           </w:r>
           <w:r>
-            <w:instrText xml:space="preserve"> HYPERLINK \l _Toc12295 </w:instrText>
+            <w:instrText xml:space="preserve"> HYPERLINK \l _Toc26052 </w:instrText>
           </w:r>
           <w:r>
             <w:fldChar w:fldCharType="separate"/>
@@ -2429,13 +3967,13 @@
             <w:fldChar w:fldCharType="begin"/>
           </w:r>
           <w:r>
-            <w:instrText xml:space="preserve"> PAGEREF _Toc12295 \h </w:instrText>
+            <w:instrText xml:space="preserve"> PAGEREF _Toc26052 \h </w:instrText>
           </w:r>
           <w:r>
             <w:fldChar w:fldCharType="separate"/>
           </w:r>
           <w:r>
-            <w:t>11</w:t>
+            <w:t>12</w:t>
           </w:r>
           <w:r>
             <w:fldChar w:fldCharType="end"/>
@@ -2455,7 +3993,7 @@
             <w:fldChar w:fldCharType="begin"/>
           </w:r>
           <w:r>
-            <w:instrText xml:space="preserve"> HYPERLINK \l _Toc31954 </w:instrText>
+            <w:instrText xml:space="preserve"> HYPERLINK \l _Toc7657 </w:instrText>
           </w:r>
           <w:r>
             <w:fldChar w:fldCharType="separate"/>
@@ -2476,13 +4014,13 @@
             <w:fldChar w:fldCharType="begin"/>
           </w:r>
           <w:r>
-            <w:instrText xml:space="preserve"> PAGEREF _Toc31954 \h </w:instrText>
+            <w:instrText xml:space="preserve"> PAGEREF _Toc7657 \h </w:instrText>
           </w:r>
           <w:r>
             <w:fldChar w:fldCharType="separate"/>
           </w:r>
           <w:r>
-            <w:t>11</w:t>
+            <w:t>12</w:t>
           </w:r>
           <w:r>
             <w:fldChar w:fldCharType="end"/>
@@ -2502,7 +4040,7 @@
             <w:fldChar w:fldCharType="begin"/>
           </w:r>
           <w:r>
-            <w:instrText xml:space="preserve"> HYPERLINK \l _Toc7213 </w:instrText>
+            <w:instrText xml:space="preserve"> HYPERLINK \l _Toc31472 </w:instrText>
           </w:r>
           <w:r>
             <w:fldChar w:fldCharType="separate"/>
@@ -2523,13 +4061,13 @@
             <w:fldChar w:fldCharType="begin"/>
           </w:r>
           <w:r>
-            <w:instrText xml:space="preserve"> PAGEREF _Toc7213 \h </w:instrText>
+            <w:instrText xml:space="preserve"> PAGEREF _Toc31472 \h </w:instrText>
           </w:r>
           <w:r>
             <w:fldChar w:fldCharType="separate"/>
           </w:r>
           <w:r>
-            <w:t>11</w:t>
+            <w:t>12</w:t>
           </w:r>
           <w:r>
             <w:fldChar w:fldCharType="end"/>
@@ -2549,7 +4087,7 @@
             <w:fldChar w:fldCharType="begin"/>
           </w:r>
           <w:r>
-            <w:instrText xml:space="preserve"> HYPERLINK \l _Toc28122 </w:instrText>
+            <w:instrText xml:space="preserve"> HYPERLINK \l _Toc12458 </w:instrText>
           </w:r>
           <w:r>
             <w:fldChar w:fldCharType="separate"/>
@@ -2570,13 +4108,13 @@
             <w:fldChar w:fldCharType="begin"/>
           </w:r>
           <w:r>
-            <w:instrText xml:space="preserve"> PAGEREF _Toc28122 \h </w:instrText>
+            <w:instrText xml:space="preserve"> PAGEREF _Toc12458 \h </w:instrText>
           </w:r>
           <w:r>
             <w:fldChar w:fldCharType="separate"/>
           </w:r>
           <w:r>
-            <w:t>12</w:t>
+            <w:t>13</w:t>
           </w:r>
           <w:r>
             <w:fldChar w:fldCharType="end"/>
@@ -2596,7 +4134,7 @@
             <w:fldChar w:fldCharType="begin"/>
           </w:r>
           <w:r>
-            <w:instrText xml:space="preserve"> HYPERLINK \l _Toc26314 </w:instrText>
+            <w:instrText xml:space="preserve"> HYPERLINK \l _Toc20860 </w:instrText>
           </w:r>
           <w:r>
             <w:fldChar w:fldCharType="separate"/>
@@ -2617,13 +4155,13 @@
             <w:fldChar w:fldCharType="begin"/>
           </w:r>
           <w:r>
-            <w:instrText xml:space="preserve"> PAGEREF _Toc26314 \h </w:instrText>
+            <w:instrText xml:space="preserve"> PAGEREF _Toc20860 \h </w:instrText>
           </w:r>
           <w:r>
             <w:fldChar w:fldCharType="separate"/>
           </w:r>
           <w:r>
-            <w:t>12</w:t>
+            <w:t>13</w:t>
           </w:r>
           <w:r>
             <w:fldChar w:fldCharType="end"/>
@@ -2643,7 +4181,7 @@
             <w:fldChar w:fldCharType="begin"/>
           </w:r>
           <w:r>
-            <w:instrText xml:space="preserve"> HYPERLINK \l _Toc31363 </w:instrText>
+            <w:instrText xml:space="preserve"> HYPERLINK \l _Toc28594 </w:instrText>
           </w:r>
           <w:r>
             <w:fldChar w:fldCharType="separate"/>
@@ -2664,13 +4202,13 @@
             <w:fldChar w:fldCharType="begin"/>
           </w:r>
           <w:r>
-            <w:instrText xml:space="preserve"> PAGEREF _Toc31363 \h </w:instrText>
+            <w:instrText xml:space="preserve"> PAGEREF _Toc28594 \h </w:instrText>
           </w:r>
           <w:r>
             <w:fldChar w:fldCharType="separate"/>
           </w:r>
           <w:r>
-            <w:t>12</w:t>
+            <w:t>13</w:t>
           </w:r>
           <w:r>
             <w:fldChar w:fldCharType="end"/>
@@ -2690,7 +4228,7 @@
             <w:fldChar w:fldCharType="begin"/>
           </w:r>
           <w:r>
-            <w:instrText xml:space="preserve"> HYPERLINK \l _Toc10859 </w:instrText>
+            <w:instrText xml:space="preserve"> HYPERLINK \l _Toc32512 </w:instrText>
           </w:r>
           <w:r>
             <w:fldChar w:fldCharType="separate"/>
@@ -2711,13 +4249,13 @@
             <w:fldChar w:fldCharType="begin"/>
           </w:r>
           <w:r>
-            <w:instrText xml:space="preserve"> PAGEREF _Toc10859 \h </w:instrText>
+            <w:instrText xml:space="preserve"> PAGEREF _Toc32512 \h </w:instrText>
           </w:r>
           <w:r>
             <w:fldChar w:fldCharType="separate"/>
           </w:r>
           <w:r>
-            <w:t>12</w:t>
+            <w:t>13</w:t>
           </w:r>
           <w:r>
             <w:fldChar w:fldCharType="end"/>
@@ -2760,11 +4298,11 @@
         <w:br w:type="page"/>
       </w:r>
       <w:bookmarkEnd w:id="1"/>
-      <w:bookmarkStart w:id="4" w:name="_Toc5768"/>
+      <w:bookmarkStart w:id="7" w:name="_Toc30897"/>
       <w:r>
         <w:t>目的</w:t>
       </w:r>
-      <w:bookmarkEnd w:id="4"/>
+      <w:bookmarkEnd w:id="7"/>
     </w:p>
     <w:p>
       <w:pPr>
@@ -2968,13 +4506,13 @@
         <w:snapToGrid w:val="0"/>
         <w:textAlignment w:val="baseline"/>
       </w:pPr>
-      <w:bookmarkStart w:id="5" w:name="heading_3"/>
-      <w:bookmarkStart w:id="6" w:name="_Toc21442"/>
+      <w:bookmarkStart w:id="8" w:name="heading_3"/>
+      <w:bookmarkStart w:id="9" w:name="_Toc27905"/>
       <w:r>
         <w:t>适用范围</w:t>
       </w:r>
-      <w:bookmarkEnd w:id="5"/>
-      <w:bookmarkEnd w:id="6"/>
+      <w:bookmarkEnd w:id="8"/>
+      <w:bookmarkEnd w:id="9"/>
     </w:p>
     <w:p>
       <w:pPr>
@@ -3026,13 +4564,13 @@
         <w:snapToGrid w:val="0"/>
         <w:textAlignment w:val="baseline"/>
       </w:pPr>
-      <w:bookmarkStart w:id="7" w:name="heading_4"/>
-      <w:bookmarkStart w:id="8" w:name="_Toc5716"/>
+      <w:bookmarkStart w:id="10" w:name="heading_4"/>
+      <w:bookmarkStart w:id="11" w:name="_Toc31518"/>
       <w:r>
         <w:t>角色和职责</w:t>
       </w:r>
-      <w:bookmarkEnd w:id="7"/>
-      <w:bookmarkEnd w:id="8"/>
+      <w:bookmarkEnd w:id="10"/>
+      <w:bookmarkEnd w:id="11"/>
     </w:p>
     <w:p>
       <w:pPr>
@@ -3052,13 +4590,13 @@
         <w:snapToGrid w:val="0"/>
         <w:textAlignment w:val="baseline"/>
       </w:pPr>
-      <w:bookmarkStart w:id="9" w:name="heading_5"/>
-      <w:bookmarkStart w:id="10" w:name="_Toc26514"/>
+      <w:bookmarkStart w:id="12" w:name="heading_5"/>
+      <w:bookmarkStart w:id="13" w:name="_Toc6286"/>
       <w:r>
         <w:t>配置经理</w:t>
       </w:r>
-      <w:bookmarkEnd w:id="9"/>
-      <w:bookmarkEnd w:id="10"/>
+      <w:bookmarkEnd w:id="12"/>
+      <w:bookmarkEnd w:id="13"/>
     </w:p>
     <w:p>
       <w:pPr>
@@ -3220,16 +4758,16 @@
         <w:snapToGrid w:val="0"/>
         <w:textAlignment w:val="baseline"/>
       </w:pPr>
-      <w:bookmarkStart w:id="11" w:name="heading_6"/>
+      <w:bookmarkStart w:id="14" w:name="heading_6"/>
       <w:r>
         <w:t xml:space="preserve"> </w:t>
       </w:r>
-      <w:bookmarkStart w:id="12" w:name="_Toc20967"/>
+      <w:bookmarkStart w:id="15" w:name="_Toc3608"/>
       <w:r>
         <w:t>配置管理员</w:t>
       </w:r>
-      <w:bookmarkEnd w:id="11"/>
-      <w:bookmarkEnd w:id="12"/>
+      <w:bookmarkEnd w:id="14"/>
+      <w:bookmarkEnd w:id="15"/>
     </w:p>
     <w:p>
       <w:pPr>
@@ -3391,13 +4929,13 @@
         <w:snapToGrid w:val="0"/>
         <w:textAlignment w:val="baseline"/>
       </w:pPr>
-      <w:bookmarkStart w:id="13" w:name="heading_7"/>
-      <w:bookmarkStart w:id="14" w:name="_Toc15850"/>
+      <w:bookmarkStart w:id="16" w:name="heading_7"/>
+      <w:bookmarkStart w:id="17" w:name="_Toc5212"/>
       <w:r>
         <w:t>配置审核员</w:t>
       </w:r>
-      <w:bookmarkEnd w:id="13"/>
-      <w:bookmarkEnd w:id="14"/>
+      <w:bookmarkEnd w:id="16"/>
+      <w:bookmarkEnd w:id="17"/>
     </w:p>
     <w:p>
       <w:pPr>
@@ -3537,13 +5075,13 @@
         <w:snapToGrid w:val="0"/>
         <w:textAlignment w:val="baseline"/>
       </w:pPr>
-      <w:bookmarkStart w:id="15" w:name="heading_8"/>
-      <w:bookmarkStart w:id="16" w:name="_Toc26956"/>
+      <w:bookmarkStart w:id="18" w:name="heading_8"/>
+      <w:bookmarkStart w:id="19" w:name="_Toc7061"/>
       <w:r>
         <w:t>配置管理流程</w:t>
       </w:r>
-      <w:bookmarkEnd w:id="15"/>
-      <w:bookmarkEnd w:id="16"/>
+      <w:bookmarkEnd w:id="18"/>
+      <w:bookmarkEnd w:id="19"/>
     </w:p>
     <w:p>
       <w:pPr>
@@ -3570,17 +5108,17 @@
     <w:tbl>
       <w:tblPr>
         <w:tblStyle w:val="30"/>
-        <w:tblW w:w="0" w:type="auto"/>
-        <w:tblInd w:w="0" w:type="dxa"/>
+        <w:tblW w:w="8521" w:type="dxa"/>
+        <w:jc w:val="center"/>
         <w:tblBorders>
-          <w:top w:val="single" w:color="DEE0E3" w:sz="0" w:space="0"/>
-          <w:left w:val="single" w:color="DEE0E3" w:sz="0" w:space="0"/>
-          <w:bottom w:val="single" w:color="DEE0E3" w:sz="0" w:space="0"/>
-          <w:right w:val="single" w:color="DEE0E3" w:sz="0" w:space="0"/>
-          <w:insideH w:val="single" w:color="DEE0E3" w:sz="0" w:space="0"/>
-          <w:insideV w:val="single" w:color="DEE0E3" w:sz="0" w:space="0"/>
+          <w:top w:val="none" w:color="DEE0E3" w:sz="0" w:space="0"/>
+          <w:left w:val="none" w:color="DEE0E3" w:sz="0" w:space="0"/>
+          <w:bottom w:val="none" w:color="DEE0E3" w:sz="0" w:space="0"/>
+          <w:right w:val="none" w:color="DEE0E3" w:sz="0" w:space="0"/>
+          <w:insideH w:val="none" w:color="DEE0E3" w:sz="0" w:space="0"/>
+          <w:insideV w:val="none" w:color="DEE0E3" w:sz="0" w:space="0"/>
         </w:tblBorders>
-        <w:tblLayout w:type="fixed"/>
+        <w:tblLayout w:type="autofit"/>
         <w:tblCellMar>
           <w:top w:w="0" w:type="dxa"/>
           <w:left w:w="10" w:type="dxa"/>
@@ -3589,22 +5127,22 @@
         </w:tblCellMar>
       </w:tblPr>
       <w:tblGrid>
-        <w:gridCol w:w="1380"/>
-        <w:gridCol w:w="1380"/>
-        <w:gridCol w:w="1380"/>
-        <w:gridCol w:w="1380"/>
-        <w:gridCol w:w="1538"/>
-        <w:gridCol w:w="1222"/>
+        <w:gridCol w:w="939"/>
+        <w:gridCol w:w="1530"/>
+        <w:gridCol w:w="1537"/>
+        <w:gridCol w:w="1558"/>
+        <w:gridCol w:w="1398"/>
+        <w:gridCol w:w="1559"/>
       </w:tblGrid>
       <w:tr>
         <w:tblPrEx>
           <w:tblBorders>
-            <w:top w:val="single" w:color="DEE0E3" w:sz="0" w:space="0"/>
-            <w:left w:val="single" w:color="DEE0E3" w:sz="0" w:space="0"/>
-            <w:bottom w:val="single" w:color="DEE0E3" w:sz="0" w:space="0"/>
-            <w:right w:val="single" w:color="DEE0E3" w:sz="0" w:space="0"/>
-            <w:insideH w:val="single" w:color="DEE0E3" w:sz="0" w:space="0"/>
-            <w:insideV w:val="single" w:color="DEE0E3" w:sz="0" w:space="0"/>
+            <w:top w:val="none" w:color="DEE0E3" w:sz="0" w:space="0"/>
+            <w:left w:val="none" w:color="DEE0E3" w:sz="0" w:space="0"/>
+            <w:bottom w:val="none" w:color="DEE0E3" w:sz="0" w:space="0"/>
+            <w:right w:val="none" w:color="DEE0E3" w:sz="0" w:space="0"/>
+            <w:insideH w:val="none" w:color="DEE0E3" w:sz="0" w:space="0"/>
+            <w:insideV w:val="none" w:color="DEE0E3" w:sz="0" w:space="0"/>
           </w:tblBorders>
           <w:tblCellMar>
             <w:top w:w="0" w:type="dxa"/>
@@ -3613,21 +5151,28 @@
             <w:right w:w="10" w:type="dxa"/>
           </w:tblCellMar>
         </w:tblPrEx>
+        <w:trPr>
+          <w:trHeight w:val="0" w:hRule="atLeast"/>
+          <w:tblHeader/>
+          <w:jc w:val="center"/>
+        </w:trPr>
         <w:tc>
           <w:tcPr>
-            <w:tcW w:w="1380" w:type="dxa"/>
+            <w:tcW w:w="0" w:type="auto"/>
             <w:tcBorders>
-              <w:top w:val="single" w:color="auto" w:sz="4" w:space="0"/>
-              <w:left w:val="single" w:color="auto" w:sz="4" w:space="0"/>
-              <w:bottom w:val="single" w:color="auto" w:sz="4" w:space="0"/>
-              <w:right w:val="single" w:color="auto" w:sz="4" w:space="0"/>
+              <w:top w:val="single" w:color="auto" w:sz="12" w:space="0"/>
+              <w:left w:val="single" w:color="auto" w:sz="12" w:space="0"/>
+              <w:bottom w:val="nil"/>
+              <w:right w:val="nil"/>
             </w:tcBorders>
+            <w:noWrap w:val="0"/>
             <w:tcMar>
               <w:top w:w="60" w:type="dxa"/>
               <w:left w:w="120" w:type="dxa"/>
               <w:bottom w:w="30" w:type="dxa"/>
               <w:right w:w="120" w:type="dxa"/>
             </w:tcMar>
+            <w:vAlign w:val="center"/>
           </w:tcPr>
           <w:p>
             <w:pPr>
@@ -3645,10 +5190,13 @@
               <w:bidi w:val="0"/>
               <w:adjustRightInd w:val="0"/>
               <w:snapToGrid w:val="0"/>
-              <w:ind w:left="0" w:leftChars="0" w:firstLine="0" w:firstLineChars="0"/>
+              <w:spacing w:line="240" w:lineRule="auto"/>
+              <w:ind w:left="0" w:leftChars="0" w:right="0" w:rightChars="0" w:firstLine="0" w:firstLineChars="0"/>
+              <w:jc w:val="center"/>
               <w:textAlignment w:val="baseline"/>
               <w:rPr>
                 <w:rFonts w:hint="eastAsia" w:ascii="宋体" w:hAnsi="宋体" w:eastAsia="宋体" w:cs="宋体"/>
+                <w:b/>
                 <w:sz w:val="15"/>
                 <w:szCs w:val="15"/>
               </w:rPr>
@@ -3656,6 +5204,7 @@
             <w:r>
               <w:rPr>
                 <w:rFonts w:hint="eastAsia" w:ascii="宋体" w:hAnsi="宋体" w:eastAsia="宋体" w:cs="宋体"/>
+                <w:b/>
                 <w:sz w:val="15"/>
                 <w:szCs w:val="15"/>
               </w:rPr>
@@ -3665,19 +5214,21 @@
         </w:tc>
         <w:tc>
           <w:tcPr>
-            <w:tcW w:w="1380" w:type="dxa"/>
+            <w:tcW w:w="1530" w:type="dxa"/>
             <w:tcBorders>
-              <w:top w:val="single" w:color="auto" w:sz="4" w:space="0"/>
+              <w:top w:val="single" w:color="auto" w:sz="12" w:space="0"/>
               <w:left w:val="single" w:color="auto" w:sz="4" w:space="0"/>
-              <w:bottom w:val="single" w:color="auto" w:sz="4" w:space="0"/>
-              <w:right w:val="single" w:color="auto" w:sz="4" w:space="0"/>
+              <w:bottom w:val="nil"/>
+              <w:right w:val="nil"/>
             </w:tcBorders>
+            <w:noWrap w:val="0"/>
             <w:tcMar>
               <w:top w:w="60" w:type="dxa"/>
               <w:left w:w="120" w:type="dxa"/>
               <w:bottom w:w="30" w:type="dxa"/>
               <w:right w:w="120" w:type="dxa"/>
             </w:tcMar>
+            <w:vAlign w:val="center"/>
           </w:tcPr>
           <w:p>
             <w:pPr>
@@ -3695,9 +5246,13 @@
               <w:bidi w:val="0"/>
               <w:adjustRightInd w:val="0"/>
               <w:snapToGrid w:val="0"/>
+              <w:spacing w:line="240" w:lineRule="auto"/>
+              <w:ind w:left="0" w:leftChars="0" w:right="0" w:rightChars="0" w:firstLine="0" w:firstLineChars="0"/>
+              <w:jc w:val="center"/>
               <w:textAlignment w:val="baseline"/>
               <w:rPr>
                 <w:rFonts w:hint="eastAsia" w:ascii="宋体" w:hAnsi="宋体" w:eastAsia="宋体" w:cs="宋体"/>
+                <w:b/>
                 <w:sz w:val="15"/>
                 <w:szCs w:val="15"/>
               </w:rPr>
@@ -3705,6 +5260,7 @@
             <w:r>
               <w:rPr>
                 <w:rFonts w:hint="eastAsia" w:ascii="宋体" w:hAnsi="宋体" w:eastAsia="宋体" w:cs="宋体"/>
+                <w:b/>
                 <w:sz w:val="15"/>
                 <w:szCs w:val="15"/>
               </w:rPr>
@@ -3714,19 +5270,21 @@
         </w:tc>
         <w:tc>
           <w:tcPr>
-            <w:tcW w:w="1380" w:type="dxa"/>
+            <w:tcW w:w="1537" w:type="dxa"/>
             <w:tcBorders>
-              <w:top w:val="single" w:color="auto" w:sz="4" w:space="0"/>
+              <w:top w:val="single" w:color="auto" w:sz="12" w:space="0"/>
               <w:left w:val="single" w:color="auto" w:sz="4" w:space="0"/>
-              <w:bottom w:val="single" w:color="auto" w:sz="4" w:space="0"/>
-              <w:right w:val="single" w:color="auto" w:sz="4" w:space="0"/>
+              <w:bottom w:val="nil"/>
+              <w:right w:val="nil"/>
             </w:tcBorders>
+            <w:noWrap w:val="0"/>
             <w:tcMar>
               <w:top w:w="60" w:type="dxa"/>
               <w:left w:w="120" w:type="dxa"/>
               <w:bottom w:w="30" w:type="dxa"/>
               <w:right w:w="120" w:type="dxa"/>
             </w:tcMar>
+            <w:vAlign w:val="center"/>
           </w:tcPr>
           <w:p>
             <w:pPr>
@@ -3744,10 +5302,13 @@
               <w:bidi w:val="0"/>
               <w:adjustRightInd w:val="0"/>
               <w:snapToGrid w:val="0"/>
-              <w:ind w:left="0" w:leftChars="0" w:firstLine="0" w:firstLineChars="0"/>
+              <w:spacing w:line="240" w:lineRule="auto"/>
+              <w:ind w:left="0" w:leftChars="0" w:right="0" w:rightChars="0" w:firstLine="0" w:firstLineChars="0"/>
+              <w:jc w:val="center"/>
               <w:textAlignment w:val="baseline"/>
               <w:rPr>
                 <w:rFonts w:hint="eastAsia" w:ascii="宋体" w:hAnsi="宋体" w:eastAsia="宋体" w:cs="宋体"/>
+                <w:b/>
                 <w:sz w:val="15"/>
                 <w:szCs w:val="15"/>
               </w:rPr>
@@ -3755,6 +5316,7 @@
             <w:r>
               <w:rPr>
                 <w:rFonts w:hint="eastAsia" w:ascii="宋体" w:hAnsi="宋体" w:eastAsia="宋体" w:cs="宋体"/>
+                <w:b/>
                 <w:sz w:val="15"/>
                 <w:szCs w:val="15"/>
               </w:rPr>
@@ -3764,19 +5326,21 @@
         </w:tc>
         <w:tc>
           <w:tcPr>
-            <w:tcW w:w="1380" w:type="dxa"/>
+            <w:tcW w:w="0" w:type="auto"/>
             <w:tcBorders>
-              <w:top w:val="single" w:color="auto" w:sz="4" w:space="0"/>
+              <w:top w:val="single" w:color="auto" w:sz="12" w:space="0"/>
               <w:left w:val="single" w:color="auto" w:sz="4" w:space="0"/>
-              <w:bottom w:val="single" w:color="auto" w:sz="4" w:space="0"/>
-              <w:right w:val="single" w:color="auto" w:sz="4" w:space="0"/>
+              <w:bottom w:val="nil"/>
+              <w:right w:val="nil"/>
             </w:tcBorders>
+            <w:noWrap w:val="0"/>
             <w:tcMar>
               <w:top w:w="60" w:type="dxa"/>
               <w:left w:w="120" w:type="dxa"/>
               <w:bottom w:w="30" w:type="dxa"/>
               <w:right w:w="120" w:type="dxa"/>
             </w:tcMar>
+            <w:vAlign w:val="center"/>
           </w:tcPr>
           <w:p>
             <w:pPr>
@@ -3794,10 +5358,13 @@
               <w:bidi w:val="0"/>
               <w:adjustRightInd w:val="0"/>
               <w:snapToGrid w:val="0"/>
-              <w:ind w:left="0" w:leftChars="0" w:firstLine="0" w:firstLineChars="0"/>
+              <w:spacing w:line="240" w:lineRule="auto"/>
+              <w:ind w:left="0" w:leftChars="0" w:right="0" w:rightChars="0" w:firstLine="0" w:firstLineChars="0"/>
+              <w:jc w:val="center"/>
               <w:textAlignment w:val="baseline"/>
               <w:rPr>
                 <w:rFonts w:hint="eastAsia" w:ascii="宋体" w:hAnsi="宋体" w:eastAsia="宋体" w:cs="宋体"/>
+                <w:b/>
                 <w:sz w:val="15"/>
                 <w:szCs w:val="15"/>
               </w:rPr>
@@ -3805,6 +5372,7 @@
             <w:r>
               <w:rPr>
                 <w:rFonts w:hint="eastAsia" w:ascii="宋体" w:hAnsi="宋体" w:eastAsia="宋体" w:cs="宋体"/>
+                <w:b/>
                 <w:sz w:val="15"/>
                 <w:szCs w:val="15"/>
               </w:rPr>
@@ -3814,19 +5382,21 @@
         </w:tc>
         <w:tc>
           <w:tcPr>
-            <w:tcW w:w="1538" w:type="dxa"/>
+            <w:tcW w:w="1398" w:type="dxa"/>
             <w:tcBorders>
-              <w:top w:val="single" w:color="auto" w:sz="4" w:space="0"/>
+              <w:top w:val="single" w:color="auto" w:sz="12" w:space="0"/>
               <w:left w:val="single" w:color="auto" w:sz="4" w:space="0"/>
-              <w:bottom w:val="single" w:color="auto" w:sz="4" w:space="0"/>
-              <w:right w:val="single" w:color="auto" w:sz="4" w:space="0"/>
+              <w:bottom w:val="nil"/>
+              <w:right w:val="nil"/>
             </w:tcBorders>
+            <w:noWrap w:val="0"/>
             <w:tcMar>
               <w:top w:w="60" w:type="dxa"/>
               <w:left w:w="120" w:type="dxa"/>
               <w:bottom w:w="30" w:type="dxa"/>
               <w:right w:w="120" w:type="dxa"/>
             </w:tcMar>
+            <w:vAlign w:val="center"/>
           </w:tcPr>
           <w:p>
             <w:pPr>
@@ -3844,10 +5414,13 @@
               <w:bidi w:val="0"/>
               <w:adjustRightInd w:val="0"/>
               <w:snapToGrid w:val="0"/>
-              <w:ind w:left="0" w:leftChars="0" w:firstLine="0" w:firstLineChars="0"/>
+              <w:spacing w:line="240" w:lineRule="auto"/>
+              <w:ind w:left="0" w:leftChars="0" w:right="0" w:rightChars="0" w:firstLine="0" w:firstLineChars="0"/>
+              <w:jc w:val="center"/>
               <w:textAlignment w:val="baseline"/>
               <w:rPr>
                 <w:rFonts w:hint="eastAsia" w:ascii="宋体" w:hAnsi="宋体" w:eastAsia="宋体" w:cs="宋体"/>
+                <w:b/>
                 <w:sz w:val="15"/>
                 <w:szCs w:val="15"/>
               </w:rPr>
@@ -3855,6 +5428,7 @@
             <w:r>
               <w:rPr>
                 <w:rFonts w:hint="eastAsia" w:ascii="宋体" w:hAnsi="宋体" w:eastAsia="宋体" w:cs="宋体"/>
+                <w:b/>
                 <w:sz w:val="15"/>
                 <w:szCs w:val="15"/>
               </w:rPr>
@@ -3864,19 +5438,21 @@
         </w:tc>
         <w:tc>
           <w:tcPr>
-            <w:tcW w:w="1222" w:type="dxa"/>
+            <w:tcW w:w="1558" w:type="dxa"/>
             <w:tcBorders>
-              <w:top w:val="single" w:color="auto" w:sz="4" w:space="0"/>
+              <w:top w:val="single" w:color="auto" w:sz="12" w:space="0"/>
               <w:left w:val="single" w:color="auto" w:sz="4" w:space="0"/>
-              <w:bottom w:val="single" w:color="auto" w:sz="4" w:space="0"/>
-              <w:right w:val="single" w:color="auto" w:sz="4" w:space="0"/>
+              <w:bottom w:val="nil"/>
+              <w:right w:val="single" w:color="auto" w:sz="12" w:space="0"/>
             </w:tcBorders>
+            <w:noWrap w:val="0"/>
             <w:tcMar>
               <w:top w:w="60" w:type="dxa"/>
               <w:left w:w="120" w:type="dxa"/>
               <w:bottom w:w="30" w:type="dxa"/>
               <w:right w:w="120" w:type="dxa"/>
             </w:tcMar>
+            <w:vAlign w:val="center"/>
           </w:tcPr>
           <w:p>
             <w:pPr>
@@ -3894,9 +5470,13 @@
               <w:bidi w:val="0"/>
               <w:adjustRightInd w:val="0"/>
               <w:snapToGrid w:val="0"/>
+              <w:spacing w:line="240" w:lineRule="auto"/>
+              <w:ind w:left="0" w:leftChars="0" w:right="0" w:rightChars="0" w:firstLine="0" w:firstLineChars="0"/>
+              <w:jc w:val="center"/>
               <w:textAlignment w:val="baseline"/>
               <w:rPr>
                 <w:rFonts w:hint="eastAsia" w:ascii="宋体" w:hAnsi="宋体" w:eastAsia="宋体" w:cs="宋体"/>
+                <w:b/>
                 <w:sz w:val="15"/>
                 <w:szCs w:val="15"/>
               </w:rPr>
@@ -3904,6 +5484,7 @@
             <w:r>
               <w:rPr>
                 <w:rFonts w:hint="eastAsia" w:ascii="宋体" w:hAnsi="宋体" w:eastAsia="宋体" w:cs="宋体"/>
+                <w:b/>
                 <w:sz w:val="15"/>
                 <w:szCs w:val="15"/>
               </w:rPr>
@@ -3915,12 +5496,12 @@
       <w:tr>
         <w:tblPrEx>
           <w:tblBorders>
-            <w:top w:val="single" w:color="DEE0E3" w:sz="0" w:space="0"/>
-            <w:left w:val="single" w:color="DEE0E3" w:sz="0" w:space="0"/>
-            <w:bottom w:val="single" w:color="DEE0E3" w:sz="0" w:space="0"/>
-            <w:right w:val="single" w:color="DEE0E3" w:sz="0" w:space="0"/>
-            <w:insideH w:val="single" w:color="DEE0E3" w:sz="0" w:space="0"/>
-            <w:insideV w:val="single" w:color="DEE0E3" w:sz="0" w:space="0"/>
+            <w:top w:val="none" w:color="DEE0E3" w:sz="0" w:space="0"/>
+            <w:left w:val="none" w:color="DEE0E3" w:sz="0" w:space="0"/>
+            <w:bottom w:val="none" w:color="DEE0E3" w:sz="0" w:space="0"/>
+            <w:right w:val="none" w:color="DEE0E3" w:sz="0" w:space="0"/>
+            <w:insideH w:val="none" w:color="DEE0E3" w:sz="0" w:space="0"/>
+            <w:insideV w:val="none" w:color="DEE0E3" w:sz="0" w:space="0"/>
           </w:tblBorders>
           <w:tblCellMar>
             <w:top w:w="0" w:type="dxa"/>
@@ -3929,21 +5510,27 @@
             <w:right w:w="10" w:type="dxa"/>
           </w:tblCellMar>
         </w:tblPrEx>
+        <w:trPr>
+          <w:trHeight w:val="0" w:hRule="atLeast"/>
+          <w:jc w:val="center"/>
+        </w:trPr>
         <w:tc>
           <w:tcPr>
-            <w:tcW w:w="1380" w:type="dxa"/>
+            <w:tcW w:w="0" w:type="auto"/>
             <w:tcBorders>
               <w:top w:val="single" w:color="auto" w:sz="4" w:space="0"/>
-              <w:left w:val="single" w:color="auto" w:sz="4" w:space="0"/>
-              <w:bottom w:val="single" w:color="auto" w:sz="4" w:space="0"/>
-              <w:right w:val="single" w:color="auto" w:sz="4" w:space="0"/>
+              <w:left w:val="single" w:color="auto" w:sz="12" w:space="0"/>
+              <w:bottom w:val="nil"/>
+              <w:right w:val="nil"/>
             </w:tcBorders>
+            <w:noWrap w:val="0"/>
             <w:tcMar>
               <w:top w:w="60" w:type="dxa"/>
               <w:left w:w="120" w:type="dxa"/>
               <w:bottom w:w="30" w:type="dxa"/>
               <w:right w:w="120" w:type="dxa"/>
             </w:tcMar>
+            <w:vAlign w:val="center"/>
           </w:tcPr>
           <w:p>
             <w:pPr>
@@ -3961,7 +5548,9 @@
               <w:bidi w:val="0"/>
               <w:adjustRightInd w:val="0"/>
               <w:snapToGrid w:val="0"/>
-              <w:ind w:left="0" w:leftChars="0" w:firstLine="0" w:firstLineChars="0"/>
+              <w:spacing w:line="240" w:lineRule="auto"/>
+              <w:ind w:left="0" w:leftChars="0" w:right="0" w:rightChars="0" w:firstLine="0" w:firstLineChars="0"/>
+              <w:jc w:val="center"/>
               <w:textAlignment w:val="baseline"/>
               <w:rPr>
                 <w:rFonts w:hint="eastAsia" w:ascii="宋体" w:hAnsi="宋体" w:eastAsia="宋体" w:cs="宋体"/>
@@ -3981,19 +5570,21 @@
         </w:tc>
         <w:tc>
           <w:tcPr>
-            <w:tcW w:w="1380" w:type="dxa"/>
+            <w:tcW w:w="1530" w:type="dxa"/>
             <w:tcBorders>
               <w:top w:val="single" w:color="auto" w:sz="4" w:space="0"/>
               <w:left w:val="single" w:color="auto" w:sz="4" w:space="0"/>
-              <w:bottom w:val="single" w:color="auto" w:sz="4" w:space="0"/>
-              <w:right w:val="single" w:color="auto" w:sz="4" w:space="0"/>
+              <w:bottom w:val="nil"/>
+              <w:right w:val="nil"/>
             </w:tcBorders>
+            <w:noWrap w:val="0"/>
             <w:tcMar>
               <w:top w:w="60" w:type="dxa"/>
               <w:left w:w="120" w:type="dxa"/>
               <w:bottom w:w="30" w:type="dxa"/>
               <w:right w:w="120" w:type="dxa"/>
             </w:tcMar>
+            <w:vAlign w:val="center"/>
           </w:tcPr>
           <w:p>
             <w:pPr>
@@ -4011,7 +5602,9 @@
               <w:bidi w:val="0"/>
               <w:adjustRightInd w:val="0"/>
               <w:snapToGrid w:val="0"/>
-              <w:ind w:left="0" w:leftChars="0" w:firstLine="0" w:firstLineChars="0"/>
+              <w:spacing w:line="240" w:lineRule="auto"/>
+              <w:ind w:left="0" w:leftChars="0" w:right="0" w:rightChars="0" w:firstLine="0" w:firstLineChars="0"/>
+              <w:jc w:val="left"/>
               <w:textAlignment w:val="baseline"/>
               <w:rPr>
                 <w:rFonts w:hint="eastAsia" w:ascii="宋体" w:hAnsi="宋体" w:eastAsia="宋体" w:cs="宋体"/>
@@ -4031,19 +5624,21 @@
         </w:tc>
         <w:tc>
           <w:tcPr>
-            <w:tcW w:w="1380" w:type="dxa"/>
+            <w:tcW w:w="1537" w:type="dxa"/>
             <w:tcBorders>
               <w:top w:val="single" w:color="auto" w:sz="4" w:space="0"/>
               <w:left w:val="single" w:color="auto" w:sz="4" w:space="0"/>
-              <w:bottom w:val="single" w:color="auto" w:sz="4" w:space="0"/>
-              <w:right w:val="single" w:color="auto" w:sz="4" w:space="0"/>
+              <w:bottom w:val="nil"/>
+              <w:right w:val="nil"/>
             </w:tcBorders>
+            <w:noWrap w:val="0"/>
             <w:tcMar>
               <w:top w:w="60" w:type="dxa"/>
               <w:left w:w="120" w:type="dxa"/>
               <w:bottom w:w="30" w:type="dxa"/>
               <w:right w:w="120" w:type="dxa"/>
             </w:tcMar>
+            <w:vAlign w:val="center"/>
           </w:tcPr>
           <w:p>
             <w:pPr>
@@ -4061,7 +5656,9 @@
               <w:bidi w:val="0"/>
               <w:adjustRightInd w:val="0"/>
               <w:snapToGrid w:val="0"/>
-              <w:ind w:left="0" w:leftChars="0" w:firstLine="0" w:firstLineChars="0"/>
+              <w:spacing w:line="240" w:lineRule="auto"/>
+              <w:ind w:left="0" w:leftChars="0" w:right="0" w:rightChars="0" w:firstLine="0" w:firstLineChars="0"/>
+              <w:jc w:val="left"/>
               <w:textAlignment w:val="baseline"/>
               <w:rPr>
                 <w:rFonts w:hint="eastAsia" w:ascii="宋体" w:hAnsi="宋体" w:eastAsia="宋体" w:cs="宋体"/>
@@ -4081,19 +5678,21 @@
         </w:tc>
         <w:tc>
           <w:tcPr>
-            <w:tcW w:w="1380" w:type="dxa"/>
+            <w:tcW w:w="0" w:type="auto"/>
             <w:tcBorders>
               <w:top w:val="single" w:color="auto" w:sz="4" w:space="0"/>
               <w:left w:val="single" w:color="auto" w:sz="4" w:space="0"/>
-              <w:bottom w:val="single" w:color="auto" w:sz="4" w:space="0"/>
-              <w:right w:val="single" w:color="auto" w:sz="4" w:space="0"/>
+              <w:bottom w:val="nil"/>
+              <w:right w:val="nil"/>
             </w:tcBorders>
+            <w:noWrap w:val="0"/>
             <w:tcMar>
               <w:top w:w="60" w:type="dxa"/>
               <w:left w:w="120" w:type="dxa"/>
               <w:bottom w:w="30" w:type="dxa"/>
               <w:right w:w="120" w:type="dxa"/>
             </w:tcMar>
+            <w:vAlign w:val="center"/>
           </w:tcPr>
           <w:p>
             <w:pPr>
@@ -4111,7 +5710,9 @@
               <w:bidi w:val="0"/>
               <w:adjustRightInd w:val="0"/>
               <w:snapToGrid w:val="0"/>
-              <w:ind w:left="0" w:leftChars="0" w:firstLine="0" w:firstLineChars="0"/>
+              <w:spacing w:line="240" w:lineRule="auto"/>
+              <w:ind w:left="0" w:leftChars="0" w:right="0" w:rightChars="0" w:firstLine="0" w:firstLineChars="0"/>
+              <w:jc w:val="center"/>
               <w:textAlignment w:val="baseline"/>
               <w:rPr>
                 <w:rFonts w:hint="eastAsia" w:ascii="宋体" w:hAnsi="宋体" w:eastAsia="宋体" w:cs="宋体"/>
@@ -4131,19 +5732,21 @@
         </w:tc>
         <w:tc>
           <w:tcPr>
-            <w:tcW w:w="1538" w:type="dxa"/>
+            <w:tcW w:w="1398" w:type="dxa"/>
             <w:tcBorders>
               <w:top w:val="single" w:color="auto" w:sz="4" w:space="0"/>
               <w:left w:val="single" w:color="auto" w:sz="4" w:space="0"/>
-              <w:bottom w:val="single" w:color="auto" w:sz="4" w:space="0"/>
-              <w:right w:val="single" w:color="auto" w:sz="4" w:space="0"/>
+              <w:bottom w:val="nil"/>
+              <w:right w:val="nil"/>
             </w:tcBorders>
+            <w:noWrap w:val="0"/>
             <w:tcMar>
               <w:top w:w="60" w:type="dxa"/>
               <w:left w:w="120" w:type="dxa"/>
               <w:bottom w:w="30" w:type="dxa"/>
               <w:right w:w="120" w:type="dxa"/>
             </w:tcMar>
+            <w:vAlign w:val="center"/>
           </w:tcPr>
           <w:p>
             <w:pPr>
@@ -4161,7 +5764,9 @@
               <w:bidi w:val="0"/>
               <w:adjustRightInd w:val="0"/>
               <w:snapToGrid w:val="0"/>
-              <w:ind w:left="0" w:leftChars="0" w:firstLine="0" w:firstLineChars="0"/>
+              <w:spacing w:line="240" w:lineRule="auto"/>
+              <w:ind w:left="0" w:leftChars="0" w:right="0" w:rightChars="0" w:firstLine="0" w:firstLineChars="0"/>
+              <w:jc w:val="center"/>
               <w:textAlignment w:val="baseline"/>
               <w:rPr>
                 <w:rFonts w:hint="eastAsia" w:ascii="宋体" w:hAnsi="宋体" w:eastAsia="宋体" w:cs="宋体"/>
@@ -4181,19 +5786,21 @@
         </w:tc>
         <w:tc>
           <w:tcPr>
-            <w:tcW w:w="1222" w:type="dxa"/>
+            <w:tcW w:w="1558" w:type="dxa"/>
             <w:tcBorders>
               <w:top w:val="single" w:color="auto" w:sz="4" w:space="0"/>
               <w:left w:val="single" w:color="auto" w:sz="4" w:space="0"/>
-              <w:bottom w:val="single" w:color="auto" w:sz="4" w:space="0"/>
-              <w:right w:val="single" w:color="auto" w:sz="4" w:space="0"/>
+              <w:bottom w:val="nil"/>
+              <w:right w:val="single" w:color="auto" w:sz="12" w:space="0"/>
             </w:tcBorders>
+            <w:noWrap w:val="0"/>
             <w:tcMar>
               <w:top w:w="60" w:type="dxa"/>
               <w:left w:w="120" w:type="dxa"/>
               <w:bottom w:w="30" w:type="dxa"/>
               <w:right w:w="120" w:type="dxa"/>
             </w:tcMar>
+            <w:vAlign w:val="center"/>
           </w:tcPr>
           <w:p>
             <w:pPr>
@@ -4211,7 +5818,9 @@
               <w:bidi w:val="0"/>
               <w:adjustRightInd w:val="0"/>
               <w:snapToGrid w:val="0"/>
-              <w:ind w:left="0" w:leftChars="0" w:firstLine="0" w:firstLineChars="0"/>
+              <w:spacing w:line="240" w:lineRule="auto"/>
+              <w:ind w:left="0" w:leftChars="0" w:right="0" w:rightChars="0" w:firstLine="0" w:firstLineChars="0"/>
+              <w:jc w:val="left"/>
               <w:textAlignment w:val="baseline"/>
               <w:rPr>
                 <w:rFonts w:hint="eastAsia" w:ascii="宋体" w:hAnsi="宋体" w:eastAsia="宋体" w:cs="宋体"/>
@@ -4233,12 +5842,12 @@
       <w:tr>
         <w:tblPrEx>
           <w:tblBorders>
-            <w:top w:val="single" w:color="DEE0E3" w:sz="0" w:space="0"/>
-            <w:left w:val="single" w:color="DEE0E3" w:sz="0" w:space="0"/>
-            <w:bottom w:val="single" w:color="DEE0E3" w:sz="0" w:space="0"/>
-            <w:right w:val="single" w:color="DEE0E3" w:sz="0" w:space="0"/>
-            <w:insideH w:val="single" w:color="DEE0E3" w:sz="0" w:space="0"/>
-            <w:insideV w:val="single" w:color="DEE0E3" w:sz="0" w:space="0"/>
+            <w:top w:val="none" w:color="DEE0E3" w:sz="0" w:space="0"/>
+            <w:left w:val="none" w:color="DEE0E3" w:sz="0" w:space="0"/>
+            <w:bottom w:val="none" w:color="DEE0E3" w:sz="0" w:space="0"/>
+            <w:right w:val="none" w:color="DEE0E3" w:sz="0" w:space="0"/>
+            <w:insideH w:val="none" w:color="DEE0E3" w:sz="0" w:space="0"/>
+            <w:insideV w:val="none" w:color="DEE0E3" w:sz="0" w:space="0"/>
           </w:tblBorders>
           <w:tblCellMar>
             <w:top w:w="0" w:type="dxa"/>
@@ -4247,21 +5856,27 @@
             <w:right w:w="10" w:type="dxa"/>
           </w:tblCellMar>
         </w:tblPrEx>
+        <w:trPr>
+          <w:trHeight w:val="0" w:hRule="atLeast"/>
+          <w:jc w:val="center"/>
+        </w:trPr>
         <w:tc>
           <w:tcPr>
-            <w:tcW w:w="1380" w:type="dxa"/>
+            <w:tcW w:w="0" w:type="auto"/>
             <w:tcBorders>
               <w:top w:val="single" w:color="auto" w:sz="4" w:space="0"/>
-              <w:left w:val="single" w:color="auto" w:sz="4" w:space="0"/>
-              <w:bottom w:val="single" w:color="auto" w:sz="4" w:space="0"/>
-              <w:right w:val="single" w:color="auto" w:sz="4" w:space="0"/>
+              <w:left w:val="single" w:color="auto" w:sz="12" w:space="0"/>
+              <w:bottom w:val="nil"/>
+              <w:right w:val="nil"/>
             </w:tcBorders>
+            <w:noWrap w:val="0"/>
             <w:tcMar>
               <w:top w:w="60" w:type="dxa"/>
               <w:left w:w="120" w:type="dxa"/>
               <w:bottom w:w="30" w:type="dxa"/>
               <w:right w:w="120" w:type="dxa"/>
             </w:tcMar>
+            <w:vAlign w:val="center"/>
           </w:tcPr>
           <w:p>
             <w:pPr>
@@ -4279,7 +5894,9 @@
               <w:bidi w:val="0"/>
               <w:adjustRightInd w:val="0"/>
               <w:snapToGrid w:val="0"/>
-              <w:ind w:left="0" w:leftChars="0" w:firstLine="0" w:firstLineChars="0"/>
+              <w:spacing w:line="240" w:lineRule="auto"/>
+              <w:ind w:left="0" w:leftChars="0" w:right="0" w:rightChars="0" w:firstLine="0" w:firstLineChars="0"/>
+              <w:jc w:val="center"/>
               <w:textAlignment w:val="baseline"/>
               <w:rPr>
                 <w:rFonts w:hint="eastAsia" w:ascii="宋体" w:hAnsi="宋体" w:eastAsia="宋体" w:cs="宋体"/>
@@ -4299,19 +5916,21 @@
         </w:tc>
         <w:tc>
           <w:tcPr>
-            <w:tcW w:w="1380" w:type="dxa"/>
+            <w:tcW w:w="1530" w:type="dxa"/>
             <w:tcBorders>
               <w:top w:val="single" w:color="auto" w:sz="4" w:space="0"/>
               <w:left w:val="single" w:color="auto" w:sz="4" w:space="0"/>
-              <w:bottom w:val="single" w:color="auto" w:sz="4" w:space="0"/>
-              <w:right w:val="single" w:color="auto" w:sz="4" w:space="0"/>
+              <w:bottom w:val="nil"/>
+              <w:right w:val="nil"/>
             </w:tcBorders>
+            <w:noWrap w:val="0"/>
             <w:tcMar>
               <w:top w:w="60" w:type="dxa"/>
               <w:left w:w="120" w:type="dxa"/>
               <w:bottom w:w="30" w:type="dxa"/>
               <w:right w:w="120" w:type="dxa"/>
             </w:tcMar>
+            <w:vAlign w:val="center"/>
           </w:tcPr>
           <w:p>
             <w:pPr>
@@ -4329,7 +5948,9 @@
               <w:bidi w:val="0"/>
               <w:adjustRightInd w:val="0"/>
               <w:snapToGrid w:val="0"/>
-              <w:ind w:left="0" w:leftChars="0" w:firstLine="0" w:firstLineChars="0"/>
+              <w:spacing w:line="240" w:lineRule="auto"/>
+              <w:ind w:left="0" w:leftChars="0" w:right="0" w:rightChars="0" w:firstLine="0" w:firstLineChars="0"/>
+              <w:jc w:val="left"/>
               <w:textAlignment w:val="baseline"/>
               <w:rPr>
                 <w:rFonts w:hint="eastAsia" w:ascii="宋体" w:hAnsi="宋体" w:eastAsia="宋体" w:cs="宋体"/>
@@ -4349,19 +5970,21 @@
         </w:tc>
         <w:tc>
           <w:tcPr>
-            <w:tcW w:w="1380" w:type="dxa"/>
+            <w:tcW w:w="1537" w:type="dxa"/>
             <w:tcBorders>
               <w:top w:val="single" w:color="auto" w:sz="4" w:space="0"/>
               <w:left w:val="single" w:color="auto" w:sz="4" w:space="0"/>
-              <w:bottom w:val="single" w:color="auto" w:sz="4" w:space="0"/>
-              <w:right w:val="single" w:color="auto" w:sz="4" w:space="0"/>
+              <w:bottom w:val="nil"/>
+              <w:right w:val="nil"/>
             </w:tcBorders>
+            <w:noWrap w:val="0"/>
             <w:tcMar>
               <w:top w:w="60" w:type="dxa"/>
               <w:left w:w="120" w:type="dxa"/>
               <w:bottom w:w="30" w:type="dxa"/>
               <w:right w:w="120" w:type="dxa"/>
             </w:tcMar>
+            <w:vAlign w:val="center"/>
           </w:tcPr>
           <w:p>
             <w:pPr>
@@ -4379,7 +6002,9 @@
               <w:bidi w:val="0"/>
               <w:adjustRightInd w:val="0"/>
               <w:snapToGrid w:val="0"/>
-              <w:ind w:left="0" w:leftChars="0" w:firstLine="0" w:firstLineChars="0"/>
+              <w:spacing w:line="240" w:lineRule="auto"/>
+              <w:ind w:left="0" w:leftChars="0" w:right="0" w:rightChars="0" w:firstLine="0" w:firstLineChars="0"/>
+              <w:jc w:val="left"/>
               <w:textAlignment w:val="baseline"/>
               <w:rPr>
                 <w:rFonts w:hint="eastAsia" w:ascii="宋体" w:hAnsi="宋体" w:eastAsia="宋体" w:cs="宋体"/>
@@ -4399,19 +6024,21 @@
         </w:tc>
         <w:tc>
           <w:tcPr>
-            <w:tcW w:w="1380" w:type="dxa"/>
+            <w:tcW w:w="0" w:type="auto"/>
             <w:tcBorders>
               <w:top w:val="single" w:color="auto" w:sz="4" w:space="0"/>
               <w:left w:val="single" w:color="auto" w:sz="4" w:space="0"/>
-              <w:bottom w:val="single" w:color="auto" w:sz="4" w:space="0"/>
-              <w:right w:val="single" w:color="auto" w:sz="4" w:space="0"/>
+              <w:bottom w:val="nil"/>
+              <w:right w:val="nil"/>
             </w:tcBorders>
+            <w:noWrap w:val="0"/>
             <w:tcMar>
               <w:top w:w="60" w:type="dxa"/>
               <w:left w:w="120" w:type="dxa"/>
               <w:bottom w:w="30" w:type="dxa"/>
               <w:right w:w="120" w:type="dxa"/>
             </w:tcMar>
+            <w:vAlign w:val="center"/>
           </w:tcPr>
           <w:p>
             <w:pPr>
@@ -4429,7 +6056,9 @@
               <w:bidi w:val="0"/>
               <w:adjustRightInd w:val="0"/>
               <w:snapToGrid w:val="0"/>
-              <w:ind w:left="0" w:leftChars="0" w:firstLine="0" w:firstLineChars="0"/>
+              <w:spacing w:line="240" w:lineRule="auto"/>
+              <w:ind w:left="0" w:leftChars="0" w:right="0" w:rightChars="0" w:firstLine="0" w:firstLineChars="0"/>
+              <w:jc w:val="center"/>
               <w:textAlignment w:val="baseline"/>
               <w:rPr>
                 <w:rFonts w:hint="eastAsia" w:ascii="宋体" w:hAnsi="宋体" w:eastAsia="宋体" w:cs="宋体"/>
@@ -4449,19 +6078,21 @@
         </w:tc>
         <w:tc>
           <w:tcPr>
-            <w:tcW w:w="1538" w:type="dxa"/>
+            <w:tcW w:w="1398" w:type="dxa"/>
             <w:tcBorders>
               <w:top w:val="single" w:color="auto" w:sz="4" w:space="0"/>
               <w:left w:val="single" w:color="auto" w:sz="4" w:space="0"/>
-              <w:bottom w:val="single" w:color="auto" w:sz="4" w:space="0"/>
-              <w:right w:val="single" w:color="auto" w:sz="4" w:space="0"/>
+              <w:bottom w:val="nil"/>
+              <w:right w:val="nil"/>
             </w:tcBorders>
+            <w:noWrap w:val="0"/>
             <w:tcMar>
               <w:top w:w="60" w:type="dxa"/>
               <w:left w:w="120" w:type="dxa"/>
               <w:bottom w:w="30" w:type="dxa"/>
               <w:right w:w="120" w:type="dxa"/>
             </w:tcMar>
+            <w:vAlign w:val="center"/>
           </w:tcPr>
           <w:p>
             <w:pPr>
@@ -4479,7 +6110,9 @@
               <w:bidi w:val="0"/>
               <w:adjustRightInd w:val="0"/>
               <w:snapToGrid w:val="0"/>
-              <w:ind w:left="0" w:leftChars="0" w:firstLine="0" w:firstLineChars="0"/>
+              <w:spacing w:line="240" w:lineRule="auto"/>
+              <w:ind w:left="0" w:leftChars="0" w:right="0" w:rightChars="0" w:firstLine="0" w:firstLineChars="0"/>
+              <w:jc w:val="center"/>
               <w:textAlignment w:val="baseline"/>
               <w:rPr>
                 <w:rFonts w:hint="eastAsia" w:ascii="宋体" w:hAnsi="宋体" w:eastAsia="宋体" w:cs="宋体"/>
@@ -4499,19 +6132,21 @@
         </w:tc>
         <w:tc>
           <w:tcPr>
-            <w:tcW w:w="1222" w:type="dxa"/>
+            <w:tcW w:w="1558" w:type="dxa"/>
             <w:tcBorders>
               <w:top w:val="single" w:color="auto" w:sz="4" w:space="0"/>
               <w:left w:val="single" w:color="auto" w:sz="4" w:space="0"/>
-              <w:bottom w:val="single" w:color="auto" w:sz="4" w:space="0"/>
-              <w:right w:val="single" w:color="auto" w:sz="4" w:space="0"/>
+              <w:bottom w:val="nil"/>
+              <w:right w:val="single" w:color="auto" w:sz="12" w:space="0"/>
             </w:tcBorders>
+            <w:noWrap w:val="0"/>
             <w:tcMar>
               <w:top w:w="60" w:type="dxa"/>
               <w:left w:w="120" w:type="dxa"/>
               <w:bottom w:w="30" w:type="dxa"/>
               <w:right w:w="120" w:type="dxa"/>
             </w:tcMar>
+            <w:vAlign w:val="center"/>
           </w:tcPr>
           <w:p>
             <w:pPr>
@@ -4529,7 +6164,9 @@
               <w:bidi w:val="0"/>
               <w:adjustRightInd w:val="0"/>
               <w:snapToGrid w:val="0"/>
-              <w:ind w:left="0" w:leftChars="0" w:firstLine="0" w:firstLineChars="0"/>
+              <w:spacing w:line="240" w:lineRule="auto"/>
+              <w:ind w:left="0" w:leftChars="0" w:right="0" w:rightChars="0" w:firstLine="0" w:firstLineChars="0"/>
+              <w:jc w:val="left"/>
               <w:textAlignment w:val="baseline"/>
               <w:rPr>
                 <w:rFonts w:hint="eastAsia" w:ascii="宋体" w:hAnsi="宋体" w:eastAsia="宋体" w:cs="宋体"/>
@@ -4551,12 +6188,12 @@
       <w:tr>
         <w:tblPrEx>
           <w:tblBorders>
-            <w:top w:val="single" w:color="DEE0E3" w:sz="0" w:space="0"/>
-            <w:left w:val="single" w:color="DEE0E3" w:sz="0" w:space="0"/>
-            <w:bottom w:val="single" w:color="DEE0E3" w:sz="0" w:space="0"/>
-            <w:right w:val="single" w:color="DEE0E3" w:sz="0" w:space="0"/>
-            <w:insideH w:val="single" w:color="DEE0E3" w:sz="0" w:space="0"/>
-            <w:insideV w:val="single" w:color="DEE0E3" w:sz="0" w:space="0"/>
+            <w:top w:val="none" w:color="DEE0E3" w:sz="0" w:space="0"/>
+            <w:left w:val="none" w:color="DEE0E3" w:sz="0" w:space="0"/>
+            <w:bottom w:val="none" w:color="DEE0E3" w:sz="0" w:space="0"/>
+            <w:right w:val="none" w:color="DEE0E3" w:sz="0" w:space="0"/>
+            <w:insideH w:val="none" w:color="DEE0E3" w:sz="0" w:space="0"/>
+            <w:insideV w:val="none" w:color="DEE0E3" w:sz="0" w:space="0"/>
           </w:tblBorders>
           <w:tblCellMar>
             <w:top w:w="0" w:type="dxa"/>
@@ -4565,21 +6202,27 @@
             <w:right w:w="10" w:type="dxa"/>
           </w:tblCellMar>
         </w:tblPrEx>
+        <w:trPr>
+          <w:trHeight w:val="0" w:hRule="atLeast"/>
+          <w:jc w:val="center"/>
+        </w:trPr>
         <w:tc>
           <w:tcPr>
-            <w:tcW w:w="1380" w:type="dxa"/>
+            <w:tcW w:w="0" w:type="auto"/>
             <w:tcBorders>
               <w:top w:val="single" w:color="auto" w:sz="4" w:space="0"/>
-              <w:left w:val="single" w:color="auto" w:sz="4" w:space="0"/>
-              <w:bottom w:val="single" w:color="auto" w:sz="4" w:space="0"/>
-              <w:right w:val="single" w:color="auto" w:sz="4" w:space="0"/>
+              <w:left w:val="single" w:color="auto" w:sz="12" w:space="0"/>
+              <w:bottom w:val="nil"/>
+              <w:right w:val="nil"/>
             </w:tcBorders>
+            <w:noWrap w:val="0"/>
             <w:tcMar>
               <w:top w:w="60" w:type="dxa"/>
               <w:left w:w="120" w:type="dxa"/>
               <w:bottom w:w="30" w:type="dxa"/>
               <w:right w:w="120" w:type="dxa"/>
             </w:tcMar>
+            <w:vAlign w:val="center"/>
           </w:tcPr>
           <w:p>
             <w:pPr>
@@ -4597,7 +6240,9 @@
               <w:bidi w:val="0"/>
               <w:adjustRightInd w:val="0"/>
               <w:snapToGrid w:val="0"/>
-              <w:ind w:left="0" w:leftChars="0" w:firstLine="0" w:firstLineChars="0"/>
+              <w:spacing w:line="240" w:lineRule="auto"/>
+              <w:ind w:left="0" w:leftChars="0" w:right="0" w:rightChars="0" w:firstLine="0" w:firstLineChars="0"/>
+              <w:jc w:val="center"/>
               <w:textAlignment w:val="baseline"/>
               <w:rPr>
                 <w:rFonts w:hint="eastAsia" w:ascii="宋体" w:hAnsi="宋体" w:eastAsia="宋体" w:cs="宋体"/>
@@ -4617,19 +6262,21 @@
         </w:tc>
         <w:tc>
           <w:tcPr>
-            <w:tcW w:w="1380" w:type="dxa"/>
+            <w:tcW w:w="1530" w:type="dxa"/>
             <w:tcBorders>
               <w:top w:val="single" w:color="auto" w:sz="4" w:space="0"/>
               <w:left w:val="single" w:color="auto" w:sz="4" w:space="0"/>
-              <w:bottom w:val="single" w:color="auto" w:sz="4" w:space="0"/>
-              <w:right w:val="single" w:color="auto" w:sz="4" w:space="0"/>
+              <w:bottom w:val="nil"/>
+              <w:right w:val="nil"/>
             </w:tcBorders>
+            <w:noWrap w:val="0"/>
             <w:tcMar>
               <w:top w:w="60" w:type="dxa"/>
               <w:left w:w="120" w:type="dxa"/>
               <w:bottom w:w="30" w:type="dxa"/>
               <w:right w:w="120" w:type="dxa"/>
             </w:tcMar>
+            <w:vAlign w:val="center"/>
           </w:tcPr>
           <w:p>
             <w:pPr>
@@ -4647,7 +6294,9 @@
               <w:bidi w:val="0"/>
               <w:adjustRightInd w:val="0"/>
               <w:snapToGrid w:val="0"/>
-              <w:ind w:left="0" w:leftChars="0" w:firstLine="0" w:firstLineChars="0"/>
+              <w:spacing w:line="240" w:lineRule="auto"/>
+              <w:ind w:left="0" w:leftChars="0" w:right="0" w:rightChars="0" w:firstLine="0" w:firstLineChars="0"/>
+              <w:jc w:val="left"/>
               <w:textAlignment w:val="baseline"/>
               <w:rPr>
                 <w:rFonts w:hint="eastAsia" w:ascii="宋体" w:hAnsi="宋体" w:eastAsia="宋体" w:cs="宋体"/>
@@ -4667,19 +6316,21 @@
         </w:tc>
         <w:tc>
           <w:tcPr>
-            <w:tcW w:w="1380" w:type="dxa"/>
+            <w:tcW w:w="1537" w:type="dxa"/>
             <w:tcBorders>
               <w:top w:val="single" w:color="auto" w:sz="4" w:space="0"/>
               <w:left w:val="single" w:color="auto" w:sz="4" w:space="0"/>
-              <w:bottom w:val="single" w:color="auto" w:sz="4" w:space="0"/>
-              <w:right w:val="single" w:color="auto" w:sz="4" w:space="0"/>
+              <w:bottom w:val="nil"/>
+              <w:right w:val="nil"/>
             </w:tcBorders>
+            <w:noWrap w:val="0"/>
             <w:tcMar>
               <w:top w:w="60" w:type="dxa"/>
               <w:left w:w="120" w:type="dxa"/>
               <w:bottom w:w="30" w:type="dxa"/>
               <w:right w:w="120" w:type="dxa"/>
             </w:tcMar>
+            <w:vAlign w:val="center"/>
           </w:tcPr>
           <w:p>
             <w:pPr>
@@ -4697,7 +6348,9 @@
               <w:bidi w:val="0"/>
               <w:adjustRightInd w:val="0"/>
               <w:snapToGrid w:val="0"/>
-              <w:ind w:left="0" w:leftChars="0" w:firstLine="0" w:firstLineChars="0"/>
+              <w:spacing w:line="240" w:lineRule="auto"/>
+              <w:ind w:left="0" w:leftChars="0" w:right="0" w:rightChars="0" w:firstLine="0" w:firstLineChars="0"/>
+              <w:jc w:val="left"/>
               <w:textAlignment w:val="baseline"/>
               <w:rPr>
                 <w:rFonts w:hint="eastAsia" w:ascii="宋体" w:hAnsi="宋体" w:eastAsia="宋体" w:cs="宋体"/>
@@ -4717,19 +6370,21 @@
         </w:tc>
         <w:tc>
           <w:tcPr>
-            <w:tcW w:w="1380" w:type="dxa"/>
+            <w:tcW w:w="0" w:type="auto"/>
             <w:tcBorders>
               <w:top w:val="single" w:color="auto" w:sz="4" w:space="0"/>
               <w:left w:val="single" w:color="auto" w:sz="4" w:space="0"/>
-              <w:bottom w:val="single" w:color="auto" w:sz="4" w:space="0"/>
-              <w:right w:val="single" w:color="auto" w:sz="4" w:space="0"/>
+              <w:bottom w:val="nil"/>
+              <w:right w:val="nil"/>
             </w:tcBorders>
+            <w:noWrap w:val="0"/>
             <w:tcMar>
               <w:top w:w="60" w:type="dxa"/>
               <w:left w:w="120" w:type="dxa"/>
               <w:bottom w:w="30" w:type="dxa"/>
               <w:right w:w="120" w:type="dxa"/>
             </w:tcMar>
+            <w:vAlign w:val="center"/>
           </w:tcPr>
           <w:p>
             <w:pPr>
@@ -4747,7 +6402,9 @@
               <w:bidi w:val="0"/>
               <w:adjustRightInd w:val="0"/>
               <w:snapToGrid w:val="0"/>
-              <w:ind w:left="0" w:leftChars="0" w:firstLine="0" w:firstLineChars="0"/>
+              <w:spacing w:line="240" w:lineRule="auto"/>
+              <w:ind w:left="0" w:leftChars="0" w:right="0" w:rightChars="0" w:firstLine="0" w:firstLineChars="0"/>
+              <w:jc w:val="center"/>
               <w:textAlignment w:val="baseline"/>
               <w:rPr>
                 <w:rFonts w:hint="eastAsia" w:ascii="宋体" w:hAnsi="宋体" w:eastAsia="宋体" w:cs="宋体"/>
@@ -4767,19 +6424,21 @@
         </w:tc>
         <w:tc>
           <w:tcPr>
-            <w:tcW w:w="1538" w:type="dxa"/>
+            <w:tcW w:w="1398" w:type="dxa"/>
             <w:tcBorders>
               <w:top w:val="single" w:color="auto" w:sz="4" w:space="0"/>
               <w:left w:val="single" w:color="auto" w:sz="4" w:space="0"/>
-              <w:bottom w:val="single" w:color="auto" w:sz="4" w:space="0"/>
-              <w:right w:val="single" w:color="auto" w:sz="4" w:space="0"/>
+              <w:bottom w:val="nil"/>
+              <w:right w:val="nil"/>
             </w:tcBorders>
+            <w:noWrap w:val="0"/>
             <w:tcMar>
               <w:top w:w="60" w:type="dxa"/>
               <w:left w:w="120" w:type="dxa"/>
               <w:bottom w:w="30" w:type="dxa"/>
               <w:right w:w="120" w:type="dxa"/>
             </w:tcMar>
+            <w:vAlign w:val="center"/>
           </w:tcPr>
           <w:p>
             <w:pPr>
@@ -4797,7 +6456,9 @@
               <w:bidi w:val="0"/>
               <w:adjustRightInd w:val="0"/>
               <w:snapToGrid w:val="0"/>
-              <w:ind w:left="0" w:leftChars="0" w:firstLine="0" w:firstLineChars="0"/>
+              <w:spacing w:line="240" w:lineRule="auto"/>
+              <w:ind w:left="0" w:leftChars="0" w:right="0" w:rightChars="0" w:firstLine="0" w:firstLineChars="0"/>
+              <w:jc w:val="center"/>
               <w:textAlignment w:val="baseline"/>
               <w:rPr>
                 <w:rFonts w:hint="eastAsia" w:ascii="宋体" w:hAnsi="宋体" w:eastAsia="宋体" w:cs="宋体"/>
@@ -4817,19 +6478,21 @@
         </w:tc>
         <w:tc>
           <w:tcPr>
-            <w:tcW w:w="1222" w:type="dxa"/>
+            <w:tcW w:w="1558" w:type="dxa"/>
             <w:tcBorders>
               <w:top w:val="single" w:color="auto" w:sz="4" w:space="0"/>
               <w:left w:val="single" w:color="auto" w:sz="4" w:space="0"/>
-              <w:bottom w:val="single" w:color="auto" w:sz="4" w:space="0"/>
-              <w:right w:val="single" w:color="auto" w:sz="4" w:space="0"/>
+              <w:bottom w:val="nil"/>
+              <w:right w:val="single" w:color="auto" w:sz="12" w:space="0"/>
             </w:tcBorders>
+            <w:noWrap w:val="0"/>
             <w:tcMar>
               <w:top w:w="60" w:type="dxa"/>
               <w:left w:w="120" w:type="dxa"/>
               <w:bottom w:w="30" w:type="dxa"/>
               <w:right w:w="120" w:type="dxa"/>
             </w:tcMar>
+            <w:vAlign w:val="center"/>
           </w:tcPr>
           <w:p>
             <w:pPr>
@@ -4847,7 +6510,9 @@
               <w:bidi w:val="0"/>
               <w:adjustRightInd w:val="0"/>
               <w:snapToGrid w:val="0"/>
-              <w:ind w:left="0" w:leftChars="0" w:firstLine="0" w:firstLineChars="0"/>
+              <w:spacing w:line="240" w:lineRule="auto"/>
+              <w:ind w:left="0" w:leftChars="0" w:right="0" w:rightChars="0" w:firstLine="0" w:firstLineChars="0"/>
+              <w:jc w:val="left"/>
               <w:textAlignment w:val="baseline"/>
               <w:rPr>
                 <w:rFonts w:hint="eastAsia" w:ascii="宋体" w:hAnsi="宋体" w:eastAsia="宋体" w:cs="宋体"/>
@@ -4869,12 +6534,12 @@
       <w:tr>
         <w:tblPrEx>
           <w:tblBorders>
-            <w:top w:val="single" w:color="DEE0E3" w:sz="0" w:space="0"/>
-            <w:left w:val="single" w:color="DEE0E3" w:sz="0" w:space="0"/>
-            <w:bottom w:val="single" w:color="DEE0E3" w:sz="0" w:space="0"/>
-            <w:right w:val="single" w:color="DEE0E3" w:sz="0" w:space="0"/>
-            <w:insideH w:val="single" w:color="DEE0E3" w:sz="0" w:space="0"/>
-            <w:insideV w:val="single" w:color="DEE0E3" w:sz="0" w:space="0"/>
+            <w:top w:val="none" w:color="DEE0E3" w:sz="0" w:space="0"/>
+            <w:left w:val="none" w:color="DEE0E3" w:sz="0" w:space="0"/>
+            <w:bottom w:val="none" w:color="DEE0E3" w:sz="0" w:space="0"/>
+            <w:right w:val="none" w:color="DEE0E3" w:sz="0" w:space="0"/>
+            <w:insideH w:val="none" w:color="DEE0E3" w:sz="0" w:space="0"/>
+            <w:insideV w:val="none" w:color="DEE0E3" w:sz="0" w:space="0"/>
           </w:tblBorders>
           <w:tblCellMar>
             <w:top w:w="0" w:type="dxa"/>
@@ -4883,21 +6548,27 @@
             <w:right w:w="10" w:type="dxa"/>
           </w:tblCellMar>
         </w:tblPrEx>
+        <w:trPr>
+          <w:trHeight w:val="0" w:hRule="atLeast"/>
+          <w:jc w:val="center"/>
+        </w:trPr>
         <w:tc>
           <w:tcPr>
-            <w:tcW w:w="1380" w:type="dxa"/>
+            <w:tcW w:w="0" w:type="auto"/>
             <w:tcBorders>
               <w:top w:val="single" w:color="auto" w:sz="4" w:space="0"/>
-              <w:left w:val="single" w:color="auto" w:sz="4" w:space="0"/>
-              <w:bottom w:val="single" w:color="auto" w:sz="4" w:space="0"/>
-              <w:right w:val="single" w:color="auto" w:sz="4" w:space="0"/>
+              <w:left w:val="single" w:color="auto" w:sz="12" w:space="0"/>
+              <w:bottom w:val="nil"/>
+              <w:right w:val="nil"/>
             </w:tcBorders>
+            <w:noWrap w:val="0"/>
             <w:tcMar>
               <w:top w:w="60" w:type="dxa"/>
               <w:left w:w="120" w:type="dxa"/>
               <w:bottom w:w="30" w:type="dxa"/>
               <w:right w:w="120" w:type="dxa"/>
             </w:tcMar>
+            <w:vAlign w:val="center"/>
           </w:tcPr>
           <w:p>
             <w:pPr>
@@ -4915,7 +6586,9 @@
               <w:bidi w:val="0"/>
               <w:adjustRightInd w:val="0"/>
               <w:snapToGrid w:val="0"/>
-              <w:ind w:left="0" w:leftChars="0" w:firstLine="0" w:firstLineChars="0"/>
+              <w:spacing w:line="240" w:lineRule="auto"/>
+              <w:ind w:left="0" w:leftChars="0" w:right="0" w:rightChars="0" w:firstLine="0" w:firstLineChars="0"/>
+              <w:jc w:val="center"/>
               <w:textAlignment w:val="baseline"/>
               <w:rPr>
                 <w:rFonts w:hint="eastAsia" w:ascii="宋体" w:hAnsi="宋体" w:eastAsia="宋体" w:cs="宋体"/>
@@ -4935,19 +6608,21 @@
         </w:tc>
         <w:tc>
           <w:tcPr>
-            <w:tcW w:w="1380" w:type="dxa"/>
+            <w:tcW w:w="1530" w:type="dxa"/>
             <w:tcBorders>
               <w:top w:val="single" w:color="auto" w:sz="4" w:space="0"/>
               <w:left w:val="single" w:color="auto" w:sz="4" w:space="0"/>
-              <w:bottom w:val="single" w:color="auto" w:sz="4" w:space="0"/>
-              <w:right w:val="single" w:color="auto" w:sz="4" w:space="0"/>
+              <w:bottom w:val="nil"/>
+              <w:right w:val="nil"/>
             </w:tcBorders>
+            <w:noWrap w:val="0"/>
             <w:tcMar>
               <w:top w:w="60" w:type="dxa"/>
               <w:left w:w="120" w:type="dxa"/>
               <w:bottom w:w="30" w:type="dxa"/>
               <w:right w:w="120" w:type="dxa"/>
             </w:tcMar>
+            <w:vAlign w:val="center"/>
           </w:tcPr>
           <w:p>
             <w:pPr>
@@ -4965,7 +6640,9 @@
               <w:bidi w:val="0"/>
               <w:adjustRightInd w:val="0"/>
               <w:snapToGrid w:val="0"/>
-              <w:ind w:left="0" w:leftChars="0" w:firstLine="0" w:firstLineChars="0"/>
+              <w:spacing w:line="240" w:lineRule="auto"/>
+              <w:ind w:left="0" w:leftChars="0" w:right="0" w:rightChars="0" w:firstLine="0" w:firstLineChars="0"/>
+              <w:jc w:val="left"/>
               <w:textAlignment w:val="baseline"/>
               <w:rPr>
                 <w:rFonts w:hint="eastAsia" w:ascii="宋体" w:hAnsi="宋体" w:eastAsia="宋体" w:cs="宋体"/>
@@ -4985,19 +6662,21 @@
         </w:tc>
         <w:tc>
           <w:tcPr>
-            <w:tcW w:w="1380" w:type="dxa"/>
+            <w:tcW w:w="1537" w:type="dxa"/>
             <w:tcBorders>
               <w:top w:val="single" w:color="auto" w:sz="4" w:space="0"/>
               <w:left w:val="single" w:color="auto" w:sz="4" w:space="0"/>
-              <w:bottom w:val="single" w:color="auto" w:sz="4" w:space="0"/>
-              <w:right w:val="single" w:color="auto" w:sz="4" w:space="0"/>
+              <w:bottom w:val="nil"/>
+              <w:right w:val="nil"/>
             </w:tcBorders>
+            <w:noWrap w:val="0"/>
             <w:tcMar>
               <w:top w:w="60" w:type="dxa"/>
               <w:left w:w="120" w:type="dxa"/>
               <w:bottom w:w="30" w:type="dxa"/>
               <w:right w:w="120" w:type="dxa"/>
             </w:tcMar>
+            <w:vAlign w:val="center"/>
           </w:tcPr>
           <w:p>
             <w:pPr>
@@ -5015,7 +6694,9 @@
               <w:bidi w:val="0"/>
               <w:adjustRightInd w:val="0"/>
               <w:snapToGrid w:val="0"/>
-              <w:ind w:left="0" w:leftChars="0" w:firstLine="0" w:firstLineChars="0"/>
+              <w:spacing w:line="240" w:lineRule="auto"/>
+              <w:ind w:left="0" w:leftChars="0" w:right="0" w:rightChars="0" w:firstLine="0" w:firstLineChars="0"/>
+              <w:jc w:val="left"/>
               <w:textAlignment w:val="baseline"/>
               <w:rPr>
                 <w:rFonts w:hint="eastAsia" w:ascii="宋体" w:hAnsi="宋体" w:eastAsia="宋体" w:cs="宋体"/>
@@ -5035,19 +6716,21 @@
         </w:tc>
         <w:tc>
           <w:tcPr>
-            <w:tcW w:w="1380" w:type="dxa"/>
+            <w:tcW w:w="0" w:type="auto"/>
             <w:tcBorders>
               <w:top w:val="single" w:color="auto" w:sz="4" w:space="0"/>
               <w:left w:val="single" w:color="auto" w:sz="4" w:space="0"/>
-              <w:bottom w:val="single" w:color="auto" w:sz="4" w:space="0"/>
-              <w:right w:val="single" w:color="auto" w:sz="4" w:space="0"/>
+              <w:bottom w:val="nil"/>
+              <w:right w:val="nil"/>
             </w:tcBorders>
+            <w:noWrap w:val="0"/>
             <w:tcMar>
               <w:top w:w="60" w:type="dxa"/>
               <w:left w:w="120" w:type="dxa"/>
               <w:bottom w:w="30" w:type="dxa"/>
               <w:right w:w="120" w:type="dxa"/>
             </w:tcMar>
+            <w:vAlign w:val="center"/>
           </w:tcPr>
           <w:p>
             <w:pPr>
@@ -5065,7 +6748,9 @@
               <w:bidi w:val="0"/>
               <w:adjustRightInd w:val="0"/>
               <w:snapToGrid w:val="0"/>
-              <w:ind w:left="0" w:leftChars="0" w:firstLine="0" w:firstLineChars="0"/>
+              <w:spacing w:line="240" w:lineRule="auto"/>
+              <w:ind w:left="0" w:leftChars="0" w:right="0" w:rightChars="0" w:firstLine="0" w:firstLineChars="0"/>
+              <w:jc w:val="center"/>
               <w:textAlignment w:val="baseline"/>
               <w:rPr>
                 <w:rFonts w:hint="eastAsia" w:ascii="宋体" w:hAnsi="宋体" w:eastAsia="宋体" w:cs="宋体"/>
@@ -5085,19 +6770,21 @@
         </w:tc>
         <w:tc>
           <w:tcPr>
-            <w:tcW w:w="1538" w:type="dxa"/>
+            <w:tcW w:w="1398" w:type="dxa"/>
             <w:tcBorders>
               <w:top w:val="single" w:color="auto" w:sz="4" w:space="0"/>
               <w:left w:val="single" w:color="auto" w:sz="4" w:space="0"/>
-              <w:bottom w:val="single" w:color="auto" w:sz="4" w:space="0"/>
-              <w:right w:val="single" w:color="auto" w:sz="4" w:space="0"/>
+              <w:bottom w:val="nil"/>
+              <w:right w:val="nil"/>
             </w:tcBorders>
+            <w:noWrap w:val="0"/>
             <w:tcMar>
               <w:top w:w="60" w:type="dxa"/>
               <w:left w:w="120" w:type="dxa"/>
               <w:bottom w:w="30" w:type="dxa"/>
               <w:right w:w="120" w:type="dxa"/>
             </w:tcMar>
+            <w:vAlign w:val="center"/>
           </w:tcPr>
           <w:p>
             <w:pPr>
@@ -5115,7 +6802,9 @@
               <w:bidi w:val="0"/>
               <w:adjustRightInd w:val="0"/>
               <w:snapToGrid w:val="0"/>
-              <w:ind w:left="0" w:leftChars="0" w:firstLine="0" w:firstLineChars="0"/>
+              <w:spacing w:line="240" w:lineRule="auto"/>
+              <w:ind w:left="0" w:leftChars="0" w:right="0" w:rightChars="0" w:firstLine="0" w:firstLineChars="0"/>
+              <w:jc w:val="center"/>
               <w:textAlignment w:val="baseline"/>
               <w:rPr>
                 <w:rFonts w:hint="eastAsia" w:ascii="宋体" w:hAnsi="宋体" w:eastAsia="宋体" w:cs="宋体"/>
@@ -5135,19 +6824,21 @@
         </w:tc>
         <w:tc>
           <w:tcPr>
-            <w:tcW w:w="1222" w:type="dxa"/>
+            <w:tcW w:w="1558" w:type="dxa"/>
             <w:tcBorders>
               <w:top w:val="single" w:color="auto" w:sz="4" w:space="0"/>
               <w:left w:val="single" w:color="auto" w:sz="4" w:space="0"/>
-              <w:bottom w:val="single" w:color="auto" w:sz="4" w:space="0"/>
-              <w:right w:val="single" w:color="auto" w:sz="4" w:space="0"/>
+              <w:bottom w:val="nil"/>
+              <w:right w:val="single" w:color="auto" w:sz="12" w:space="0"/>
             </w:tcBorders>
+            <w:noWrap w:val="0"/>
             <w:tcMar>
               <w:top w:w="60" w:type="dxa"/>
               <w:left w:w="120" w:type="dxa"/>
               <w:bottom w:w="30" w:type="dxa"/>
               <w:right w:w="120" w:type="dxa"/>
             </w:tcMar>
+            <w:vAlign w:val="center"/>
           </w:tcPr>
           <w:p>
             <w:pPr>
@@ -5165,7 +6856,9 @@
               <w:bidi w:val="0"/>
               <w:adjustRightInd w:val="0"/>
               <w:snapToGrid w:val="0"/>
-              <w:ind w:left="0" w:leftChars="0" w:firstLine="0" w:firstLineChars="0"/>
+              <w:spacing w:line="240" w:lineRule="auto"/>
+              <w:ind w:left="0" w:leftChars="0" w:right="0" w:rightChars="0" w:firstLine="0" w:firstLineChars="0"/>
+              <w:jc w:val="left"/>
               <w:textAlignment w:val="baseline"/>
               <w:rPr>
                 <w:rFonts w:hint="eastAsia" w:ascii="宋体" w:hAnsi="宋体" w:eastAsia="宋体" w:cs="宋体"/>
@@ -5187,12 +6880,12 @@
       <w:tr>
         <w:tblPrEx>
           <w:tblBorders>
-            <w:top w:val="single" w:color="DEE0E3" w:sz="0" w:space="0"/>
-            <w:left w:val="single" w:color="DEE0E3" w:sz="0" w:space="0"/>
-            <w:bottom w:val="single" w:color="DEE0E3" w:sz="0" w:space="0"/>
-            <w:right w:val="single" w:color="DEE0E3" w:sz="0" w:space="0"/>
-            <w:insideH w:val="single" w:color="DEE0E3" w:sz="0" w:space="0"/>
-            <w:insideV w:val="single" w:color="DEE0E3" w:sz="0" w:space="0"/>
+            <w:top w:val="none" w:color="DEE0E3" w:sz="0" w:space="0"/>
+            <w:left w:val="none" w:color="DEE0E3" w:sz="0" w:space="0"/>
+            <w:bottom w:val="none" w:color="DEE0E3" w:sz="0" w:space="0"/>
+            <w:right w:val="none" w:color="DEE0E3" w:sz="0" w:space="0"/>
+            <w:insideH w:val="none" w:color="DEE0E3" w:sz="0" w:space="0"/>
+            <w:insideV w:val="none" w:color="DEE0E3" w:sz="0" w:space="0"/>
           </w:tblBorders>
           <w:tblCellMar>
             <w:top w:w="0" w:type="dxa"/>
@@ -5201,21 +6894,27 @@
             <w:right w:w="10" w:type="dxa"/>
           </w:tblCellMar>
         </w:tblPrEx>
+        <w:trPr>
+          <w:trHeight w:val="0" w:hRule="atLeast"/>
+          <w:jc w:val="center"/>
+        </w:trPr>
         <w:tc>
           <w:tcPr>
-            <w:tcW w:w="1380" w:type="dxa"/>
+            <w:tcW w:w="939" w:type="dxa"/>
             <w:tcBorders>
               <w:top w:val="single" w:color="auto" w:sz="4" w:space="0"/>
-              <w:left w:val="single" w:color="auto" w:sz="4" w:space="0"/>
-              <w:bottom w:val="single" w:color="auto" w:sz="4" w:space="0"/>
-              <w:right w:val="single" w:color="auto" w:sz="4" w:space="0"/>
+              <w:left w:val="single" w:color="auto" w:sz="12" w:space="0"/>
+              <w:bottom w:val="single" w:color="auto" w:sz="12" w:space="0"/>
+              <w:right w:val="nil"/>
             </w:tcBorders>
+            <w:noWrap w:val="0"/>
             <w:tcMar>
               <w:top w:w="60" w:type="dxa"/>
               <w:left w:w="120" w:type="dxa"/>
               <w:bottom w:w="30" w:type="dxa"/>
               <w:right w:w="120" w:type="dxa"/>
             </w:tcMar>
+            <w:vAlign w:val="center"/>
           </w:tcPr>
           <w:p>
             <w:pPr>
@@ -5233,7 +6932,9 @@
               <w:bidi w:val="0"/>
               <w:adjustRightInd w:val="0"/>
               <w:snapToGrid w:val="0"/>
-              <w:ind w:left="0" w:leftChars="0" w:firstLine="0" w:firstLineChars="0"/>
+              <w:spacing w:line="240" w:lineRule="auto"/>
+              <w:ind w:left="0" w:leftChars="0" w:right="0" w:rightChars="0" w:firstLine="0" w:firstLineChars="0"/>
+              <w:jc w:val="center"/>
               <w:textAlignment w:val="baseline"/>
               <w:rPr>
                 <w:rFonts w:hint="eastAsia" w:ascii="宋体" w:hAnsi="宋体" w:eastAsia="宋体" w:cs="宋体"/>
@@ -5253,19 +6954,21 @@
         </w:tc>
         <w:tc>
           <w:tcPr>
-            <w:tcW w:w="1380" w:type="dxa"/>
+            <w:tcW w:w="1530" w:type="dxa"/>
             <w:tcBorders>
               <w:top w:val="single" w:color="auto" w:sz="4" w:space="0"/>
               <w:left w:val="single" w:color="auto" w:sz="4" w:space="0"/>
-              <w:bottom w:val="single" w:color="auto" w:sz="4" w:space="0"/>
-              <w:right w:val="single" w:color="auto" w:sz="4" w:space="0"/>
+              <w:bottom w:val="single" w:color="auto" w:sz="12" w:space="0"/>
+              <w:right w:val="nil"/>
             </w:tcBorders>
+            <w:noWrap w:val="0"/>
             <w:tcMar>
               <w:top w:w="60" w:type="dxa"/>
               <w:left w:w="120" w:type="dxa"/>
               <w:bottom w:w="30" w:type="dxa"/>
               <w:right w:w="120" w:type="dxa"/>
             </w:tcMar>
+            <w:vAlign w:val="center"/>
           </w:tcPr>
           <w:p>
             <w:pPr>
@@ -5283,7 +6986,9 @@
               <w:bidi w:val="0"/>
               <w:adjustRightInd w:val="0"/>
               <w:snapToGrid w:val="0"/>
-              <w:ind w:left="0" w:leftChars="0" w:firstLine="0" w:firstLineChars="0"/>
+              <w:spacing w:line="240" w:lineRule="auto"/>
+              <w:ind w:left="0" w:leftChars="0" w:right="0" w:rightChars="0" w:firstLine="0" w:firstLineChars="0"/>
+              <w:jc w:val="left"/>
               <w:textAlignment w:val="baseline"/>
               <w:rPr>
                 <w:rFonts w:hint="eastAsia" w:ascii="宋体" w:hAnsi="宋体" w:eastAsia="宋体" w:cs="宋体"/>
@@ -5303,19 +7008,21 @@
         </w:tc>
         <w:tc>
           <w:tcPr>
-            <w:tcW w:w="1380" w:type="dxa"/>
+            <w:tcW w:w="1537" w:type="dxa"/>
             <w:tcBorders>
               <w:top w:val="single" w:color="auto" w:sz="4" w:space="0"/>
               <w:left w:val="single" w:color="auto" w:sz="4" w:space="0"/>
-              <w:bottom w:val="single" w:color="auto" w:sz="4" w:space="0"/>
-              <w:right w:val="single" w:color="auto" w:sz="4" w:space="0"/>
+              <w:bottom w:val="single" w:color="auto" w:sz="12" w:space="0"/>
+              <w:right w:val="nil"/>
             </w:tcBorders>
+            <w:noWrap w:val="0"/>
             <w:tcMar>
               <w:top w:w="60" w:type="dxa"/>
               <w:left w:w="120" w:type="dxa"/>
               <w:bottom w:w="30" w:type="dxa"/>
               <w:right w:w="120" w:type="dxa"/>
             </w:tcMar>
+            <w:vAlign w:val="center"/>
           </w:tcPr>
           <w:p>
             <w:pPr>
@@ -5333,7 +7040,9 @@
               <w:bidi w:val="0"/>
               <w:adjustRightInd w:val="0"/>
               <w:snapToGrid w:val="0"/>
-              <w:ind w:left="0" w:leftChars="0" w:firstLine="0" w:firstLineChars="0"/>
+              <w:spacing w:line="240" w:lineRule="auto"/>
+              <w:ind w:left="0" w:leftChars="0" w:right="0" w:rightChars="0" w:firstLine="0" w:firstLineChars="0"/>
+              <w:jc w:val="left"/>
               <w:textAlignment w:val="baseline"/>
               <w:rPr>
                 <w:rFonts w:hint="eastAsia" w:ascii="宋体" w:hAnsi="宋体" w:eastAsia="宋体" w:cs="宋体"/>
@@ -5353,19 +7062,21 @@
         </w:tc>
         <w:tc>
           <w:tcPr>
-            <w:tcW w:w="1380" w:type="dxa"/>
+            <w:tcW w:w="1558" w:type="dxa"/>
             <w:tcBorders>
               <w:top w:val="single" w:color="auto" w:sz="4" w:space="0"/>
               <w:left w:val="single" w:color="auto" w:sz="4" w:space="0"/>
-              <w:bottom w:val="single" w:color="auto" w:sz="4" w:space="0"/>
-              <w:right w:val="single" w:color="auto" w:sz="4" w:space="0"/>
+              <w:bottom w:val="single" w:color="auto" w:sz="12" w:space="0"/>
+              <w:right w:val="nil"/>
             </w:tcBorders>
+            <w:noWrap w:val="0"/>
             <w:tcMar>
               <w:top w:w="60" w:type="dxa"/>
               <w:left w:w="120" w:type="dxa"/>
               <w:bottom w:w="30" w:type="dxa"/>
               <w:right w:w="120" w:type="dxa"/>
             </w:tcMar>
+            <w:vAlign w:val="center"/>
           </w:tcPr>
           <w:p>
             <w:pPr>
@@ -5383,6 +7094,9 @@
               <w:bidi w:val="0"/>
               <w:adjustRightInd w:val="0"/>
               <w:snapToGrid w:val="0"/>
+              <w:spacing w:line="240" w:lineRule="auto"/>
+              <w:ind w:left="0" w:leftChars="0" w:right="0" w:rightChars="0" w:firstLine="0" w:firstLineChars="0"/>
+              <w:jc w:val="center"/>
               <w:textAlignment w:val="baseline"/>
               <w:rPr>
                 <w:rFonts w:hint="eastAsia" w:ascii="宋体" w:hAnsi="宋体" w:eastAsia="宋体" w:cs="宋体"/>
@@ -5402,19 +7116,21 @@
         </w:tc>
         <w:tc>
           <w:tcPr>
-            <w:tcW w:w="1538" w:type="dxa"/>
+            <w:tcW w:w="1398" w:type="dxa"/>
             <w:tcBorders>
               <w:top w:val="single" w:color="auto" w:sz="4" w:space="0"/>
               <w:left w:val="single" w:color="auto" w:sz="4" w:space="0"/>
-              <w:bottom w:val="single" w:color="auto" w:sz="4" w:space="0"/>
-              <w:right w:val="single" w:color="auto" w:sz="4" w:space="0"/>
+              <w:bottom w:val="single" w:color="auto" w:sz="12" w:space="0"/>
+              <w:right w:val="nil"/>
             </w:tcBorders>
+            <w:noWrap w:val="0"/>
             <w:tcMar>
               <w:top w:w="60" w:type="dxa"/>
               <w:left w:w="120" w:type="dxa"/>
               <w:bottom w:w="30" w:type="dxa"/>
               <w:right w:w="120" w:type="dxa"/>
             </w:tcMar>
+            <w:vAlign w:val="center"/>
           </w:tcPr>
           <w:p>
             <w:pPr>
@@ -5432,7 +7148,9 @@
               <w:bidi w:val="0"/>
               <w:adjustRightInd w:val="0"/>
               <w:snapToGrid w:val="0"/>
-              <w:ind w:left="0" w:leftChars="0" w:firstLine="0" w:firstLineChars="0"/>
+              <w:spacing w:line="240" w:lineRule="auto"/>
+              <w:ind w:left="0" w:leftChars="0" w:right="0" w:rightChars="0" w:firstLine="0" w:firstLineChars="0"/>
+              <w:jc w:val="center"/>
               <w:textAlignment w:val="baseline"/>
               <w:rPr>
                 <w:rFonts w:hint="eastAsia" w:ascii="宋体" w:hAnsi="宋体" w:eastAsia="宋体" w:cs="宋体"/>
@@ -5452,19 +7170,21 @@
         </w:tc>
         <w:tc>
           <w:tcPr>
-            <w:tcW w:w="1222" w:type="dxa"/>
+            <w:tcW w:w="1558" w:type="dxa"/>
             <w:tcBorders>
               <w:top w:val="single" w:color="auto" w:sz="4" w:space="0"/>
               <w:left w:val="single" w:color="auto" w:sz="4" w:space="0"/>
-              <w:bottom w:val="single" w:color="auto" w:sz="4" w:space="0"/>
-              <w:right w:val="single" w:color="auto" w:sz="4" w:space="0"/>
+              <w:bottom w:val="single" w:color="auto" w:sz="12" w:space="0"/>
+              <w:right w:val="single" w:color="auto" w:sz="12" w:space="0"/>
             </w:tcBorders>
+            <w:noWrap w:val="0"/>
             <w:tcMar>
               <w:top w:w="60" w:type="dxa"/>
               <w:left w:w="120" w:type="dxa"/>
               <w:bottom w:w="30" w:type="dxa"/>
               <w:right w:w="120" w:type="dxa"/>
             </w:tcMar>
+            <w:vAlign w:val="center"/>
           </w:tcPr>
           <w:p>
             <w:pPr>
@@ -5482,7 +7202,9 @@
               <w:bidi w:val="0"/>
               <w:adjustRightInd w:val="0"/>
               <w:snapToGrid w:val="0"/>
-              <w:ind w:left="0" w:leftChars="0" w:firstLine="0" w:firstLineChars="0"/>
+              <w:spacing w:line="240" w:lineRule="auto"/>
+              <w:ind w:left="0" w:leftChars="0" w:right="0" w:rightChars="0" w:firstLine="0" w:firstLineChars="0"/>
+              <w:jc w:val="left"/>
               <w:textAlignment w:val="baseline"/>
               <w:rPr>
                 <w:rFonts w:hint="eastAsia" w:ascii="宋体" w:hAnsi="宋体" w:eastAsia="宋体" w:cs="宋体"/>
@@ -5520,7 +7242,7 @@
         <w:snapToGrid w:val="0"/>
         <w:textAlignment w:val="baseline"/>
       </w:pPr>
-      <w:bookmarkStart w:id="17" w:name="heading_9"/>
+      <w:bookmarkStart w:id="20" w:name="heading_9"/>
     </w:p>
     <w:p>
       <w:pPr>
@@ -5603,12 +7325,12 @@
         <w:snapToGrid w:val="0"/>
         <w:textAlignment w:val="baseline"/>
       </w:pPr>
-      <w:bookmarkStart w:id="18" w:name="_Toc1938"/>
+      <w:bookmarkStart w:id="21" w:name="_Toc3022"/>
       <w:r>
         <w:t>识别配置项</w:t>
       </w:r>
-      <w:bookmarkEnd w:id="17"/>
-      <w:bookmarkEnd w:id="18"/>
+      <w:bookmarkEnd w:id="20"/>
+      <w:bookmarkEnd w:id="21"/>
     </w:p>
     <w:p>
       <w:pPr>
@@ -5628,13 +7350,13 @@
         <w:snapToGrid w:val="0"/>
         <w:textAlignment w:val="baseline"/>
       </w:pPr>
-      <w:bookmarkStart w:id="19" w:name="heading_10"/>
-      <w:bookmarkStart w:id="20" w:name="_Toc16237"/>
+      <w:bookmarkStart w:id="22" w:name="heading_10"/>
+      <w:bookmarkStart w:id="23" w:name="_Toc28072"/>
       <w:r>
         <w:t>识别主体与依据</w:t>
       </w:r>
-      <w:bookmarkEnd w:id="19"/>
-      <w:bookmarkEnd w:id="20"/>
+      <w:bookmarkEnd w:id="22"/>
+      <w:bookmarkEnd w:id="23"/>
     </w:p>
     <w:p>
       <w:pPr>
@@ -5676,13 +7398,13 @@
         <w:snapToGrid w:val="0"/>
         <w:textAlignment w:val="baseline"/>
       </w:pPr>
-      <w:bookmarkStart w:id="21" w:name="heading_11"/>
-      <w:bookmarkStart w:id="22" w:name="_Toc17417"/>
+      <w:bookmarkStart w:id="24" w:name="heading_11"/>
+      <w:bookmarkStart w:id="25" w:name="_Toc9207"/>
       <w:r>
         <w:t>识别范围与标准</w:t>
       </w:r>
-      <w:bookmarkEnd w:id="21"/>
-      <w:bookmarkEnd w:id="22"/>
+      <w:bookmarkEnd w:id="24"/>
+      <w:bookmarkEnd w:id="25"/>
     </w:p>
     <w:p>
       <w:pPr>
@@ -5746,13 +7468,13 @@
         <w:snapToGrid w:val="0"/>
         <w:textAlignment w:val="baseline"/>
       </w:pPr>
-      <w:bookmarkStart w:id="23" w:name="heading_12"/>
-      <w:bookmarkStart w:id="24" w:name="_Toc17692"/>
+      <w:bookmarkStart w:id="26" w:name="heading_12"/>
+      <w:bookmarkStart w:id="27" w:name="_Toc21281"/>
       <w:r>
         <w:t>配置结构与关系梳理</w:t>
       </w:r>
-      <w:bookmarkEnd w:id="23"/>
-      <w:bookmarkEnd w:id="24"/>
+      <w:bookmarkEnd w:id="26"/>
+      <w:bookmarkEnd w:id="27"/>
     </w:p>
     <w:p>
       <w:pPr>
@@ -5816,13 +7538,13 @@
         <w:snapToGrid w:val="0"/>
         <w:textAlignment w:val="baseline"/>
       </w:pPr>
-      <w:bookmarkStart w:id="25" w:name="heading_13"/>
-      <w:bookmarkStart w:id="26" w:name="_Toc6880"/>
+      <w:bookmarkStart w:id="28" w:name="heading_13"/>
+      <w:bookmarkStart w:id="29" w:name="_Toc24144"/>
       <w:r>
         <w:t>配置项控制</w:t>
       </w:r>
-      <w:bookmarkEnd w:id="25"/>
-      <w:bookmarkEnd w:id="26"/>
+      <w:bookmarkEnd w:id="28"/>
+      <w:bookmarkEnd w:id="29"/>
     </w:p>
     <w:p>
       <w:pPr>
@@ -5842,13 +7564,13 @@
         <w:snapToGrid w:val="0"/>
         <w:textAlignment w:val="baseline"/>
       </w:pPr>
-      <w:bookmarkStart w:id="27" w:name="heading_14"/>
-      <w:bookmarkStart w:id="28" w:name="_Toc15753"/>
+      <w:bookmarkStart w:id="30" w:name="heading_14"/>
+      <w:bookmarkStart w:id="31" w:name="_Toc1521"/>
       <w:r>
         <w:t>全生命周期管控</w:t>
       </w:r>
-      <w:bookmarkEnd w:id="27"/>
-      <w:bookmarkEnd w:id="28"/>
+      <w:bookmarkEnd w:id="30"/>
+      <w:bookmarkEnd w:id="31"/>
     </w:p>
     <w:p>
       <w:pPr>
@@ -5890,13 +7612,13 @@
         <w:snapToGrid w:val="0"/>
         <w:textAlignment w:val="baseline"/>
       </w:pPr>
-      <w:bookmarkStart w:id="29" w:name="heading_15"/>
-      <w:bookmarkStart w:id="30" w:name="_Toc7397"/>
+      <w:bookmarkStart w:id="32" w:name="heading_15"/>
+      <w:bookmarkStart w:id="33" w:name="_Toc14834"/>
       <w:r>
         <w:t>变更控制要求</w:t>
       </w:r>
-      <w:bookmarkEnd w:id="29"/>
-      <w:bookmarkEnd w:id="30"/>
+      <w:bookmarkEnd w:id="32"/>
+      <w:bookmarkEnd w:id="33"/>
     </w:p>
     <w:p>
       <w:pPr>
@@ -5938,13 +7660,13 @@
         <w:snapToGrid w:val="0"/>
         <w:textAlignment w:val="baseline"/>
       </w:pPr>
-      <w:bookmarkStart w:id="31" w:name="heading_16"/>
-      <w:bookmarkStart w:id="32" w:name="_Toc20283"/>
+      <w:bookmarkStart w:id="34" w:name="heading_16"/>
+      <w:bookmarkStart w:id="35" w:name="_Toc18932"/>
       <w:r>
         <w:t>发布关联管控</w:t>
       </w:r>
-      <w:bookmarkEnd w:id="31"/>
-      <w:bookmarkEnd w:id="32"/>
+      <w:bookmarkEnd w:id="34"/>
+      <w:bookmarkEnd w:id="35"/>
     </w:p>
     <w:p>
       <w:pPr>
@@ -5986,13 +7708,13 @@
         <w:snapToGrid w:val="0"/>
         <w:textAlignment w:val="baseline"/>
       </w:pPr>
-      <w:bookmarkStart w:id="33" w:name="heading_17"/>
-      <w:bookmarkStart w:id="34" w:name="_Toc5030"/>
+      <w:bookmarkStart w:id="36" w:name="heading_17"/>
+      <w:bookmarkStart w:id="37" w:name="_Toc20430"/>
       <w:r>
         <w:t>完整性保障措施</w:t>
       </w:r>
-      <w:bookmarkEnd w:id="33"/>
-      <w:bookmarkEnd w:id="34"/>
+      <w:bookmarkEnd w:id="36"/>
+      <w:bookmarkEnd w:id="37"/>
     </w:p>
     <w:p>
       <w:pPr>
@@ -6034,13 +7756,13 @@
         <w:snapToGrid w:val="0"/>
         <w:textAlignment w:val="baseline"/>
       </w:pPr>
-      <w:bookmarkStart w:id="35" w:name="heading_18"/>
-      <w:bookmarkStart w:id="36" w:name="_Toc3595"/>
+      <w:bookmarkStart w:id="38" w:name="heading_18"/>
+      <w:bookmarkStart w:id="39" w:name="_Toc11986"/>
       <w:r>
         <w:t>CMDB的控制和维护</w:t>
       </w:r>
-      <w:bookmarkEnd w:id="35"/>
-      <w:bookmarkEnd w:id="36"/>
+      <w:bookmarkEnd w:id="38"/>
+      <w:bookmarkEnd w:id="39"/>
     </w:p>
     <w:p>
       <w:pPr>
@@ -6060,13 +7782,13 @@
         <w:snapToGrid w:val="0"/>
         <w:textAlignment w:val="baseline"/>
       </w:pPr>
-      <w:bookmarkStart w:id="37" w:name="heading_19"/>
-      <w:bookmarkStart w:id="38" w:name="_Toc31256"/>
+      <w:bookmarkStart w:id="40" w:name="heading_19"/>
+      <w:bookmarkStart w:id="41" w:name="_Toc18811"/>
       <w:r>
         <w:t>维护职责与权限</w:t>
       </w:r>
-      <w:bookmarkEnd w:id="37"/>
-      <w:bookmarkEnd w:id="38"/>
+      <w:bookmarkEnd w:id="40"/>
+      <w:bookmarkEnd w:id="41"/>
     </w:p>
     <w:p>
       <w:pPr>
@@ -6108,13 +7830,13 @@
         <w:snapToGrid w:val="0"/>
         <w:textAlignment w:val="baseline"/>
       </w:pPr>
-      <w:bookmarkStart w:id="39" w:name="heading_20"/>
-      <w:bookmarkStart w:id="40" w:name="_Toc19887"/>
+      <w:bookmarkStart w:id="42" w:name="heading_20"/>
+      <w:bookmarkStart w:id="43" w:name="_Toc30226"/>
       <w:r>
         <w:t>变更驱动更新</w:t>
       </w:r>
-      <w:bookmarkEnd w:id="39"/>
-      <w:bookmarkEnd w:id="40"/>
+      <w:bookmarkEnd w:id="42"/>
+      <w:bookmarkEnd w:id="43"/>
     </w:p>
     <w:p>
       <w:pPr>
@@ -6156,13 +7878,13 @@
         <w:snapToGrid w:val="0"/>
         <w:textAlignment w:val="baseline"/>
       </w:pPr>
-      <w:bookmarkStart w:id="41" w:name="heading_21"/>
-      <w:bookmarkStart w:id="42" w:name="_Toc20322"/>
+      <w:bookmarkStart w:id="44" w:name="heading_21"/>
+      <w:bookmarkStart w:id="45" w:name="_Toc20364"/>
       <w:r>
         <w:t>日常维护要求</w:t>
       </w:r>
-      <w:bookmarkEnd w:id="41"/>
-      <w:bookmarkEnd w:id="42"/>
+      <w:bookmarkEnd w:id="44"/>
+      <w:bookmarkEnd w:id="45"/>
     </w:p>
     <w:p>
       <w:pPr>
@@ -6204,13 +7926,13 @@
         <w:snapToGrid w:val="0"/>
         <w:textAlignment w:val="baseline"/>
       </w:pPr>
-      <w:bookmarkStart w:id="43" w:name="heading_22"/>
-      <w:bookmarkStart w:id="44" w:name="_Toc18898"/>
+      <w:bookmarkStart w:id="46" w:name="heading_22"/>
+      <w:bookmarkStart w:id="47" w:name="_Toc26258"/>
       <w:r>
         <w:t>配置项验证和审计</w:t>
       </w:r>
-      <w:bookmarkEnd w:id="43"/>
-      <w:bookmarkEnd w:id="44"/>
+      <w:bookmarkEnd w:id="46"/>
+      <w:bookmarkEnd w:id="47"/>
     </w:p>
     <w:p>
       <w:pPr>
@@ -6230,13 +7952,13 @@
         <w:snapToGrid w:val="0"/>
         <w:textAlignment w:val="baseline"/>
       </w:pPr>
-      <w:bookmarkStart w:id="45" w:name="heading_23"/>
-      <w:bookmarkStart w:id="46" w:name="_Toc15646"/>
+      <w:bookmarkStart w:id="48" w:name="heading_23"/>
+      <w:bookmarkStart w:id="49" w:name="_Toc13203"/>
       <w:r>
         <w:t>审计组织与频率</w:t>
       </w:r>
-      <w:bookmarkEnd w:id="45"/>
-      <w:bookmarkEnd w:id="46"/>
+      <w:bookmarkEnd w:id="48"/>
+      <w:bookmarkEnd w:id="49"/>
     </w:p>
     <w:p>
       <w:pPr>
@@ -6288,13 +8010,13 @@
         <w:snapToGrid w:val="0"/>
         <w:textAlignment w:val="baseline"/>
       </w:pPr>
-      <w:bookmarkStart w:id="47" w:name="heading_24"/>
-      <w:bookmarkStart w:id="48" w:name="_Toc22483"/>
+      <w:bookmarkStart w:id="50" w:name="heading_24"/>
+      <w:bookmarkStart w:id="51" w:name="_Toc24837"/>
       <w:r>
         <w:t>审计内容与方法</w:t>
       </w:r>
-      <w:bookmarkEnd w:id="47"/>
-      <w:bookmarkEnd w:id="48"/>
+      <w:bookmarkEnd w:id="50"/>
+      <w:bookmarkEnd w:id="51"/>
     </w:p>
     <w:p>
       <w:pPr>
@@ -6336,13 +8058,13 @@
         <w:snapToGrid w:val="0"/>
         <w:textAlignment w:val="baseline"/>
       </w:pPr>
-      <w:bookmarkStart w:id="49" w:name="heading_25"/>
-      <w:bookmarkStart w:id="50" w:name="_Toc5268"/>
+      <w:bookmarkStart w:id="52" w:name="heading_25"/>
+      <w:bookmarkStart w:id="53" w:name="_Toc31546"/>
       <w:r>
         <w:t>问题处理与改进</w:t>
       </w:r>
-      <w:bookmarkEnd w:id="49"/>
-      <w:bookmarkEnd w:id="50"/>
+      <w:bookmarkEnd w:id="52"/>
+      <w:bookmarkEnd w:id="53"/>
     </w:p>
     <w:p>
       <w:pPr>
@@ -6384,13 +8106,13 @@
         <w:snapToGrid w:val="0"/>
         <w:textAlignment w:val="baseline"/>
       </w:pPr>
-      <w:bookmarkStart w:id="51" w:name="heading_26"/>
-      <w:bookmarkStart w:id="52" w:name="_Toc14244"/>
+      <w:bookmarkStart w:id="54" w:name="heading_26"/>
+      <w:bookmarkStart w:id="55" w:name="_Toc25899"/>
       <w:r>
         <w:t>生成配置报告</w:t>
       </w:r>
-      <w:bookmarkEnd w:id="51"/>
-      <w:bookmarkEnd w:id="52"/>
+      <w:bookmarkEnd w:id="54"/>
+      <w:bookmarkEnd w:id="55"/>
     </w:p>
     <w:p>
       <w:pPr>
@@ -6410,13 +8132,13 @@
         <w:snapToGrid w:val="0"/>
         <w:textAlignment w:val="baseline"/>
       </w:pPr>
-      <w:bookmarkStart w:id="53" w:name="heading_27"/>
-      <w:bookmarkStart w:id="54" w:name="_Toc685"/>
+      <w:bookmarkStart w:id="56" w:name="heading_27"/>
+      <w:bookmarkStart w:id="57" w:name="_Toc23829"/>
       <w:r>
         <w:t>报告编制要求</w:t>
       </w:r>
-      <w:bookmarkEnd w:id="53"/>
-      <w:bookmarkEnd w:id="54"/>
+      <w:bookmarkEnd w:id="56"/>
+      <w:bookmarkEnd w:id="57"/>
     </w:p>
     <w:p>
       <w:pPr>
@@ -6458,13 +8180,13 @@
         <w:snapToGrid w:val="0"/>
         <w:textAlignment w:val="baseline"/>
       </w:pPr>
-      <w:bookmarkStart w:id="55" w:name="heading_28"/>
-      <w:bookmarkStart w:id="56" w:name="_Toc1111"/>
+      <w:bookmarkStart w:id="58" w:name="heading_28"/>
+      <w:bookmarkStart w:id="59" w:name="_Toc30162"/>
       <w:r>
         <w:t>报告核心内容</w:t>
       </w:r>
-      <w:bookmarkEnd w:id="55"/>
-      <w:bookmarkEnd w:id="56"/>
+      <w:bookmarkEnd w:id="58"/>
+      <w:bookmarkEnd w:id="59"/>
     </w:p>
     <w:p>
       <w:pPr>
@@ -6493,13 +8215,13 @@
         <w:pStyle w:val="48"/>
         <w:bidi w:val="0"/>
       </w:pPr>
-      <w:bookmarkStart w:id="57" w:name="heading_29"/>
-      <w:bookmarkStart w:id="58" w:name="_Toc6329"/>
+      <w:bookmarkStart w:id="60" w:name="heading_29"/>
+      <w:bookmarkStart w:id="61" w:name="_Toc1308"/>
       <w:r>
         <w:t>报告应用与查询</w:t>
       </w:r>
-      <w:bookmarkEnd w:id="57"/>
-      <w:bookmarkEnd w:id="58"/>
+      <w:bookmarkEnd w:id="60"/>
+      <w:bookmarkEnd w:id="61"/>
     </w:p>
     <w:p>
       <w:pPr>
@@ -6528,26 +8250,26 @@
         <w:pStyle w:val="45"/>
         <w:bidi w:val="0"/>
       </w:pPr>
-      <w:bookmarkStart w:id="59" w:name="heading_30"/>
-      <w:bookmarkStart w:id="60" w:name="_Toc2653"/>
+      <w:bookmarkStart w:id="62" w:name="heading_30"/>
+      <w:bookmarkStart w:id="63" w:name="_Toc31209"/>
       <w:r>
         <w:t>配置管理回顾与改进</w:t>
       </w:r>
-      <w:bookmarkEnd w:id="59"/>
-      <w:bookmarkEnd w:id="60"/>
+      <w:bookmarkEnd w:id="62"/>
+      <w:bookmarkEnd w:id="63"/>
     </w:p>
     <w:p>
       <w:pPr>
         <w:pStyle w:val="47"/>
         <w:bidi w:val="0"/>
       </w:pPr>
-      <w:bookmarkStart w:id="61" w:name="heading_31"/>
-      <w:bookmarkStart w:id="62" w:name="_Toc30788"/>
+      <w:bookmarkStart w:id="64" w:name="heading_31"/>
+      <w:bookmarkStart w:id="65" w:name="_Toc26100"/>
       <w:r>
         <w:t>回顾机制建立</w:t>
       </w:r>
-      <w:bookmarkEnd w:id="61"/>
-      <w:bookmarkEnd w:id="62"/>
+      <w:bookmarkEnd w:id="64"/>
+      <w:bookmarkEnd w:id="65"/>
     </w:p>
     <w:p>
       <w:pPr>
@@ -6576,13 +8298,13 @@
         <w:pStyle w:val="47"/>
         <w:bidi w:val="0"/>
       </w:pPr>
-      <w:bookmarkStart w:id="63" w:name="heading_32"/>
-      <w:bookmarkStart w:id="64" w:name="_Toc14472"/>
+      <w:bookmarkStart w:id="66" w:name="heading_32"/>
+      <w:bookmarkStart w:id="67" w:name="_Toc27437"/>
       <w:r>
         <w:t>改进点识别与规划</w:t>
       </w:r>
-      <w:bookmarkEnd w:id="63"/>
-      <w:bookmarkEnd w:id="64"/>
+      <w:bookmarkEnd w:id="66"/>
+      <w:bookmarkEnd w:id="67"/>
     </w:p>
     <w:p>
       <w:pPr>
@@ -6611,13 +8333,13 @@
         <w:pStyle w:val="47"/>
         <w:bidi w:val="0"/>
       </w:pPr>
-      <w:bookmarkStart w:id="65" w:name="heading_33"/>
-      <w:bookmarkStart w:id="66" w:name="_Toc8829"/>
+      <w:bookmarkStart w:id="68" w:name="heading_33"/>
+      <w:bookmarkStart w:id="69" w:name="_Toc17768"/>
       <w:r>
         <w:t>改进计划执行与跟踪</w:t>
       </w:r>
-      <w:bookmarkEnd w:id="65"/>
-      <w:bookmarkEnd w:id="66"/>
+      <w:bookmarkEnd w:id="68"/>
+      <w:bookmarkEnd w:id="69"/>
     </w:p>
     <w:p>
       <w:pPr>
@@ -6646,26 +8368,26 @@
         <w:pStyle w:val="45"/>
         <w:bidi w:val="0"/>
       </w:pPr>
-      <w:bookmarkStart w:id="67" w:name="heading_34"/>
-      <w:bookmarkStart w:id="68" w:name="_Toc19020"/>
+      <w:bookmarkStart w:id="70" w:name="heading_34"/>
+      <w:bookmarkStart w:id="71" w:name="_Toc26420"/>
       <w:r>
         <w:t>配置管理与其他流程的关系</w:t>
       </w:r>
-      <w:bookmarkEnd w:id="67"/>
-      <w:bookmarkEnd w:id="68"/>
+      <w:bookmarkEnd w:id="70"/>
+      <w:bookmarkEnd w:id="71"/>
     </w:p>
     <w:p>
       <w:pPr>
         <w:pStyle w:val="47"/>
         <w:bidi w:val="0"/>
       </w:pPr>
-      <w:bookmarkStart w:id="69" w:name="heading_35"/>
-      <w:bookmarkStart w:id="70" w:name="_Toc12295"/>
+      <w:bookmarkStart w:id="72" w:name="heading_35"/>
+      <w:bookmarkStart w:id="73" w:name="_Toc26052"/>
       <w:r>
         <w:t>与变更管理的关系</w:t>
       </w:r>
-      <w:bookmarkEnd w:id="69"/>
-      <w:bookmarkEnd w:id="70"/>
+      <w:bookmarkEnd w:id="72"/>
+      <w:bookmarkEnd w:id="73"/>
     </w:p>
     <w:p>
       <w:pPr>
@@ -6694,13 +8416,13 @@
         <w:pStyle w:val="47"/>
         <w:bidi w:val="0"/>
       </w:pPr>
-      <w:bookmarkStart w:id="71" w:name="heading_36"/>
-      <w:bookmarkStart w:id="72" w:name="_Toc31954"/>
+      <w:bookmarkStart w:id="74" w:name="heading_36"/>
+      <w:bookmarkStart w:id="75" w:name="_Toc7657"/>
       <w:r>
         <w:t>与发布管理的关系</w:t>
       </w:r>
-      <w:bookmarkEnd w:id="71"/>
-      <w:bookmarkEnd w:id="72"/>
+      <w:bookmarkEnd w:id="74"/>
+      <w:bookmarkEnd w:id="75"/>
     </w:p>
     <w:p>
       <w:pPr>
@@ -6729,13 +8451,13 @@
         <w:pStyle w:val="47"/>
         <w:bidi w:val="0"/>
       </w:pPr>
-      <w:bookmarkStart w:id="73" w:name="heading_37"/>
-      <w:bookmarkStart w:id="74" w:name="_Toc7213"/>
+      <w:bookmarkStart w:id="76" w:name="heading_37"/>
+      <w:bookmarkStart w:id="77" w:name="_Toc31472"/>
       <w:r>
         <w:t>与事件管理的关系</w:t>
       </w:r>
-      <w:bookmarkEnd w:id="73"/>
-      <w:bookmarkEnd w:id="74"/>
+      <w:bookmarkEnd w:id="76"/>
+      <w:bookmarkEnd w:id="77"/>
     </w:p>
     <w:p>
       <w:pPr>
@@ -6764,13 +8486,13 @@
         <w:pStyle w:val="47"/>
         <w:bidi w:val="0"/>
       </w:pPr>
-      <w:bookmarkStart w:id="75" w:name="heading_38"/>
-      <w:bookmarkStart w:id="76" w:name="_Toc28122"/>
+      <w:bookmarkStart w:id="78" w:name="heading_38"/>
+      <w:bookmarkStart w:id="79" w:name="_Toc12458"/>
       <w:r>
         <w:t>与问题管理的关系</w:t>
       </w:r>
-      <w:bookmarkEnd w:id="75"/>
-      <w:bookmarkEnd w:id="76"/>
+      <w:bookmarkEnd w:id="78"/>
+      <w:bookmarkEnd w:id="79"/>
     </w:p>
     <w:p>
       <w:pPr>
@@ -6799,13 +8521,13 @@
         <w:pStyle w:val="47"/>
         <w:bidi w:val="0"/>
       </w:pPr>
-      <w:bookmarkStart w:id="77" w:name="heading_39"/>
-      <w:bookmarkStart w:id="78" w:name="_Toc26314"/>
+      <w:bookmarkStart w:id="80" w:name="heading_39"/>
+      <w:bookmarkStart w:id="81" w:name="_Toc20860"/>
       <w:r>
         <w:t>与服务级别管理的关系</w:t>
       </w:r>
-      <w:bookmarkEnd w:id="77"/>
-      <w:bookmarkEnd w:id="78"/>
+      <w:bookmarkEnd w:id="80"/>
+      <w:bookmarkEnd w:id="81"/>
     </w:p>
     <w:p>
       <w:pPr>
@@ -6834,13 +8556,13 @@
         <w:pStyle w:val="45"/>
         <w:bidi w:val="0"/>
       </w:pPr>
-      <w:bookmarkStart w:id="79" w:name="heading_40"/>
-      <w:bookmarkStart w:id="80" w:name="_Toc31363"/>
+      <w:bookmarkStart w:id="82" w:name="heading_40"/>
+      <w:bookmarkStart w:id="83" w:name="_Toc28594"/>
       <w:r>
         <w:t>KPI指标</w:t>
       </w:r>
-      <w:bookmarkEnd w:id="79"/>
-      <w:bookmarkEnd w:id="80"/>
+      <w:bookmarkEnd w:id="82"/>
+      <w:bookmarkEnd w:id="83"/>
     </w:p>
     <w:p>
       <w:pPr>
@@ -7262,7 +8984,17 @@
                 <w:sz w:val="18"/>
                 <w:szCs w:val="18"/>
               </w:rPr>
-              <w:t>100</w:t>
+              <w:t>10</w:t>
+            </w:r>
+            <w:bookmarkStart w:id="86" w:name="_GoBack"/>
+            <w:bookmarkEnd w:id="86"/>
+            <w:r>
+              <w:rPr>
+                <w:spacing w:val="-7"/>
+                <w:sz w:val="18"/>
+                <w:szCs w:val="18"/>
+              </w:rPr>
+              <w:t>0</w:t>
             </w:r>
             <w:r>
               <w:rPr>
@@ -7385,13 +9117,13 @@
         <w:pStyle w:val="45"/>
         <w:bidi w:val="0"/>
       </w:pPr>
-      <w:bookmarkStart w:id="81" w:name="heading_41"/>
-      <w:bookmarkStart w:id="82" w:name="_Toc10859"/>
+      <w:bookmarkStart w:id="84" w:name="heading_41"/>
+      <w:bookmarkStart w:id="85" w:name="_Toc32512"/>
       <w:r>
         <w:t>相关文件</w:t>
       </w:r>
-      <w:bookmarkEnd w:id="81"/>
-      <w:bookmarkEnd w:id="82"/>
+      <w:bookmarkEnd w:id="84"/>
+      <w:bookmarkEnd w:id="85"/>
     </w:p>
     <w:p>
       <w:pPr>
@@ -8794,6 +10526,21 @@
       <w:lang w:eastAsia="zh-CN"/>
     </w:rPr>
   </w:style>
+  <w:style w:type="table" w:customStyle="1" w:styleId="59">
+    <w:name w:val="Table Normal_0_0"/>
+    <w:semiHidden/>
+    <w:unhideWhenUsed/>
+    <w:qFormat/>
+    <w:uiPriority w:val="0"/>
+    <w:tblPr>
+      <w:tblCellMar>
+        <w:top w:w="0" w:type="dxa"/>
+        <w:left w:w="0" w:type="dxa"/>
+        <w:bottom w:w="0" w:type="dxa"/>
+        <w:right w:w="0" w:type="dxa"/>
+      </w:tblCellMar>
+    </w:tblPr>
+  </w:style>
 </w:styles>
 </file>
 
